--- a/Tuan_05/22669281_NguyenHuuSang_Tuan05.docx
+++ b/Tuan_05/22669281_NguyenHuuSang_Tuan05.docx
@@ -20,41 +20,36 @@
         <w:t>MSSV: 22669281</w:t>
       </w:r>
     </w:p>
+    <w:p>
+      <w:pPr>
+        <w:pStyle w:val="Heading1"/>
+        <w:spacing w:after="120"/>
+      </w:pPr>
+      <w:r>
+        <w:t>Phần 1:</w:t>
+      </w:r>
+      <w:r>
+        <w:tab/>
+        <w:t>Một số lệnh Docker Compose cơ bản</w:t>
+      </w:r>
+    </w:p>
     <w:tbl>
       <w:tblPr>
         <w:tblStyle w:val="TableGrid"/>
-        <w:tblW w:w="0" w:type="auto"/>
+        <w:tblW w:w="11340" w:type="dxa"/>
+        <w:tblInd w:w="-1805" w:type="dxa"/>
         <w:tblLook w:val="04A0" w:firstRow="1" w:lastRow="0" w:firstColumn="1" w:lastColumn="0" w:noHBand="0" w:noVBand="1"/>
       </w:tblPr>
       <w:tblGrid>
-        <w:gridCol w:w="641"/>
-        <w:gridCol w:w="4572"/>
-        <w:gridCol w:w="2565"/>
+        <w:gridCol w:w="476"/>
+        <w:gridCol w:w="1939"/>
+        <w:gridCol w:w="6"/>
+        <w:gridCol w:w="8919"/>
       </w:tblGrid>
       <w:tr>
         <w:tc>
           <w:tcPr>
-            <w:tcW w:w="8004" w:type="dxa"/>
-            <w:gridSpan w:val="3"/>
-          </w:tcPr>
-          <w:p>
-            <w:pPr>
-              <w:ind w:firstLine="0"/>
-            </w:pPr>
-            <w:r>
-              <w:t>Phần 1:</w:t>
-            </w:r>
-            <w:r>
-              <w:tab/>
-              <w:t>Một số lệnh Docker Compose cơ bản</w:t>
-            </w:r>
-          </w:p>
-        </w:tc>
-      </w:tr>
-      <w:tr>
-        <w:tc>
-          <w:tcPr>
-            <w:tcW w:w="648" w:type="dxa"/>
+            <w:tcW w:w="476" w:type="dxa"/>
           </w:tcPr>
           <w:p>
             <w:pPr>
@@ -67,7 +62,8 @@
         </w:tc>
         <w:tc>
           <w:tcPr>
-            <w:tcW w:w="4688" w:type="dxa"/>
+            <w:tcW w:w="1945" w:type="dxa"/>
+            <w:gridSpan w:val="2"/>
           </w:tcPr>
           <w:p>
             <w:pPr>
@@ -80,19 +76,72 @@
         </w:tc>
         <w:tc>
           <w:tcPr>
-            <w:tcW w:w="2668" w:type="dxa"/>
+            <w:tcW w:w="8919" w:type="dxa"/>
           </w:tcPr>
           <w:p>
             <w:pPr>
               <w:ind w:firstLine="0"/>
             </w:pPr>
+            <w:r>
+              <w:rPr>
+                <w:noProof/>
+              </w:rPr>
+              <w:drawing>
+                <wp:inline distT="0" distB="0" distL="0" distR="0" wp14:anchorId="561C5CD9" wp14:editId="6AC535CD">
+                  <wp:extent cx="4442460" cy="1920240"/>
+                  <wp:effectExtent l="0" t="0" r="0" b="3810"/>
+                  <wp:docPr id="266195161" name="Picture 1"/>
+                  <wp:cNvGraphicFramePr>
+                    <a:graphicFrameLocks xmlns:a="http://schemas.openxmlformats.org/drawingml/2006/main" noChangeAspect="1"/>
+                  </wp:cNvGraphicFramePr>
+                  <a:graphic xmlns:a="http://schemas.openxmlformats.org/drawingml/2006/main">
+                    <a:graphicData uri="http://schemas.openxmlformats.org/drawingml/2006/picture">
+                      <pic:pic xmlns:pic="http://schemas.openxmlformats.org/drawingml/2006/picture">
+                        <pic:nvPicPr>
+                          <pic:cNvPr id="0" name="Picture 1"/>
+                          <pic:cNvPicPr>
+                            <a:picLocks noChangeAspect="1" noChangeArrowheads="1"/>
+                          </pic:cNvPicPr>
+                        </pic:nvPicPr>
+                        <pic:blipFill>
+                          <a:blip r:embed="rId5">
+                            <a:extLst>
+                              <a:ext uri="{28A0092B-C50C-407E-A947-70E740481C1C}">
+                                <a14:useLocalDpi xmlns:a14="http://schemas.microsoft.com/office/drawing/2010/main" val="0"/>
+                              </a:ext>
+                            </a:extLst>
+                          </a:blip>
+                          <a:srcRect/>
+                          <a:stretch>
+                            <a:fillRect/>
+                          </a:stretch>
+                        </pic:blipFill>
+                        <pic:spPr bwMode="auto">
+                          <a:xfrm>
+                            <a:off x="0" y="0"/>
+                            <a:ext cx="4442460" cy="1920240"/>
+                          </a:xfrm>
+                          <a:prstGeom prst="rect">
+                            <a:avLst/>
+                          </a:prstGeom>
+                          <a:noFill/>
+                          <a:ln>
+                            <a:noFill/>
+                          </a:ln>
+                        </pic:spPr>
+                      </pic:pic>
+                    </a:graphicData>
+                  </a:graphic>
+                </wp:inline>
+              </w:drawing>
+            </w:r>
           </w:p>
         </w:tc>
       </w:tr>
       <w:tr>
         <w:tc>
           <w:tcPr>
-            <w:tcW w:w="648" w:type="dxa"/>
+            <w:tcW w:w="476" w:type="dxa"/>
           </w:tcPr>
           <w:p>
             <w:pPr>
@@ -105,7 +154,7 @@
         </w:tc>
         <w:tc>
           <w:tcPr>
-            <w:tcW w:w="4688" w:type="dxa"/>
+            <w:tcW w:w="1939" w:type="dxa"/>
           </w:tcPr>
           <w:p>
             <w:pPr>
@@ -118,19 +167,57 @@
         </w:tc>
         <w:tc>
           <w:tcPr>
-            <w:tcW w:w="2668" w:type="dxa"/>
+            <w:tcW w:w="8925" w:type="dxa"/>
+            <w:gridSpan w:val="2"/>
           </w:tcPr>
           <w:p>
             <w:pPr>
               <w:ind w:firstLine="0"/>
             </w:pPr>
+            <w:r>
+              <w:drawing>
+                <wp:inline distT="0" distB="0" distL="0" distR="0" wp14:anchorId="57EDA407" wp14:editId="52BA91C2">
+                  <wp:extent cx="4945380" cy="2145665"/>
+                  <wp:effectExtent l="0" t="0" r="7620" b="6985"/>
+                  <wp:docPr id="1872887119" name="Picture 1"/>
+                  <wp:cNvGraphicFramePr>
+                    <a:graphicFrameLocks xmlns:a="http://schemas.openxmlformats.org/drawingml/2006/main" noChangeAspect="1"/>
+                  </wp:cNvGraphicFramePr>
+                  <a:graphic xmlns:a="http://schemas.openxmlformats.org/drawingml/2006/main">
+                    <a:graphicData uri="http://schemas.openxmlformats.org/drawingml/2006/picture">
+                      <pic:pic xmlns:pic="http://schemas.openxmlformats.org/drawingml/2006/picture">
+                        <pic:nvPicPr>
+                          <pic:cNvPr id="1872887119" name=""/>
+                          <pic:cNvPicPr/>
+                        </pic:nvPicPr>
+                        <pic:blipFill>
+                          <a:blip r:embed="rId6"/>
+                          <a:stretch>
+                            <a:fillRect/>
+                          </a:stretch>
+                        </pic:blipFill>
+                        <pic:spPr>
+                          <a:xfrm>
+                            <a:off x="0" y="0"/>
+                            <a:ext cx="4945380" cy="2145665"/>
+                          </a:xfrm>
+                          <a:prstGeom prst="rect">
+                            <a:avLst/>
+                          </a:prstGeom>
+                        </pic:spPr>
+                      </pic:pic>
+                    </a:graphicData>
+                  </a:graphic>
+                </wp:inline>
+              </w:drawing>
+            </w:r>
           </w:p>
         </w:tc>
       </w:tr>
       <w:tr>
         <w:tc>
           <w:tcPr>
-            <w:tcW w:w="648" w:type="dxa"/>
+            <w:tcW w:w="476" w:type="dxa"/>
           </w:tcPr>
           <w:p>
             <w:pPr>
@@ -143,7 +230,7 @@
         </w:tc>
         <w:tc>
           <w:tcPr>
-            <w:tcW w:w="4688" w:type="dxa"/>
+            <w:tcW w:w="1939" w:type="dxa"/>
           </w:tcPr>
           <w:p>
             <w:pPr>
@@ -156,32 +243,71 @@
         </w:tc>
         <w:tc>
           <w:tcPr>
-            <w:tcW w:w="2668" w:type="dxa"/>
+            <w:tcW w:w="8925" w:type="dxa"/>
+            <w:gridSpan w:val="2"/>
           </w:tcPr>
           <w:p>
             <w:pPr>
               <w:ind w:firstLine="0"/>
             </w:pPr>
+            <w:r>
+              <w:drawing>
+                <wp:inline distT="0" distB="0" distL="0" distR="0" wp14:anchorId="6C073B34" wp14:editId="6C772B1B">
+                  <wp:extent cx="4945380" cy="1722120"/>
+                  <wp:effectExtent l="0" t="0" r="7620" b="0"/>
+                  <wp:docPr id="22012781" name="Picture 1"/>
+                  <wp:cNvGraphicFramePr>
+                    <a:graphicFrameLocks xmlns:a="http://schemas.openxmlformats.org/drawingml/2006/main" noChangeAspect="1"/>
+                  </wp:cNvGraphicFramePr>
+                  <a:graphic xmlns:a="http://schemas.openxmlformats.org/drawingml/2006/main">
+                    <a:graphicData uri="http://schemas.openxmlformats.org/drawingml/2006/picture">
+                      <pic:pic xmlns:pic="http://schemas.openxmlformats.org/drawingml/2006/picture">
+                        <pic:nvPicPr>
+                          <pic:cNvPr id="22012781" name=""/>
+                          <pic:cNvPicPr/>
+                        </pic:nvPicPr>
+                        <pic:blipFill>
+                          <a:blip r:embed="rId7"/>
+                          <a:stretch>
+                            <a:fillRect/>
+                          </a:stretch>
+                        </pic:blipFill>
+                        <pic:spPr>
+                          <a:xfrm>
+                            <a:off x="0" y="0"/>
+                            <a:ext cx="4945380" cy="1722120"/>
+                          </a:xfrm>
+                          <a:prstGeom prst="rect">
+                            <a:avLst/>
+                          </a:prstGeom>
+                        </pic:spPr>
+                      </pic:pic>
+                    </a:graphicData>
+                  </a:graphic>
+                </wp:inline>
+              </w:drawing>
+            </w:r>
           </w:p>
         </w:tc>
       </w:tr>
       <w:tr>
         <w:tc>
           <w:tcPr>
-            <w:tcW w:w="648" w:type="dxa"/>
+            <w:tcW w:w="476" w:type="dxa"/>
           </w:tcPr>
           <w:p>
             <w:pPr>
               <w:ind w:firstLine="0"/>
             </w:pPr>
             <w:r>
+              <w:lastRenderedPageBreak/>
               <w:t>4</w:t>
             </w:r>
           </w:p>
         </w:tc>
         <w:tc>
           <w:tcPr>
-            <w:tcW w:w="4688" w:type="dxa"/>
+            <w:tcW w:w="1939" w:type="dxa"/>
           </w:tcPr>
           <w:p>
             <w:pPr>
@@ -194,19 +320,57 @@
         </w:tc>
         <w:tc>
           <w:tcPr>
-            <w:tcW w:w="2668" w:type="dxa"/>
+            <w:tcW w:w="8925" w:type="dxa"/>
+            <w:gridSpan w:val="2"/>
           </w:tcPr>
           <w:p>
             <w:pPr>
               <w:ind w:firstLine="0"/>
             </w:pPr>
+            <w:r>
+              <w:drawing>
+                <wp:inline distT="0" distB="0" distL="0" distR="0" wp14:anchorId="171409E0" wp14:editId="76CB8BCC">
+                  <wp:extent cx="4945380" cy="1927860"/>
+                  <wp:effectExtent l="0" t="0" r="7620" b="0"/>
+                  <wp:docPr id="551477389" name="Picture 1"/>
+                  <wp:cNvGraphicFramePr>
+                    <a:graphicFrameLocks xmlns:a="http://schemas.openxmlformats.org/drawingml/2006/main" noChangeAspect="1"/>
+                  </wp:cNvGraphicFramePr>
+                  <a:graphic xmlns:a="http://schemas.openxmlformats.org/drawingml/2006/main">
+                    <a:graphicData uri="http://schemas.openxmlformats.org/drawingml/2006/picture">
+                      <pic:pic xmlns:pic="http://schemas.openxmlformats.org/drawingml/2006/picture">
+                        <pic:nvPicPr>
+                          <pic:cNvPr id="551477389" name=""/>
+                          <pic:cNvPicPr/>
+                        </pic:nvPicPr>
+                        <pic:blipFill>
+                          <a:blip r:embed="rId8"/>
+                          <a:stretch>
+                            <a:fillRect/>
+                          </a:stretch>
+                        </pic:blipFill>
+                        <pic:spPr>
+                          <a:xfrm>
+                            <a:off x="0" y="0"/>
+                            <a:ext cx="4945380" cy="1927860"/>
+                          </a:xfrm>
+                          <a:prstGeom prst="rect">
+                            <a:avLst/>
+                          </a:prstGeom>
+                        </pic:spPr>
+                      </pic:pic>
+                    </a:graphicData>
+                  </a:graphic>
+                </wp:inline>
+              </w:drawing>
+            </w:r>
           </w:p>
         </w:tc>
       </w:tr>
       <w:tr>
         <w:tc>
           <w:tcPr>
-            <w:tcW w:w="648" w:type="dxa"/>
+            <w:tcW w:w="476" w:type="dxa"/>
           </w:tcPr>
           <w:p>
             <w:pPr>
@@ -219,7 +383,7 @@
         </w:tc>
         <w:tc>
           <w:tcPr>
-            <w:tcW w:w="4688" w:type="dxa"/>
+            <w:tcW w:w="1939" w:type="dxa"/>
           </w:tcPr>
           <w:p>
             <w:pPr>
@@ -232,19 +396,57 @@
         </w:tc>
         <w:tc>
           <w:tcPr>
-            <w:tcW w:w="2668" w:type="dxa"/>
+            <w:tcW w:w="8925" w:type="dxa"/>
+            <w:gridSpan w:val="2"/>
           </w:tcPr>
           <w:p>
             <w:pPr>
               <w:ind w:firstLine="0"/>
             </w:pPr>
+            <w:r>
+              <w:drawing>
+                <wp:inline distT="0" distB="0" distL="0" distR="0" wp14:anchorId="58234584" wp14:editId="5C2EB590">
+                  <wp:extent cx="4945380" cy="802005"/>
+                  <wp:effectExtent l="0" t="0" r="7620" b="0"/>
+                  <wp:docPr id="1335941502" name="Picture 1"/>
+                  <wp:cNvGraphicFramePr>
+                    <a:graphicFrameLocks xmlns:a="http://schemas.openxmlformats.org/drawingml/2006/main" noChangeAspect="1"/>
+                  </wp:cNvGraphicFramePr>
+                  <a:graphic xmlns:a="http://schemas.openxmlformats.org/drawingml/2006/main">
+                    <a:graphicData uri="http://schemas.openxmlformats.org/drawingml/2006/picture">
+                      <pic:pic xmlns:pic="http://schemas.openxmlformats.org/drawingml/2006/picture">
+                        <pic:nvPicPr>
+                          <pic:cNvPr id="1335941502" name=""/>
+                          <pic:cNvPicPr/>
+                        </pic:nvPicPr>
+                        <pic:blipFill>
+                          <a:blip r:embed="rId9"/>
+                          <a:stretch>
+                            <a:fillRect/>
+                          </a:stretch>
+                        </pic:blipFill>
+                        <pic:spPr>
+                          <a:xfrm>
+                            <a:off x="0" y="0"/>
+                            <a:ext cx="4945380" cy="802005"/>
+                          </a:xfrm>
+                          <a:prstGeom prst="rect">
+                            <a:avLst/>
+                          </a:prstGeom>
+                        </pic:spPr>
+                      </pic:pic>
+                    </a:graphicData>
+                  </a:graphic>
+                </wp:inline>
+              </w:drawing>
+            </w:r>
           </w:p>
         </w:tc>
       </w:tr>
       <w:tr>
         <w:tc>
           <w:tcPr>
-            <w:tcW w:w="648" w:type="dxa"/>
+            <w:tcW w:w="476" w:type="dxa"/>
           </w:tcPr>
           <w:p>
             <w:pPr>
@@ -257,7 +459,7 @@
         </w:tc>
         <w:tc>
           <w:tcPr>
-            <w:tcW w:w="4688" w:type="dxa"/>
+            <w:tcW w:w="1939" w:type="dxa"/>
           </w:tcPr>
           <w:p>
             <w:pPr>
@@ -270,19 +472,57 @@
         </w:tc>
         <w:tc>
           <w:tcPr>
-            <w:tcW w:w="2668" w:type="dxa"/>
+            <w:tcW w:w="8925" w:type="dxa"/>
+            <w:gridSpan w:val="2"/>
           </w:tcPr>
           <w:p>
             <w:pPr>
               <w:ind w:firstLine="0"/>
             </w:pPr>
+            <w:r>
+              <w:drawing>
+                <wp:inline distT="0" distB="0" distL="0" distR="0" wp14:anchorId="578D439B" wp14:editId="6167775C">
+                  <wp:extent cx="4945380" cy="437515"/>
+                  <wp:effectExtent l="0" t="0" r="7620" b="635"/>
+                  <wp:docPr id="1191571138" name="Picture 1"/>
+                  <wp:cNvGraphicFramePr>
+                    <a:graphicFrameLocks xmlns:a="http://schemas.openxmlformats.org/drawingml/2006/main" noChangeAspect="1"/>
+                  </wp:cNvGraphicFramePr>
+                  <a:graphic xmlns:a="http://schemas.openxmlformats.org/drawingml/2006/main">
+                    <a:graphicData uri="http://schemas.openxmlformats.org/drawingml/2006/picture">
+                      <pic:pic xmlns:pic="http://schemas.openxmlformats.org/drawingml/2006/picture">
+                        <pic:nvPicPr>
+                          <pic:cNvPr id="1191571138" name=""/>
+                          <pic:cNvPicPr/>
+                        </pic:nvPicPr>
+                        <pic:blipFill>
+                          <a:blip r:embed="rId10"/>
+                          <a:stretch>
+                            <a:fillRect/>
+                          </a:stretch>
+                        </pic:blipFill>
+                        <pic:spPr>
+                          <a:xfrm>
+                            <a:off x="0" y="0"/>
+                            <a:ext cx="4945380" cy="437515"/>
+                          </a:xfrm>
+                          <a:prstGeom prst="rect">
+                            <a:avLst/>
+                          </a:prstGeom>
+                        </pic:spPr>
+                      </pic:pic>
+                    </a:graphicData>
+                  </a:graphic>
+                </wp:inline>
+              </w:drawing>
+            </w:r>
           </w:p>
         </w:tc>
       </w:tr>
       <w:tr>
         <w:tc>
           <w:tcPr>
-            <w:tcW w:w="648" w:type="dxa"/>
+            <w:tcW w:w="476" w:type="dxa"/>
           </w:tcPr>
           <w:p>
             <w:pPr>
@@ -295,7 +535,7 @@
         </w:tc>
         <w:tc>
           <w:tcPr>
-            <w:tcW w:w="4688" w:type="dxa"/>
+            <w:tcW w:w="1939" w:type="dxa"/>
           </w:tcPr>
           <w:p>
             <w:pPr>
@@ -308,19 +548,57 @@
         </w:tc>
         <w:tc>
           <w:tcPr>
-            <w:tcW w:w="2668" w:type="dxa"/>
+            <w:tcW w:w="8925" w:type="dxa"/>
+            <w:gridSpan w:val="2"/>
           </w:tcPr>
           <w:p>
             <w:pPr>
               <w:ind w:firstLine="0"/>
             </w:pPr>
+            <w:r>
+              <w:drawing>
+                <wp:inline distT="0" distB="0" distL="0" distR="0" wp14:anchorId="30B77F91" wp14:editId="0AA5A709">
+                  <wp:extent cx="4945380" cy="1780540"/>
+                  <wp:effectExtent l="0" t="0" r="7620" b="0"/>
+                  <wp:docPr id="2116490371" name="Picture 1"/>
+                  <wp:cNvGraphicFramePr>
+                    <a:graphicFrameLocks xmlns:a="http://schemas.openxmlformats.org/drawingml/2006/main" noChangeAspect="1"/>
+                  </wp:cNvGraphicFramePr>
+                  <a:graphic xmlns:a="http://schemas.openxmlformats.org/drawingml/2006/main">
+                    <a:graphicData uri="http://schemas.openxmlformats.org/drawingml/2006/picture">
+                      <pic:pic xmlns:pic="http://schemas.openxmlformats.org/drawingml/2006/picture">
+                        <pic:nvPicPr>
+                          <pic:cNvPr id="2116490371" name=""/>
+                          <pic:cNvPicPr/>
+                        </pic:nvPicPr>
+                        <pic:blipFill>
+                          <a:blip r:embed="rId11"/>
+                          <a:stretch>
+                            <a:fillRect/>
+                          </a:stretch>
+                        </pic:blipFill>
+                        <pic:spPr>
+                          <a:xfrm>
+                            <a:off x="0" y="0"/>
+                            <a:ext cx="4945380" cy="1780540"/>
+                          </a:xfrm>
+                          <a:prstGeom prst="rect">
+                            <a:avLst/>
+                          </a:prstGeom>
+                        </pic:spPr>
+                      </pic:pic>
+                    </a:graphicData>
+                  </a:graphic>
+                </wp:inline>
+              </w:drawing>
+            </w:r>
           </w:p>
         </w:tc>
       </w:tr>
       <w:tr>
         <w:tc>
           <w:tcPr>
-            <w:tcW w:w="648" w:type="dxa"/>
+            <w:tcW w:w="476" w:type="dxa"/>
           </w:tcPr>
           <w:p>
             <w:pPr>
@@ -333,7 +611,7 @@
         </w:tc>
         <w:tc>
           <w:tcPr>
-            <w:tcW w:w="4688" w:type="dxa"/>
+            <w:tcW w:w="1939" w:type="dxa"/>
           </w:tcPr>
           <w:p>
             <w:pPr>
@@ -346,19 +624,57 @@
         </w:tc>
         <w:tc>
           <w:tcPr>
-            <w:tcW w:w="2668" w:type="dxa"/>
+            <w:tcW w:w="8925" w:type="dxa"/>
+            <w:gridSpan w:val="2"/>
           </w:tcPr>
           <w:p>
             <w:pPr>
               <w:ind w:firstLine="0"/>
             </w:pPr>
+            <w:r>
+              <w:drawing>
+                <wp:inline distT="0" distB="0" distL="0" distR="0" wp14:anchorId="6BD082A9" wp14:editId="39317578">
+                  <wp:extent cx="4945380" cy="2196465"/>
+                  <wp:effectExtent l="0" t="0" r="7620" b="0"/>
+                  <wp:docPr id="123107490" name="Picture 1"/>
+                  <wp:cNvGraphicFramePr>
+                    <a:graphicFrameLocks xmlns:a="http://schemas.openxmlformats.org/drawingml/2006/main" noChangeAspect="1"/>
+                  </wp:cNvGraphicFramePr>
+                  <a:graphic xmlns:a="http://schemas.openxmlformats.org/drawingml/2006/main">
+                    <a:graphicData uri="http://schemas.openxmlformats.org/drawingml/2006/picture">
+                      <pic:pic xmlns:pic="http://schemas.openxmlformats.org/drawingml/2006/picture">
+                        <pic:nvPicPr>
+                          <pic:cNvPr id="123107490" name=""/>
+                          <pic:cNvPicPr/>
+                        </pic:nvPicPr>
+                        <pic:blipFill>
+                          <a:blip r:embed="rId12"/>
+                          <a:stretch>
+                            <a:fillRect/>
+                          </a:stretch>
+                        </pic:blipFill>
+                        <pic:spPr>
+                          <a:xfrm>
+                            <a:off x="0" y="0"/>
+                            <a:ext cx="4945380" cy="2196465"/>
+                          </a:xfrm>
+                          <a:prstGeom prst="rect">
+                            <a:avLst/>
+                          </a:prstGeom>
+                        </pic:spPr>
+                      </pic:pic>
+                    </a:graphicData>
+                  </a:graphic>
+                </wp:inline>
+              </w:drawing>
+            </w:r>
           </w:p>
         </w:tc>
       </w:tr>
       <w:tr>
         <w:tc>
           <w:tcPr>
-            <w:tcW w:w="648" w:type="dxa"/>
+            <w:tcW w:w="476" w:type="dxa"/>
           </w:tcPr>
           <w:p>
             <w:pPr>
@@ -371,32 +687,75 @@
         </w:tc>
         <w:tc>
           <w:tcPr>
-            <w:tcW w:w="4688" w:type="dxa"/>
+            <w:tcW w:w="1939" w:type="dxa"/>
           </w:tcPr>
           <w:p>
             <w:pPr>
               <w:ind w:firstLine="0"/>
             </w:pPr>
             <w:r>
-              <w:t>docker compose exec &lt;service_name&gt; &lt;command&gt;</w:t>
+              <w:t xml:space="preserve">docker compose exec </w:t>
+            </w:r>
+            <w:r>
+              <w:lastRenderedPageBreak/>
+              <w:t>&lt;service_name&gt; &lt;command&gt;</w:t>
             </w:r>
           </w:p>
         </w:tc>
         <w:tc>
           <w:tcPr>
-            <w:tcW w:w="2668" w:type="dxa"/>
+            <w:tcW w:w="8925" w:type="dxa"/>
+            <w:gridSpan w:val="2"/>
           </w:tcPr>
           <w:p>
             <w:pPr>
               <w:ind w:firstLine="0"/>
             </w:pPr>
+            <w:r>
+              <w:lastRenderedPageBreak/>
+              <w:drawing>
+                <wp:inline distT="0" distB="0" distL="0" distR="0" wp14:anchorId="2AA5136B" wp14:editId="19E6B927">
+                  <wp:extent cx="4945380" cy="492125"/>
+                  <wp:effectExtent l="0" t="0" r="7620" b="3175"/>
+                  <wp:docPr id="1985622765" name="Picture 1"/>
+                  <wp:cNvGraphicFramePr>
+                    <a:graphicFrameLocks xmlns:a="http://schemas.openxmlformats.org/drawingml/2006/main" noChangeAspect="1"/>
+                  </wp:cNvGraphicFramePr>
+                  <a:graphic xmlns:a="http://schemas.openxmlformats.org/drawingml/2006/main">
+                    <a:graphicData uri="http://schemas.openxmlformats.org/drawingml/2006/picture">
+                      <pic:pic xmlns:pic="http://schemas.openxmlformats.org/drawingml/2006/picture">
+                        <pic:nvPicPr>
+                          <pic:cNvPr id="1985622765" name=""/>
+                          <pic:cNvPicPr/>
+                        </pic:nvPicPr>
+                        <pic:blipFill>
+                          <a:blip r:embed="rId13"/>
+                          <a:stretch>
+                            <a:fillRect/>
+                          </a:stretch>
+                        </pic:blipFill>
+                        <pic:spPr>
+                          <a:xfrm>
+                            <a:off x="0" y="0"/>
+                            <a:ext cx="4945380" cy="492125"/>
+                          </a:xfrm>
+                          <a:prstGeom prst="rect">
+                            <a:avLst/>
+                          </a:prstGeom>
+                        </pic:spPr>
+                      </pic:pic>
+                    </a:graphicData>
+                  </a:graphic>
+                </wp:inline>
+              </w:drawing>
+            </w:r>
           </w:p>
         </w:tc>
       </w:tr>
       <w:tr>
         <w:tc>
           <w:tcPr>
-            <w:tcW w:w="648" w:type="dxa"/>
+            <w:tcW w:w="476" w:type="dxa"/>
           </w:tcPr>
           <w:p>
             <w:pPr>
@@ -409,7 +768,7 @@
         </w:tc>
         <w:tc>
           <w:tcPr>
-            <w:tcW w:w="4688" w:type="dxa"/>
+            <w:tcW w:w="1939" w:type="dxa"/>
           </w:tcPr>
           <w:p>
             <w:pPr>
@@ -422,19 +781,57 @@
         </w:tc>
         <w:tc>
           <w:tcPr>
-            <w:tcW w:w="2668" w:type="dxa"/>
+            <w:tcW w:w="8925" w:type="dxa"/>
+            <w:gridSpan w:val="2"/>
           </w:tcPr>
           <w:p>
             <w:pPr>
               <w:ind w:firstLine="0"/>
             </w:pPr>
+            <w:r>
+              <w:drawing>
+                <wp:inline distT="0" distB="0" distL="0" distR="0" wp14:anchorId="42B52EA6" wp14:editId="3BCB73F7">
+                  <wp:extent cx="4945380" cy="591185"/>
+                  <wp:effectExtent l="0" t="0" r="7620" b="0"/>
+                  <wp:docPr id="443873104" name="Picture 1"/>
+                  <wp:cNvGraphicFramePr>
+                    <a:graphicFrameLocks xmlns:a="http://schemas.openxmlformats.org/drawingml/2006/main" noChangeAspect="1"/>
+                  </wp:cNvGraphicFramePr>
+                  <a:graphic xmlns:a="http://schemas.openxmlformats.org/drawingml/2006/main">
+                    <a:graphicData uri="http://schemas.openxmlformats.org/drawingml/2006/picture">
+                      <pic:pic xmlns:pic="http://schemas.openxmlformats.org/drawingml/2006/picture">
+                        <pic:nvPicPr>
+                          <pic:cNvPr id="443873104" name=""/>
+                          <pic:cNvPicPr/>
+                        </pic:nvPicPr>
+                        <pic:blipFill>
+                          <a:blip r:embed="rId14"/>
+                          <a:stretch>
+                            <a:fillRect/>
+                          </a:stretch>
+                        </pic:blipFill>
+                        <pic:spPr>
+                          <a:xfrm>
+                            <a:off x="0" y="0"/>
+                            <a:ext cx="4945380" cy="591185"/>
+                          </a:xfrm>
+                          <a:prstGeom prst="rect">
+                            <a:avLst/>
+                          </a:prstGeom>
+                        </pic:spPr>
+                      </pic:pic>
+                    </a:graphicData>
+                  </a:graphic>
+                </wp:inline>
+              </w:drawing>
+            </w:r>
           </w:p>
         </w:tc>
       </w:tr>
       <w:tr>
         <w:tc>
           <w:tcPr>
-            <w:tcW w:w="648" w:type="dxa"/>
+            <w:tcW w:w="476" w:type="dxa"/>
           </w:tcPr>
           <w:p>
             <w:pPr>
@@ -447,7 +844,7 @@
         </w:tc>
         <w:tc>
           <w:tcPr>
-            <w:tcW w:w="4688" w:type="dxa"/>
+            <w:tcW w:w="1939" w:type="dxa"/>
           </w:tcPr>
           <w:p>
             <w:pPr>
@@ -460,19 +857,57 @@
         </w:tc>
         <w:tc>
           <w:tcPr>
-            <w:tcW w:w="2668" w:type="dxa"/>
+            <w:tcW w:w="8925" w:type="dxa"/>
+            <w:gridSpan w:val="2"/>
           </w:tcPr>
           <w:p>
             <w:pPr>
               <w:ind w:firstLine="0"/>
             </w:pPr>
+            <w:r>
+              <w:drawing>
+                <wp:inline distT="0" distB="0" distL="0" distR="0" wp14:anchorId="233F5C15" wp14:editId="50BC5A29">
+                  <wp:extent cx="4945380" cy="1337310"/>
+                  <wp:effectExtent l="0" t="0" r="7620" b="0"/>
+                  <wp:docPr id="827269020" name="Picture 1"/>
+                  <wp:cNvGraphicFramePr>
+                    <a:graphicFrameLocks xmlns:a="http://schemas.openxmlformats.org/drawingml/2006/main" noChangeAspect="1"/>
+                  </wp:cNvGraphicFramePr>
+                  <a:graphic xmlns:a="http://schemas.openxmlformats.org/drawingml/2006/main">
+                    <a:graphicData uri="http://schemas.openxmlformats.org/drawingml/2006/picture">
+                      <pic:pic xmlns:pic="http://schemas.openxmlformats.org/drawingml/2006/picture">
+                        <pic:nvPicPr>
+                          <pic:cNvPr id="827269020" name=""/>
+                          <pic:cNvPicPr/>
+                        </pic:nvPicPr>
+                        <pic:blipFill>
+                          <a:blip r:embed="rId15"/>
+                          <a:stretch>
+                            <a:fillRect/>
+                          </a:stretch>
+                        </pic:blipFill>
+                        <pic:spPr>
+                          <a:xfrm>
+                            <a:off x="0" y="0"/>
+                            <a:ext cx="4945380" cy="1337310"/>
+                          </a:xfrm>
+                          <a:prstGeom prst="rect">
+                            <a:avLst/>
+                          </a:prstGeom>
+                        </pic:spPr>
+                      </pic:pic>
+                    </a:graphicData>
+                  </a:graphic>
+                </wp:inline>
+              </w:drawing>
+            </w:r>
           </w:p>
         </w:tc>
       </w:tr>
       <w:tr>
         <w:tc>
           <w:tcPr>
-            <w:tcW w:w="648" w:type="dxa"/>
+            <w:tcW w:w="476" w:type="dxa"/>
           </w:tcPr>
           <w:p>
             <w:pPr>
@@ -485,7 +920,7 @@
         </w:tc>
         <w:tc>
           <w:tcPr>
-            <w:tcW w:w="4688" w:type="dxa"/>
+            <w:tcW w:w="1939" w:type="dxa"/>
           </w:tcPr>
           <w:p>
             <w:pPr>
@@ -498,19 +933,57 @@
         </w:tc>
         <w:tc>
           <w:tcPr>
-            <w:tcW w:w="2668" w:type="dxa"/>
+            <w:tcW w:w="8925" w:type="dxa"/>
+            <w:gridSpan w:val="2"/>
           </w:tcPr>
           <w:p>
             <w:pPr>
               <w:ind w:firstLine="0"/>
             </w:pPr>
+            <w:r>
+              <w:drawing>
+                <wp:inline distT="0" distB="0" distL="0" distR="0" wp14:anchorId="33F458C1" wp14:editId="3FFDC1D9">
+                  <wp:extent cx="4945380" cy="243205"/>
+                  <wp:effectExtent l="0" t="0" r="7620" b="4445"/>
+                  <wp:docPr id="185198571" name="Picture 1"/>
+                  <wp:cNvGraphicFramePr>
+                    <a:graphicFrameLocks xmlns:a="http://schemas.openxmlformats.org/drawingml/2006/main" noChangeAspect="1"/>
+                  </wp:cNvGraphicFramePr>
+                  <a:graphic xmlns:a="http://schemas.openxmlformats.org/drawingml/2006/main">
+                    <a:graphicData uri="http://schemas.openxmlformats.org/drawingml/2006/picture">
+                      <pic:pic xmlns:pic="http://schemas.openxmlformats.org/drawingml/2006/picture">
+                        <pic:nvPicPr>
+                          <pic:cNvPr id="185198571" name=""/>
+                          <pic:cNvPicPr/>
+                        </pic:nvPicPr>
+                        <pic:blipFill>
+                          <a:blip r:embed="rId16"/>
+                          <a:stretch>
+                            <a:fillRect/>
+                          </a:stretch>
+                        </pic:blipFill>
+                        <pic:spPr>
+                          <a:xfrm>
+                            <a:off x="0" y="0"/>
+                            <a:ext cx="4945380" cy="243205"/>
+                          </a:xfrm>
+                          <a:prstGeom prst="rect">
+                            <a:avLst/>
+                          </a:prstGeom>
+                        </pic:spPr>
+                      </pic:pic>
+                    </a:graphicData>
+                  </a:graphic>
+                </wp:inline>
+              </w:drawing>
+            </w:r>
           </w:p>
         </w:tc>
       </w:tr>
       <w:tr>
         <w:tc>
           <w:tcPr>
-            <w:tcW w:w="648" w:type="dxa"/>
+            <w:tcW w:w="476" w:type="dxa"/>
           </w:tcPr>
           <w:p>
             <w:pPr>
@@ -523,7 +996,7 @@
         </w:tc>
         <w:tc>
           <w:tcPr>
-            <w:tcW w:w="4688" w:type="dxa"/>
+            <w:tcW w:w="1939" w:type="dxa"/>
           </w:tcPr>
           <w:p>
             <w:pPr>
@@ -536,19 +1009,57 @@
         </w:tc>
         <w:tc>
           <w:tcPr>
-            <w:tcW w:w="2668" w:type="dxa"/>
+            <w:tcW w:w="8925" w:type="dxa"/>
+            <w:gridSpan w:val="2"/>
           </w:tcPr>
           <w:p>
             <w:pPr>
               <w:ind w:firstLine="0"/>
             </w:pPr>
+            <w:r>
+              <w:drawing>
+                <wp:inline distT="0" distB="0" distL="0" distR="0" wp14:anchorId="48CF5C0A" wp14:editId="560ACC97">
+                  <wp:extent cx="4945380" cy="501015"/>
+                  <wp:effectExtent l="0" t="0" r="7620" b="0"/>
+                  <wp:docPr id="1898590406" name="Picture 1"/>
+                  <wp:cNvGraphicFramePr>
+                    <a:graphicFrameLocks xmlns:a="http://schemas.openxmlformats.org/drawingml/2006/main" noChangeAspect="1"/>
+                  </wp:cNvGraphicFramePr>
+                  <a:graphic xmlns:a="http://schemas.openxmlformats.org/drawingml/2006/main">
+                    <a:graphicData uri="http://schemas.openxmlformats.org/drawingml/2006/picture">
+                      <pic:pic xmlns:pic="http://schemas.openxmlformats.org/drawingml/2006/picture">
+                        <pic:nvPicPr>
+                          <pic:cNvPr id="1898590406" name=""/>
+                          <pic:cNvPicPr/>
+                        </pic:nvPicPr>
+                        <pic:blipFill>
+                          <a:blip r:embed="rId17"/>
+                          <a:stretch>
+                            <a:fillRect/>
+                          </a:stretch>
+                        </pic:blipFill>
+                        <pic:spPr>
+                          <a:xfrm>
+                            <a:off x="0" y="0"/>
+                            <a:ext cx="4945380" cy="501015"/>
+                          </a:xfrm>
+                          <a:prstGeom prst="rect">
+                            <a:avLst/>
+                          </a:prstGeom>
+                        </pic:spPr>
+                      </pic:pic>
+                    </a:graphicData>
+                  </a:graphic>
+                </wp:inline>
+              </w:drawing>
+            </w:r>
           </w:p>
         </w:tc>
       </w:tr>
       <w:tr>
         <w:tc>
           <w:tcPr>
-            <w:tcW w:w="648" w:type="dxa"/>
+            <w:tcW w:w="476" w:type="dxa"/>
           </w:tcPr>
           <w:p>
             <w:pPr>
@@ -561,7 +1072,7 @@
         </w:tc>
         <w:tc>
           <w:tcPr>
-            <w:tcW w:w="4688" w:type="dxa"/>
+            <w:tcW w:w="1939" w:type="dxa"/>
           </w:tcPr>
           <w:p>
             <w:pPr>
@@ -574,19 +1085,57 @@
         </w:tc>
         <w:tc>
           <w:tcPr>
-            <w:tcW w:w="2668" w:type="dxa"/>
+            <w:tcW w:w="8925" w:type="dxa"/>
+            <w:gridSpan w:val="2"/>
           </w:tcPr>
           <w:p>
             <w:pPr>
               <w:ind w:firstLine="0"/>
             </w:pPr>
+            <w:r>
+              <w:drawing>
+                <wp:inline distT="0" distB="0" distL="0" distR="0" wp14:anchorId="5C75940A" wp14:editId="25BD3A06">
+                  <wp:extent cx="4945380" cy="2064385"/>
+                  <wp:effectExtent l="0" t="0" r="7620" b="0"/>
+                  <wp:docPr id="2061829742" name="Picture 1"/>
+                  <wp:cNvGraphicFramePr>
+                    <a:graphicFrameLocks xmlns:a="http://schemas.openxmlformats.org/drawingml/2006/main" noChangeAspect="1"/>
+                  </wp:cNvGraphicFramePr>
+                  <a:graphic xmlns:a="http://schemas.openxmlformats.org/drawingml/2006/main">
+                    <a:graphicData uri="http://schemas.openxmlformats.org/drawingml/2006/picture">
+                      <pic:pic xmlns:pic="http://schemas.openxmlformats.org/drawingml/2006/picture">
+                        <pic:nvPicPr>
+                          <pic:cNvPr id="2061829742" name=""/>
+                          <pic:cNvPicPr/>
+                        </pic:nvPicPr>
+                        <pic:blipFill>
+                          <a:blip r:embed="rId18"/>
+                          <a:stretch>
+                            <a:fillRect/>
+                          </a:stretch>
+                        </pic:blipFill>
+                        <pic:spPr>
+                          <a:xfrm>
+                            <a:off x="0" y="0"/>
+                            <a:ext cx="4945380" cy="2064385"/>
+                          </a:xfrm>
+                          <a:prstGeom prst="rect">
+                            <a:avLst/>
+                          </a:prstGeom>
+                        </pic:spPr>
+                      </pic:pic>
+                    </a:graphicData>
+                  </a:graphic>
+                </wp:inline>
+              </w:drawing>
+            </w:r>
           </w:p>
         </w:tc>
       </w:tr>
       <w:tr>
         <w:tc>
           <w:tcPr>
-            <w:tcW w:w="648" w:type="dxa"/>
+            <w:tcW w:w="476" w:type="dxa"/>
           </w:tcPr>
           <w:p>
             <w:pPr>
@@ -599,7 +1148,7 @@
         </w:tc>
         <w:tc>
           <w:tcPr>
-            <w:tcW w:w="4688" w:type="dxa"/>
+            <w:tcW w:w="1939" w:type="dxa"/>
           </w:tcPr>
           <w:p>
             <w:pPr>
@@ -612,7 +1161,143 @@
         </w:tc>
         <w:tc>
           <w:tcPr>
-            <w:tcW w:w="2668" w:type="dxa"/>
+            <w:tcW w:w="8925" w:type="dxa"/>
+            <w:gridSpan w:val="2"/>
+          </w:tcPr>
+          <w:p>
+            <w:pPr>
+              <w:ind w:firstLine="0"/>
+            </w:pPr>
+            <w:r>
+              <w:drawing>
+                <wp:inline distT="0" distB="0" distL="0" distR="0" wp14:anchorId="5CB4D3FE" wp14:editId="203593E3">
+                  <wp:extent cx="4945380" cy="1427480"/>
+                  <wp:effectExtent l="0" t="0" r="7620" b="1270"/>
+                  <wp:docPr id="1311156570" name="Picture 1"/>
+                  <wp:cNvGraphicFramePr>
+                    <a:graphicFrameLocks xmlns:a="http://schemas.openxmlformats.org/drawingml/2006/main" noChangeAspect="1"/>
+                  </wp:cNvGraphicFramePr>
+                  <a:graphic xmlns:a="http://schemas.openxmlformats.org/drawingml/2006/main">
+                    <a:graphicData uri="http://schemas.openxmlformats.org/drawingml/2006/picture">
+                      <pic:pic xmlns:pic="http://schemas.openxmlformats.org/drawingml/2006/picture">
+                        <pic:nvPicPr>
+                          <pic:cNvPr id="1311156570" name=""/>
+                          <pic:cNvPicPr/>
+                        </pic:nvPicPr>
+                        <pic:blipFill>
+                          <a:blip r:embed="rId19"/>
+                          <a:stretch>
+                            <a:fillRect/>
+                          </a:stretch>
+                        </pic:blipFill>
+                        <pic:spPr>
+                          <a:xfrm>
+                            <a:off x="0" y="0"/>
+                            <a:ext cx="4945380" cy="1427480"/>
+                          </a:xfrm>
+                          <a:prstGeom prst="rect">
+                            <a:avLst/>
+                          </a:prstGeom>
+                        </pic:spPr>
+                      </pic:pic>
+                    </a:graphicData>
+                  </a:graphic>
+                </wp:inline>
+              </w:drawing>
+            </w:r>
+          </w:p>
+        </w:tc>
+      </w:tr>
+    </w:tbl>
+    <w:p>
+      <w:pPr>
+        <w:ind w:firstLine="0"/>
+      </w:pPr>
+    </w:p>
+    <w:p>
+      <w:pPr>
+        <w:spacing w:before="0" w:after="160" w:line="259" w:lineRule="auto"/>
+        <w:ind w:firstLine="0"/>
+      </w:pPr>
+      <w:r>
+        <w:br w:type="page"/>
+      </w:r>
+    </w:p>
+    <w:p>
+      <w:pPr>
+        <w:ind w:firstLine="0"/>
+      </w:pPr>
+    </w:p>
+    <w:p>
+      <w:pPr>
+        <w:pStyle w:val="Heading1"/>
+        <w:spacing w:after="120"/>
+      </w:pPr>
+      <w:r>
+        <w:t>Phần 2: Docker compose file</w:t>
+      </w:r>
+    </w:p>
+    <w:tbl>
+      <w:tblPr>
+        <w:tblW w:w="7772" w:type="dxa"/>
+        <w:tblCellMar>
+          <w:left w:w="0" w:type="dxa"/>
+          <w:right w:w="0" w:type="dxa"/>
+        </w:tblCellMar>
+        <w:tblLook w:val="04A0" w:firstRow="1" w:lastRow="0" w:firstColumn="1" w:lastColumn="0" w:noHBand="0" w:noVBand="1"/>
+      </w:tblPr>
+      <w:tblGrid>
+        <w:gridCol w:w="4451"/>
+        <w:gridCol w:w="3321"/>
+      </w:tblGrid>
+      <w:tr>
+        <w:trPr>
+          <w:trHeight w:val="315"/>
+        </w:trPr>
+        <w:tc>
+          <w:tcPr>
+            <w:tcW w:w="0" w:type="auto"/>
+            <w:tcBorders>
+              <w:top w:val="single" w:sz="6" w:space="0" w:color="CCCCCC"/>
+              <w:left w:val="single" w:sz="6" w:space="0" w:color="CCCCCC"/>
+              <w:bottom w:val="single" w:sz="6" w:space="0" w:color="CCCCCC"/>
+              <w:right w:val="single" w:sz="6" w:space="0" w:color="CCCCCC"/>
+            </w:tcBorders>
+            <w:tcMar>
+              <w:top w:w="30" w:type="dxa"/>
+              <w:left w:w="0" w:type="dxa"/>
+              <w:bottom w:w="30" w:type="dxa"/>
+              <w:right w:w="0" w:type="dxa"/>
+            </w:tcMar>
+            <w:vAlign w:val="bottom"/>
+            <w:hideMark/>
+          </w:tcPr>
+          <w:p>
+            <w:pPr>
+              <w:pStyle w:val="Heading2"/>
+            </w:pPr>
+            <w:r>
+              <w:t>Bài 1: Chạy một container đơn giản với Docker Compose</w:t>
+            </w:r>
+          </w:p>
+        </w:tc>
+        <w:tc>
+          <w:tcPr>
+            <w:tcW w:w="0" w:type="auto"/>
+            <w:tcBorders>
+              <w:top w:val="single" w:sz="6" w:space="0" w:color="CCCCCC"/>
+              <w:left w:val="single" w:sz="6" w:space="0" w:color="CCCCCC"/>
+              <w:bottom w:val="single" w:sz="6" w:space="0" w:color="CCCCCC"/>
+              <w:right w:val="single" w:sz="6" w:space="0" w:color="CCCCCC"/>
+            </w:tcBorders>
+            <w:tcMar>
+              <w:top w:w="30" w:type="dxa"/>
+              <w:left w:w="45" w:type="dxa"/>
+              <w:bottom w:w="30" w:type="dxa"/>
+              <w:right w:w="45" w:type="dxa"/>
+            </w:tcMar>
+            <w:vAlign w:val="bottom"/>
+            <w:hideMark/>
           </w:tcPr>
           <w:p>
             <w:pPr>
@@ -622,9 +1307,26 @@
         </w:tc>
       </w:tr>
       <w:tr>
+        <w:trPr>
+          <w:trHeight w:val="315"/>
+        </w:trPr>
         <w:tc>
           <w:tcPr>
-            <w:tcW w:w="648" w:type="dxa"/>
+            <w:tcW w:w="0" w:type="auto"/>
+            <w:tcBorders>
+              <w:top w:val="single" w:sz="6" w:space="0" w:color="CCCCCC"/>
+              <w:left w:val="single" w:sz="6" w:space="0" w:color="CCCCCC"/>
+              <w:bottom w:val="single" w:sz="6" w:space="0" w:color="CCCCCC"/>
+              <w:right w:val="single" w:sz="6" w:space="0" w:color="CCCCCC"/>
+            </w:tcBorders>
+            <w:tcMar>
+              <w:top w:w="30" w:type="dxa"/>
+              <w:left w:w="45" w:type="dxa"/>
+              <w:bottom w:w="30" w:type="dxa"/>
+              <w:right w:w="45" w:type="dxa"/>
+            </w:tcMar>
+            <w:vAlign w:val="bottom"/>
+            <w:hideMark/>
           </w:tcPr>
           <w:p>
             <w:pPr>
@@ -634,7 +1336,127 @@
         </w:tc>
         <w:tc>
           <w:tcPr>
-            <w:tcW w:w="4688" w:type="dxa"/>
+            <w:tcW w:w="0" w:type="auto"/>
+            <w:tcBorders>
+              <w:top w:val="single" w:sz="6" w:space="0" w:color="CCCCCC"/>
+              <w:left w:val="single" w:sz="6" w:space="0" w:color="CCCCCC"/>
+              <w:bottom w:val="single" w:sz="6" w:space="0" w:color="CCCCCC"/>
+              <w:right w:val="single" w:sz="6" w:space="0" w:color="CCCCCC"/>
+            </w:tcBorders>
+            <w:tcMar>
+              <w:top w:w="30" w:type="dxa"/>
+              <w:left w:w="45" w:type="dxa"/>
+              <w:bottom w:w="30" w:type="dxa"/>
+              <w:right w:w="45" w:type="dxa"/>
+            </w:tcMar>
+            <w:vAlign w:val="bottom"/>
+            <w:hideMark/>
+          </w:tcPr>
+          <w:p>
+            <w:pPr>
+              <w:ind w:firstLine="0"/>
+              <w:rPr>
+                <w:b/>
+                <w:bCs/>
+                <w:i/>
+                <w:iCs/>
+              </w:rPr>
+            </w:pPr>
+            <w:r>
+              <w:rPr>
+                <w:b/>
+                <w:bCs/>
+                <w:i/>
+                <w:iCs/>
+              </w:rPr>
+              <w:t>Yêu cầu:</w:t>
+            </w:r>
+          </w:p>
+        </w:tc>
+      </w:tr>
+      <w:tr>
+        <w:trPr>
+          <w:trHeight w:val="315"/>
+        </w:trPr>
+        <w:tc>
+          <w:tcPr>
+            <w:tcW w:w="0" w:type="auto"/>
+            <w:tcBorders>
+              <w:top w:val="single" w:sz="6" w:space="0" w:color="CCCCCC"/>
+              <w:left w:val="single" w:sz="6" w:space="0" w:color="CCCCCC"/>
+              <w:bottom w:val="single" w:sz="6" w:space="0" w:color="CCCCCC"/>
+              <w:right w:val="single" w:sz="6" w:space="0" w:color="CCCCCC"/>
+            </w:tcBorders>
+            <w:tcMar>
+              <w:top w:w="30" w:type="dxa"/>
+              <w:left w:w="45" w:type="dxa"/>
+              <w:bottom w:w="30" w:type="dxa"/>
+              <w:right w:w="45" w:type="dxa"/>
+            </w:tcMar>
+            <w:vAlign w:val="bottom"/>
+            <w:hideMark/>
+          </w:tcPr>
+          <w:p>
+            <w:pPr>
+              <w:ind w:firstLine="0"/>
+              <w:rPr>
+                <w:b/>
+                <w:bCs/>
+                <w:i/>
+                <w:iCs/>
+              </w:rPr>
+            </w:pPr>
+          </w:p>
+        </w:tc>
+        <w:tc>
+          <w:tcPr>
+            <w:tcW w:w="0" w:type="auto"/>
+            <w:tcBorders>
+              <w:top w:val="single" w:sz="6" w:space="0" w:color="CCCCCC"/>
+              <w:left w:val="single" w:sz="6" w:space="0" w:color="CCCCCC"/>
+              <w:bottom w:val="single" w:sz="6" w:space="0" w:color="CCCCCC"/>
+              <w:right w:val="single" w:sz="6" w:space="0" w:color="CCCCCC"/>
+            </w:tcBorders>
+            <w:tcMar>
+              <w:top w:w="30" w:type="dxa"/>
+              <w:left w:w="0" w:type="dxa"/>
+              <w:bottom w:w="30" w:type="dxa"/>
+              <w:right w:w="0" w:type="dxa"/>
+            </w:tcMar>
+            <w:vAlign w:val="bottom"/>
+            <w:hideMark/>
+          </w:tcPr>
+          <w:p>
+            <w:pPr>
+              <w:ind w:firstLine="0"/>
+            </w:pPr>
+            <w:r>
+              <w:t>Tạo một container chạy Nginx bằng Docker Compose.</w:t>
+            </w:r>
+          </w:p>
+        </w:tc>
+      </w:tr>
+      <w:tr>
+        <w:trPr>
+          <w:trHeight w:val="315"/>
+        </w:trPr>
+        <w:tc>
+          <w:tcPr>
+            <w:tcW w:w="0" w:type="auto"/>
+            <w:tcBorders>
+              <w:top w:val="single" w:sz="6" w:space="0" w:color="CCCCCC"/>
+              <w:left w:val="single" w:sz="6" w:space="0" w:color="CCCCCC"/>
+              <w:bottom w:val="single" w:sz="6" w:space="0" w:color="CCCCCC"/>
+              <w:right w:val="single" w:sz="6" w:space="0" w:color="CCCCCC"/>
+            </w:tcBorders>
+            <w:tcMar>
+              <w:top w:w="30" w:type="dxa"/>
+              <w:left w:w="45" w:type="dxa"/>
+              <w:bottom w:w="30" w:type="dxa"/>
+              <w:right w:w="45" w:type="dxa"/>
+            </w:tcMar>
+            <w:vAlign w:val="bottom"/>
+            <w:hideMark/>
           </w:tcPr>
           <w:p>
             <w:pPr>
@@ -644,12 +1466,29 @@
         </w:tc>
         <w:tc>
           <w:tcPr>
-            <w:tcW w:w="2668" w:type="dxa"/>
+            <w:tcW w:w="0" w:type="auto"/>
+            <w:tcBorders>
+              <w:top w:val="single" w:sz="6" w:space="0" w:color="CCCCCC"/>
+              <w:left w:val="single" w:sz="6" w:space="0" w:color="CCCCCC"/>
+              <w:bottom w:val="single" w:sz="6" w:space="0" w:color="CCCCCC"/>
+              <w:right w:val="single" w:sz="6" w:space="0" w:color="CCCCCC"/>
+            </w:tcBorders>
+            <w:tcMar>
+              <w:top w:w="30" w:type="dxa"/>
+              <w:left w:w="0" w:type="dxa"/>
+              <w:bottom w:w="30" w:type="dxa"/>
+              <w:right w:w="0" w:type="dxa"/>
+            </w:tcMar>
+            <w:vAlign w:val="bottom"/>
+            <w:hideMark/>
           </w:tcPr>
           <w:p>
             <w:pPr>
               <w:ind w:firstLine="0"/>
             </w:pPr>
+            <w:r>
+              <w:t>Map cổng 8080 của máy host với cổng 80 của container.</w:t>
+            </w:r>
           </w:p>
         </w:tc>
       </w:tr>
@@ -658,8 +1497,1710 @@
       <w:pPr>
         <w:ind w:firstLine="0"/>
       </w:pPr>
+      <w:r>
+        <w:rPr>
+          <w:noProof/>
+        </w:rPr>
+        <w:drawing>
+          <wp:inline distT="0" distB="0" distL="0" distR="0" wp14:anchorId="50583947" wp14:editId="26853360">
+            <wp:extent cx="4945380" cy="2606040"/>
+            <wp:effectExtent l="0" t="0" r="7620" b="3810"/>
+            <wp:docPr id="1747523438" name="Picture 1"/>
+            <wp:cNvGraphicFramePr>
+              <a:graphicFrameLocks xmlns:a="http://schemas.openxmlformats.org/drawingml/2006/main" noChangeAspect="1"/>
+            </wp:cNvGraphicFramePr>
+            <a:graphic xmlns:a="http://schemas.openxmlformats.org/drawingml/2006/main">
+              <a:graphicData uri="http://schemas.openxmlformats.org/drawingml/2006/picture">
+                <pic:pic xmlns:pic="http://schemas.openxmlformats.org/drawingml/2006/picture">
+                  <pic:nvPicPr>
+                    <pic:cNvPr id="1747523438" name=""/>
+                    <pic:cNvPicPr/>
+                  </pic:nvPicPr>
+                  <pic:blipFill>
+                    <a:blip r:embed="rId20"/>
+                    <a:stretch>
+                      <a:fillRect/>
+                    </a:stretch>
+                  </pic:blipFill>
+                  <pic:spPr>
+                    <a:xfrm>
+                      <a:off x="0" y="0"/>
+                      <a:ext cx="4945380" cy="2606040"/>
+                    </a:xfrm>
+                    <a:prstGeom prst="rect">
+                      <a:avLst/>
+                    </a:prstGeom>
+                  </pic:spPr>
+                </pic:pic>
+              </a:graphicData>
+            </a:graphic>
+          </wp:inline>
+        </w:drawing>
+      </w:r>
+    </w:p>
+    <w:p>
+      <w:pPr>
+        <w:ind w:firstLine="0"/>
+      </w:pPr>
+      <w:r>
+        <w:drawing>
+          <wp:inline distT="0" distB="0" distL="0" distR="0" wp14:anchorId="43BDACA4" wp14:editId="7EBBD3DE">
+            <wp:extent cx="4945380" cy="2626995"/>
+            <wp:effectExtent l="0" t="0" r="7620" b="1905"/>
+            <wp:docPr id="53352710" name="Picture 1"/>
+            <wp:cNvGraphicFramePr>
+              <a:graphicFrameLocks xmlns:a="http://schemas.openxmlformats.org/drawingml/2006/main" noChangeAspect="1"/>
+            </wp:cNvGraphicFramePr>
+            <a:graphic xmlns:a="http://schemas.openxmlformats.org/drawingml/2006/main">
+              <a:graphicData uri="http://schemas.openxmlformats.org/drawingml/2006/picture">
+                <pic:pic xmlns:pic="http://schemas.openxmlformats.org/drawingml/2006/picture">
+                  <pic:nvPicPr>
+                    <pic:cNvPr id="53352710" name=""/>
+                    <pic:cNvPicPr/>
+                  </pic:nvPicPr>
+                  <pic:blipFill>
+                    <a:blip r:embed="rId21"/>
+                    <a:stretch>
+                      <a:fillRect/>
+                    </a:stretch>
+                  </pic:blipFill>
+                  <pic:spPr>
+                    <a:xfrm>
+                      <a:off x="0" y="0"/>
+                      <a:ext cx="4945380" cy="2626995"/>
+                    </a:xfrm>
+                    <a:prstGeom prst="rect">
+                      <a:avLst/>
+                    </a:prstGeom>
+                  </pic:spPr>
+                </pic:pic>
+              </a:graphicData>
+            </a:graphic>
+          </wp:inline>
+        </w:drawing>
+      </w:r>
+    </w:p>
+    <w:p>
+      <w:pPr>
+        <w:ind w:firstLine="0"/>
+      </w:pPr>
+    </w:p>
+    <w:p>
+      <w:pPr>
+        <w:pStyle w:val="Heading2"/>
+      </w:pPr>
+      <w:r>
+        <w:lastRenderedPageBreak/>
+        <w:t>Bài 2: Chạy MySQL với Docker Compose</w:t>
+      </w:r>
+    </w:p>
+    <w:p>
+      <w:pPr>
+        <w:ind w:firstLine="0"/>
+      </w:pPr>
+      <w:r>
+        <w:rPr>
+          <w:b/>
+          <w:bCs/>
+        </w:rPr>
+        <w:t>Yêu cầu:</w:t>
+      </w:r>
+    </w:p>
+    <w:p>
+      <w:pPr>
+        <w:numPr>
+          <w:ilvl w:val="0"/>
+          <w:numId w:val="27"/>
+        </w:numPr>
+      </w:pPr>
+      <w:r>
+        <w:t xml:space="preserve">Chạy container MySQL phiên bản </w:t>
+      </w:r>
+      <w:r>
+        <w:rPr>
+          <w:b/>
+          <w:bCs/>
+        </w:rPr>
+        <w:t>8.0</w:t>
+      </w:r>
+      <w:r>
+        <w:t>.</w:t>
+      </w:r>
+    </w:p>
+    <w:p>
+      <w:pPr>
+        <w:numPr>
+          <w:ilvl w:val="0"/>
+          <w:numId w:val="27"/>
+        </w:numPr>
+      </w:pPr>
+      <w:r>
+        <w:t>Cấu hình: Database: mydb, Username: user, Password: password.</w:t>
+      </w:r>
+    </w:p>
+    <w:p>
+      <w:pPr>
+        <w:ind w:firstLine="0"/>
+      </w:pPr>
+      <w:r>
+        <w:drawing>
+          <wp:inline distT="0" distB="0" distL="0" distR="0" wp14:anchorId="481F4741" wp14:editId="4D893FF4">
+            <wp:extent cx="4945380" cy="2626995"/>
+            <wp:effectExtent l="0" t="0" r="7620" b="1905"/>
+            <wp:docPr id="78027169" name="Picture 1"/>
+            <wp:cNvGraphicFramePr>
+              <a:graphicFrameLocks xmlns:a="http://schemas.openxmlformats.org/drawingml/2006/main" noChangeAspect="1"/>
+            </wp:cNvGraphicFramePr>
+            <a:graphic xmlns:a="http://schemas.openxmlformats.org/drawingml/2006/main">
+              <a:graphicData uri="http://schemas.openxmlformats.org/drawingml/2006/picture">
+                <pic:pic xmlns:pic="http://schemas.openxmlformats.org/drawingml/2006/picture">
+                  <pic:nvPicPr>
+                    <pic:cNvPr id="78027169" name=""/>
+                    <pic:cNvPicPr/>
+                  </pic:nvPicPr>
+                  <pic:blipFill>
+                    <a:blip r:embed="rId22"/>
+                    <a:stretch>
+                      <a:fillRect/>
+                    </a:stretch>
+                  </pic:blipFill>
+                  <pic:spPr>
+                    <a:xfrm>
+                      <a:off x="0" y="0"/>
+                      <a:ext cx="4945380" cy="2626995"/>
+                    </a:xfrm>
+                    <a:prstGeom prst="rect">
+                      <a:avLst/>
+                    </a:prstGeom>
+                  </pic:spPr>
+                </pic:pic>
+              </a:graphicData>
+            </a:graphic>
+          </wp:inline>
+        </w:drawing>
+      </w:r>
+    </w:p>
+    <w:p>
+      <w:pPr>
+        <w:ind w:firstLine="0"/>
+      </w:pPr>
+    </w:p>
+    <w:p>
+      <w:pPr>
+        <w:pStyle w:val="Heading2"/>
+      </w:pPr>
+      <w:r>
+        <w:t>Bài 3: Kết nối MySQL với PHPMyAdmin</w:t>
+      </w:r>
+    </w:p>
+    <w:p>
+      <w:pPr>
+        <w:ind w:firstLine="0"/>
+      </w:pPr>
+      <w:r>
+        <w:rPr>
+          <w:b/>
+          <w:bCs/>
+        </w:rPr>
+        <w:t>Yêu cầu:</w:t>
+      </w:r>
+    </w:p>
+    <w:p>
+      <w:pPr>
+        <w:numPr>
+          <w:ilvl w:val="0"/>
+          <w:numId w:val="28"/>
+        </w:numPr>
+      </w:pPr>
+      <w:r>
+        <w:t xml:space="preserve">Chạy song song </w:t>
+      </w:r>
+      <w:r>
+        <w:rPr>
+          <w:b/>
+          <w:bCs/>
+        </w:rPr>
+        <w:t>MySQL</w:t>
+      </w:r>
+      <w:r>
+        <w:t xml:space="preserve"> và </w:t>
+      </w:r>
+      <w:r>
+        <w:rPr>
+          <w:b/>
+          <w:bCs/>
+        </w:rPr>
+        <w:t>PHPMyAdmin</w:t>
+      </w:r>
+      <w:r>
+        <w:t>.</w:t>
+      </w:r>
+    </w:p>
+    <w:p>
+      <w:pPr>
+        <w:numPr>
+          <w:ilvl w:val="0"/>
+          <w:numId w:val="28"/>
+        </w:numPr>
+      </w:pPr>
+      <w:r>
+        <w:t xml:space="preserve">PHPMyAdmin chạy trên cổng </w:t>
+      </w:r>
+      <w:r>
+        <w:rPr>
+          <w:b/>
+          <w:bCs/>
+        </w:rPr>
+        <w:t>8081</w:t>
+      </w:r>
+      <w:r>
+        <w:t>.</w:t>
+      </w:r>
+    </w:p>
+    <w:p>
+      <w:pPr>
+        <w:ind w:firstLine="0"/>
+      </w:pPr>
+      <w:r>
+        <w:drawing>
+          <wp:inline distT="0" distB="0" distL="0" distR="0" wp14:anchorId="5EA46E01" wp14:editId="7C0F107B">
+            <wp:extent cx="4945380" cy="2626995"/>
+            <wp:effectExtent l="0" t="0" r="7620" b="1905"/>
+            <wp:docPr id="272459986" name="Picture 1"/>
+            <wp:cNvGraphicFramePr>
+              <a:graphicFrameLocks xmlns:a="http://schemas.openxmlformats.org/drawingml/2006/main" noChangeAspect="1"/>
+            </wp:cNvGraphicFramePr>
+            <a:graphic xmlns:a="http://schemas.openxmlformats.org/drawingml/2006/main">
+              <a:graphicData uri="http://schemas.openxmlformats.org/drawingml/2006/picture">
+                <pic:pic xmlns:pic="http://schemas.openxmlformats.org/drawingml/2006/picture">
+                  <pic:nvPicPr>
+                    <pic:cNvPr id="272459986" name=""/>
+                    <pic:cNvPicPr/>
+                  </pic:nvPicPr>
+                  <pic:blipFill>
+                    <a:blip r:embed="rId23"/>
+                    <a:stretch>
+                      <a:fillRect/>
+                    </a:stretch>
+                  </pic:blipFill>
+                  <pic:spPr>
+                    <a:xfrm>
+                      <a:off x="0" y="0"/>
+                      <a:ext cx="4945380" cy="2626995"/>
+                    </a:xfrm>
+                    <a:prstGeom prst="rect">
+                      <a:avLst/>
+                    </a:prstGeom>
+                  </pic:spPr>
+                </pic:pic>
+              </a:graphicData>
+            </a:graphic>
+          </wp:inline>
+        </w:drawing>
+      </w:r>
     </w:p>
     <w:p/>
+    <w:p>
+      <w:pPr>
+        <w:pStyle w:val="Heading2"/>
+      </w:pPr>
+      <w:r>
+        <w:lastRenderedPageBreak/>
+        <w:t>Bài 4: Chạy ứng dụng Node.js với Docker Compose</w:t>
+      </w:r>
+    </w:p>
+    <w:p>
+      <w:pPr>
+        <w:ind w:firstLine="0"/>
+      </w:pPr>
+      <w:r>
+        <w:rPr>
+          <w:b/>
+          <w:bCs/>
+        </w:rPr>
+        <w:t>Yêu cầu:</w:t>
+      </w:r>
+    </w:p>
+    <w:p>
+      <w:pPr>
+        <w:numPr>
+          <w:ilvl w:val="0"/>
+          <w:numId w:val="29"/>
+        </w:numPr>
+      </w:pPr>
+      <w:r>
+        <w:t>Chạy một ứng dụng Node.js sử dụng framework Express.</w:t>
+      </w:r>
+    </w:p>
+    <w:p>
+      <w:pPr>
+        <w:numPr>
+          <w:ilvl w:val="0"/>
+          <w:numId w:val="29"/>
+        </w:numPr>
+      </w:pPr>
+      <w:r>
+        <w:t>Ứng dụng phản hồi dòng chữ "Hello từ Node.js trong Docker!" khi truy cập.</w:t>
+      </w:r>
+    </w:p>
+    <w:p>
+      <w:pPr>
+        <w:ind w:firstLine="0"/>
+      </w:pPr>
+      <w:r>
+        <w:drawing>
+          <wp:inline distT="0" distB="0" distL="0" distR="0" wp14:anchorId="4AF9A21B" wp14:editId="15A0ED02">
+            <wp:extent cx="4945380" cy="2626995"/>
+            <wp:effectExtent l="0" t="0" r="7620" b="1905"/>
+            <wp:docPr id="1692455942" name="Picture 1"/>
+            <wp:cNvGraphicFramePr>
+              <a:graphicFrameLocks xmlns:a="http://schemas.openxmlformats.org/drawingml/2006/main" noChangeAspect="1"/>
+            </wp:cNvGraphicFramePr>
+            <a:graphic xmlns:a="http://schemas.openxmlformats.org/drawingml/2006/main">
+              <a:graphicData uri="http://schemas.openxmlformats.org/drawingml/2006/picture">
+                <pic:pic xmlns:pic="http://schemas.openxmlformats.org/drawingml/2006/picture">
+                  <pic:nvPicPr>
+                    <pic:cNvPr id="1692455942" name=""/>
+                    <pic:cNvPicPr/>
+                  </pic:nvPicPr>
+                  <pic:blipFill>
+                    <a:blip r:embed="rId24"/>
+                    <a:stretch>
+                      <a:fillRect/>
+                    </a:stretch>
+                  </pic:blipFill>
+                  <pic:spPr>
+                    <a:xfrm>
+                      <a:off x="0" y="0"/>
+                      <a:ext cx="4945380" cy="2626995"/>
+                    </a:xfrm>
+                    <a:prstGeom prst="rect">
+                      <a:avLst/>
+                    </a:prstGeom>
+                  </pic:spPr>
+                </pic:pic>
+              </a:graphicData>
+            </a:graphic>
+          </wp:inline>
+        </w:drawing>
+      </w:r>
+    </w:p>
+    <w:p>
+      <w:pPr>
+        <w:ind w:firstLine="0"/>
+        <w:rPr>
+          <w:noProof/>
+        </w:rPr>
+      </w:pPr>
+    </w:p>
+    <w:p>
+      <w:pPr>
+        <w:ind w:firstLine="0"/>
+      </w:pPr>
+      <w:r>
+        <w:rPr>
+          <w:noProof/>
+        </w:rPr>
+        <w:drawing>
+          <wp:inline distT="0" distB="0" distL="0" distR="0" wp14:anchorId="36D723F0" wp14:editId="7B7505E7">
+            <wp:extent cx="4945380" cy="2626995"/>
+            <wp:effectExtent l="0" t="0" r="7620" b="1905"/>
+            <wp:docPr id="1531030388" name="Picture 1"/>
+            <wp:cNvGraphicFramePr>
+              <a:graphicFrameLocks xmlns:a="http://schemas.openxmlformats.org/drawingml/2006/main" noChangeAspect="1"/>
+            </wp:cNvGraphicFramePr>
+            <a:graphic xmlns:a="http://schemas.openxmlformats.org/drawingml/2006/main">
+              <a:graphicData uri="http://schemas.openxmlformats.org/drawingml/2006/picture">
+                <pic:pic xmlns:pic="http://schemas.openxmlformats.org/drawingml/2006/picture">
+                  <pic:nvPicPr>
+                    <pic:cNvPr id="1531030388" name=""/>
+                    <pic:cNvPicPr/>
+                  </pic:nvPicPr>
+                  <pic:blipFill>
+                    <a:blip r:embed="rId25"/>
+                    <a:stretch>
+                      <a:fillRect/>
+                    </a:stretch>
+                  </pic:blipFill>
+                  <pic:spPr>
+                    <a:xfrm>
+                      <a:off x="0" y="0"/>
+                      <a:ext cx="4945380" cy="2626995"/>
+                    </a:xfrm>
+                    <a:prstGeom prst="rect">
+                      <a:avLst/>
+                    </a:prstGeom>
+                  </pic:spPr>
+                </pic:pic>
+              </a:graphicData>
+            </a:graphic>
+          </wp:inline>
+        </w:drawing>
+      </w:r>
+    </w:p>
+    <w:p>
+      <w:pPr>
+        <w:ind w:firstLine="0"/>
+      </w:pPr>
+    </w:p>
+    <w:p>
+      <w:pPr>
+        <w:pStyle w:val="Heading2"/>
+      </w:pPr>
+      <w:r>
+        <w:t>Bài 5: Chạy Redis với Docker Compose</w:t>
+      </w:r>
+    </w:p>
+    <w:p>
+      <w:pPr>
+        <w:ind w:firstLine="0"/>
+      </w:pPr>
+      <w:r>
+        <w:rPr>
+          <w:b/>
+          <w:bCs/>
+        </w:rPr>
+        <w:t>Yêu cầu:</w:t>
+      </w:r>
+    </w:p>
+    <w:p>
+      <w:pPr>
+        <w:numPr>
+          <w:ilvl w:val="0"/>
+          <w:numId w:val="30"/>
+        </w:numPr>
+      </w:pPr>
+      <w:r>
+        <w:t>Chạy một container Redis.</w:t>
+      </w:r>
+    </w:p>
+    <w:p>
+      <w:pPr>
+        <w:numPr>
+          <w:ilvl w:val="0"/>
+          <w:numId w:val="30"/>
+        </w:numPr>
+      </w:pPr>
+      <w:r>
+        <w:lastRenderedPageBreak/>
+        <w:t xml:space="preserve">Map cổng </w:t>
+      </w:r>
+      <w:r>
+        <w:rPr>
+          <w:b/>
+          <w:bCs/>
+        </w:rPr>
+        <w:t>6379</w:t>
+      </w:r>
+      <w:r>
+        <w:t xml:space="preserve"> của máy host với cổng </w:t>
+      </w:r>
+      <w:r>
+        <w:rPr>
+          <w:b/>
+          <w:bCs/>
+        </w:rPr>
+        <w:t>6379</w:t>
+      </w:r>
+      <w:r>
+        <w:t xml:space="preserve"> của container.</w:t>
+      </w:r>
+    </w:p>
+    <w:p>
+      <w:pPr>
+        <w:ind w:firstLine="0"/>
+      </w:pPr>
+      <w:r>
+        <w:rPr>
+          <w:noProof/>
+        </w:rPr>
+        <w:drawing>
+          <wp:inline distT="0" distB="0" distL="0" distR="0" wp14:anchorId="1DFCDCC2" wp14:editId="2BD8CEFE">
+            <wp:extent cx="4945380" cy="2626995"/>
+            <wp:effectExtent l="0" t="0" r="7620" b="1905"/>
+            <wp:docPr id="1203323676" name="Picture 1"/>
+            <wp:cNvGraphicFramePr>
+              <a:graphicFrameLocks xmlns:a="http://schemas.openxmlformats.org/drawingml/2006/main" noChangeAspect="1"/>
+            </wp:cNvGraphicFramePr>
+            <a:graphic xmlns:a="http://schemas.openxmlformats.org/drawingml/2006/main">
+              <a:graphicData uri="http://schemas.openxmlformats.org/drawingml/2006/picture">
+                <pic:pic xmlns:pic="http://schemas.openxmlformats.org/drawingml/2006/picture">
+                  <pic:nvPicPr>
+                    <pic:cNvPr id="1203323676" name=""/>
+                    <pic:cNvPicPr/>
+                  </pic:nvPicPr>
+                  <pic:blipFill>
+                    <a:blip r:embed="rId26"/>
+                    <a:stretch>
+                      <a:fillRect/>
+                    </a:stretch>
+                  </pic:blipFill>
+                  <pic:spPr>
+                    <a:xfrm>
+                      <a:off x="0" y="0"/>
+                      <a:ext cx="4945380" cy="2626995"/>
+                    </a:xfrm>
+                    <a:prstGeom prst="rect">
+                      <a:avLst/>
+                    </a:prstGeom>
+                  </pic:spPr>
+                </pic:pic>
+              </a:graphicData>
+            </a:graphic>
+          </wp:inline>
+        </w:drawing>
+      </w:r>
+    </w:p>
+    <w:p>
+      <w:pPr>
+        <w:pStyle w:val="Heading2"/>
+      </w:pPr>
+      <w:r>
+        <w:t>Bài 6: Chạy WordPress với MySQL</w:t>
+      </w:r>
+    </w:p>
+    <w:p>
+      <w:pPr>
+        <w:ind w:firstLine="0"/>
+      </w:pPr>
+      <w:r>
+        <w:rPr>
+          <w:b/>
+          <w:bCs/>
+        </w:rPr>
+        <w:t>Yêu cầu:</w:t>
+      </w:r>
+    </w:p>
+    <w:p>
+      <w:pPr>
+        <w:numPr>
+          <w:ilvl w:val="0"/>
+          <w:numId w:val="31"/>
+        </w:numPr>
+      </w:pPr>
+      <w:r>
+        <w:t xml:space="preserve">Chạy hệ quản trị nội dung </w:t>
+      </w:r>
+      <w:r>
+        <w:rPr>
+          <w:b/>
+          <w:bCs/>
+        </w:rPr>
+        <w:t>WordPress</w:t>
+      </w:r>
+      <w:r>
+        <w:t xml:space="preserve"> kết nối với cơ sở dữ liệu </w:t>
+      </w:r>
+      <w:r>
+        <w:rPr>
+          <w:b/>
+          <w:bCs/>
+        </w:rPr>
+        <w:t>MySQL</w:t>
+      </w:r>
+      <w:r>
+        <w:t>.</w:t>
+      </w:r>
+    </w:p>
+    <w:p>
+      <w:pPr>
+        <w:numPr>
+          <w:ilvl w:val="0"/>
+          <w:numId w:val="31"/>
+        </w:numPr>
+      </w:pPr>
+      <w:r>
+        <w:t xml:space="preserve">WordPress chạy trên cổng </w:t>
+      </w:r>
+      <w:r>
+        <w:rPr>
+          <w:b/>
+          <w:bCs/>
+        </w:rPr>
+        <w:t>8000</w:t>
+      </w:r>
+      <w:r>
+        <w:t>.</w:t>
+      </w:r>
+    </w:p>
+    <w:p>
+      <w:pPr>
+        <w:ind w:firstLine="0"/>
+      </w:pPr>
+      <w:r>
+        <w:drawing>
+          <wp:inline distT="0" distB="0" distL="0" distR="0" wp14:anchorId="1FDBB0C8" wp14:editId="18D0A2E1">
+            <wp:extent cx="4945380" cy="2626995"/>
+            <wp:effectExtent l="0" t="0" r="7620" b="1905"/>
+            <wp:docPr id="1910367793" name="Picture 1"/>
+            <wp:cNvGraphicFramePr>
+              <a:graphicFrameLocks xmlns:a="http://schemas.openxmlformats.org/drawingml/2006/main" noChangeAspect="1"/>
+            </wp:cNvGraphicFramePr>
+            <a:graphic xmlns:a="http://schemas.openxmlformats.org/drawingml/2006/main">
+              <a:graphicData uri="http://schemas.openxmlformats.org/drawingml/2006/picture">
+                <pic:pic xmlns:pic="http://schemas.openxmlformats.org/drawingml/2006/picture">
+                  <pic:nvPicPr>
+                    <pic:cNvPr id="1910367793" name=""/>
+                    <pic:cNvPicPr/>
+                  </pic:nvPicPr>
+                  <pic:blipFill>
+                    <a:blip r:embed="rId27"/>
+                    <a:stretch>
+                      <a:fillRect/>
+                    </a:stretch>
+                  </pic:blipFill>
+                  <pic:spPr>
+                    <a:xfrm>
+                      <a:off x="0" y="0"/>
+                      <a:ext cx="4945380" cy="2626995"/>
+                    </a:xfrm>
+                    <a:prstGeom prst="rect">
+                      <a:avLst/>
+                    </a:prstGeom>
+                  </pic:spPr>
+                </pic:pic>
+              </a:graphicData>
+            </a:graphic>
+          </wp:inline>
+        </w:drawing>
+      </w:r>
+    </w:p>
+    <w:p>
+      <w:pPr>
+        <w:ind w:firstLine="0"/>
+      </w:pPr>
+      <w:r>
+        <w:lastRenderedPageBreak/>
+        <w:drawing>
+          <wp:inline distT="0" distB="0" distL="0" distR="0" wp14:anchorId="7534D702" wp14:editId="0DA43E72">
+            <wp:extent cx="4945380" cy="2626995"/>
+            <wp:effectExtent l="0" t="0" r="7620" b="1905"/>
+            <wp:docPr id="536005690" name="Picture 1"/>
+            <wp:cNvGraphicFramePr>
+              <a:graphicFrameLocks xmlns:a="http://schemas.openxmlformats.org/drawingml/2006/main" noChangeAspect="1"/>
+            </wp:cNvGraphicFramePr>
+            <a:graphic xmlns:a="http://schemas.openxmlformats.org/drawingml/2006/main">
+              <a:graphicData uri="http://schemas.openxmlformats.org/drawingml/2006/picture">
+                <pic:pic xmlns:pic="http://schemas.openxmlformats.org/drawingml/2006/picture">
+                  <pic:nvPicPr>
+                    <pic:cNvPr id="536005690" name=""/>
+                    <pic:cNvPicPr/>
+                  </pic:nvPicPr>
+                  <pic:blipFill>
+                    <a:blip r:embed="rId28"/>
+                    <a:stretch>
+                      <a:fillRect/>
+                    </a:stretch>
+                  </pic:blipFill>
+                  <pic:spPr>
+                    <a:xfrm>
+                      <a:off x="0" y="0"/>
+                      <a:ext cx="4945380" cy="2626995"/>
+                    </a:xfrm>
+                    <a:prstGeom prst="rect">
+                      <a:avLst/>
+                    </a:prstGeom>
+                  </pic:spPr>
+                </pic:pic>
+              </a:graphicData>
+            </a:graphic>
+          </wp:inline>
+        </w:drawing>
+      </w:r>
+    </w:p>
+    <w:p>
+      <w:pPr>
+        <w:ind w:firstLine="0"/>
+      </w:pPr>
+    </w:p>
+    <w:p>
+      <w:pPr>
+        <w:ind w:firstLine="0"/>
+      </w:pPr>
+    </w:p>
+    <w:p>
+      <w:pPr>
+        <w:pStyle w:val="Heading2"/>
+      </w:pPr>
+      <w:r>
+        <w:t>Bài 7: Chạy MongoDB với Docker Compose</w:t>
+      </w:r>
+    </w:p>
+    <w:p>
+      <w:pPr>
+        <w:ind w:firstLine="0"/>
+      </w:pPr>
+      <w:r>
+        <w:rPr>
+          <w:b/>
+          <w:bCs/>
+        </w:rPr>
+        <w:t>Yêu cầu:</w:t>
+      </w:r>
+    </w:p>
+    <w:p>
+      <w:pPr>
+        <w:numPr>
+          <w:ilvl w:val="0"/>
+          <w:numId w:val="32"/>
+        </w:numPr>
+      </w:pPr>
+      <w:r>
+        <w:t xml:space="preserve">Chạy cơ sở dữ liệu NoSQL </w:t>
+      </w:r>
+      <w:r>
+        <w:rPr>
+          <w:b/>
+          <w:bCs/>
+        </w:rPr>
+        <w:t>MongoDB</w:t>
+      </w:r>
+      <w:r>
+        <w:t>.</w:t>
+      </w:r>
+    </w:p>
+    <w:p>
+      <w:pPr>
+        <w:numPr>
+          <w:ilvl w:val="0"/>
+          <w:numId w:val="32"/>
+        </w:numPr>
+      </w:pPr>
+      <w:r>
+        <w:t xml:space="preserve">Chạy công cụ quản lý giao diện web </w:t>
+      </w:r>
+      <w:r>
+        <w:rPr>
+          <w:b/>
+          <w:bCs/>
+        </w:rPr>
+        <w:t>Mongo Express</w:t>
+      </w:r>
+      <w:r>
+        <w:t>.</w:t>
+      </w:r>
+    </w:p>
+    <w:p>
+      <w:pPr>
+        <w:numPr>
+          <w:ilvl w:val="0"/>
+          <w:numId w:val="32"/>
+        </w:numPr>
+      </w:pPr>
+      <w:r>
+        <w:t xml:space="preserve">Mongo Express chạy trên cổng </w:t>
+      </w:r>
+      <w:r>
+        <w:rPr>
+          <w:b/>
+          <w:bCs/>
+        </w:rPr>
+        <w:t>8081</w:t>
+      </w:r>
+      <w:r>
+        <w:t>.</w:t>
+      </w:r>
+    </w:p>
+    <w:p>
+      <w:pPr>
+        <w:ind w:firstLine="0"/>
+      </w:pPr>
+    </w:p>
+    <w:p>
+      <w:pPr>
+        <w:ind w:firstLine="0"/>
+      </w:pPr>
+      <w:r>
+        <w:drawing>
+          <wp:inline distT="0" distB="0" distL="0" distR="0" wp14:anchorId="4C2020C6" wp14:editId="06F15F10">
+            <wp:extent cx="4945380" cy="2626995"/>
+            <wp:effectExtent l="0" t="0" r="7620" b="1905"/>
+            <wp:docPr id="1090224884" name="Picture 1"/>
+            <wp:cNvGraphicFramePr>
+              <a:graphicFrameLocks xmlns:a="http://schemas.openxmlformats.org/drawingml/2006/main" noChangeAspect="1"/>
+            </wp:cNvGraphicFramePr>
+            <a:graphic xmlns:a="http://schemas.openxmlformats.org/drawingml/2006/main">
+              <a:graphicData uri="http://schemas.openxmlformats.org/drawingml/2006/picture">
+                <pic:pic xmlns:pic="http://schemas.openxmlformats.org/drawingml/2006/picture">
+                  <pic:nvPicPr>
+                    <pic:cNvPr id="1090224884" name=""/>
+                    <pic:cNvPicPr/>
+                  </pic:nvPicPr>
+                  <pic:blipFill>
+                    <a:blip r:embed="rId29"/>
+                    <a:stretch>
+                      <a:fillRect/>
+                    </a:stretch>
+                  </pic:blipFill>
+                  <pic:spPr>
+                    <a:xfrm>
+                      <a:off x="0" y="0"/>
+                      <a:ext cx="4945380" cy="2626995"/>
+                    </a:xfrm>
+                    <a:prstGeom prst="rect">
+                      <a:avLst/>
+                    </a:prstGeom>
+                  </pic:spPr>
+                </pic:pic>
+              </a:graphicData>
+            </a:graphic>
+          </wp:inline>
+        </w:drawing>
+      </w:r>
+    </w:p>
+    <w:p>
+      <w:pPr>
+        <w:ind w:firstLine="0"/>
+      </w:pPr>
+      <w:r>
+        <w:lastRenderedPageBreak/>
+        <w:drawing>
+          <wp:inline distT="0" distB="0" distL="0" distR="0" wp14:anchorId="3500470A" wp14:editId="71511443">
+            <wp:extent cx="4945380" cy="2626995"/>
+            <wp:effectExtent l="0" t="0" r="7620" b="1905"/>
+            <wp:docPr id="256279531" name="Picture 1"/>
+            <wp:cNvGraphicFramePr>
+              <a:graphicFrameLocks xmlns:a="http://schemas.openxmlformats.org/drawingml/2006/main" noChangeAspect="1"/>
+            </wp:cNvGraphicFramePr>
+            <a:graphic xmlns:a="http://schemas.openxmlformats.org/drawingml/2006/main">
+              <a:graphicData uri="http://schemas.openxmlformats.org/drawingml/2006/picture">
+                <pic:pic xmlns:pic="http://schemas.openxmlformats.org/drawingml/2006/picture">
+                  <pic:nvPicPr>
+                    <pic:cNvPr id="256279531" name=""/>
+                    <pic:cNvPicPr/>
+                  </pic:nvPicPr>
+                  <pic:blipFill>
+                    <a:blip r:embed="rId30"/>
+                    <a:stretch>
+                      <a:fillRect/>
+                    </a:stretch>
+                  </pic:blipFill>
+                  <pic:spPr>
+                    <a:xfrm>
+                      <a:off x="0" y="0"/>
+                      <a:ext cx="4945380" cy="2626995"/>
+                    </a:xfrm>
+                    <a:prstGeom prst="rect">
+                      <a:avLst/>
+                    </a:prstGeom>
+                  </pic:spPr>
+                </pic:pic>
+              </a:graphicData>
+            </a:graphic>
+          </wp:inline>
+        </w:drawing>
+      </w:r>
+    </w:p>
+    <w:p>
+      <w:pPr>
+        <w:ind w:firstLine="0"/>
+      </w:pPr>
+    </w:p>
+    <w:p>
+      <w:pPr>
+        <w:ind w:firstLine="0"/>
+      </w:pPr>
+    </w:p>
+    <w:p>
+      <w:pPr>
+        <w:pStyle w:val="Heading2"/>
+      </w:pPr>
+      <w:r>
+        <w:t>Bài 8: Kết nối nhiều dịch vụ với Docker Compose</w:t>
+      </w:r>
+    </w:p>
+    <w:p>
+      <w:pPr>
+        <w:ind w:firstLine="0"/>
+      </w:pPr>
+      <w:r>
+        <w:rPr>
+          <w:b/>
+          <w:bCs/>
+        </w:rPr>
+        <w:t>Yêu cầu:</w:t>
+      </w:r>
+    </w:p>
+    <w:p>
+      <w:pPr>
+        <w:numPr>
+          <w:ilvl w:val="0"/>
+          <w:numId w:val="33"/>
+        </w:numPr>
+      </w:pPr>
+      <w:r>
+        <w:t xml:space="preserve">Chạy một ứng dụng </w:t>
+      </w:r>
+      <w:r>
+        <w:rPr>
+          <w:b/>
+          <w:bCs/>
+        </w:rPr>
+        <w:t>Node.js</w:t>
+      </w:r>
+      <w:r>
+        <w:t xml:space="preserve"> tự viết.</w:t>
+      </w:r>
+    </w:p>
+    <w:p>
+      <w:pPr>
+        <w:numPr>
+          <w:ilvl w:val="0"/>
+          <w:numId w:val="33"/>
+        </w:numPr>
+      </w:pPr>
+      <w:r>
+        <w:t xml:space="preserve">Kết nối ứng dụng đó với cơ sở dữ liệu </w:t>
+      </w:r>
+      <w:r>
+        <w:rPr>
+          <w:b/>
+          <w:bCs/>
+        </w:rPr>
+        <w:t>MySQL</w:t>
+      </w:r>
+      <w:r>
+        <w:t>.</w:t>
+      </w:r>
+    </w:p>
+    <w:p>
+      <w:pPr>
+        <w:ind w:firstLine="0"/>
+      </w:pPr>
+      <w:r>
+        <w:drawing>
+          <wp:inline distT="0" distB="0" distL="0" distR="0" wp14:anchorId="0A320744" wp14:editId="0A5CC55F">
+            <wp:extent cx="4945380" cy="2626995"/>
+            <wp:effectExtent l="0" t="0" r="7620" b="1905"/>
+            <wp:docPr id="2075847468" name="Picture 1"/>
+            <wp:cNvGraphicFramePr>
+              <a:graphicFrameLocks xmlns:a="http://schemas.openxmlformats.org/drawingml/2006/main" noChangeAspect="1"/>
+            </wp:cNvGraphicFramePr>
+            <a:graphic xmlns:a="http://schemas.openxmlformats.org/drawingml/2006/main">
+              <a:graphicData uri="http://schemas.openxmlformats.org/drawingml/2006/picture">
+                <pic:pic xmlns:pic="http://schemas.openxmlformats.org/drawingml/2006/picture">
+                  <pic:nvPicPr>
+                    <pic:cNvPr id="2075847468" name=""/>
+                    <pic:cNvPicPr/>
+                  </pic:nvPicPr>
+                  <pic:blipFill>
+                    <a:blip r:embed="rId31"/>
+                    <a:stretch>
+                      <a:fillRect/>
+                    </a:stretch>
+                  </pic:blipFill>
+                  <pic:spPr>
+                    <a:xfrm>
+                      <a:off x="0" y="0"/>
+                      <a:ext cx="4945380" cy="2626995"/>
+                    </a:xfrm>
+                    <a:prstGeom prst="rect">
+                      <a:avLst/>
+                    </a:prstGeom>
+                  </pic:spPr>
+                </pic:pic>
+              </a:graphicData>
+            </a:graphic>
+          </wp:inline>
+        </w:drawing>
+      </w:r>
+    </w:p>
+    <w:p>
+      <w:pPr>
+        <w:ind w:firstLine="0"/>
+      </w:pPr>
+      <w:r>
+        <w:lastRenderedPageBreak/>
+        <w:drawing>
+          <wp:inline distT="0" distB="0" distL="0" distR="0" wp14:anchorId="62F6E952" wp14:editId="4D1CAD09">
+            <wp:extent cx="4945380" cy="2626995"/>
+            <wp:effectExtent l="0" t="0" r="7620" b="1905"/>
+            <wp:docPr id="1534776360" name="Picture 1"/>
+            <wp:cNvGraphicFramePr>
+              <a:graphicFrameLocks xmlns:a="http://schemas.openxmlformats.org/drawingml/2006/main" noChangeAspect="1"/>
+            </wp:cNvGraphicFramePr>
+            <a:graphic xmlns:a="http://schemas.openxmlformats.org/drawingml/2006/main">
+              <a:graphicData uri="http://schemas.openxmlformats.org/drawingml/2006/picture">
+                <pic:pic xmlns:pic="http://schemas.openxmlformats.org/drawingml/2006/picture">
+                  <pic:nvPicPr>
+                    <pic:cNvPr id="1534776360" name=""/>
+                    <pic:cNvPicPr/>
+                  </pic:nvPicPr>
+                  <pic:blipFill>
+                    <a:blip r:embed="rId32"/>
+                    <a:stretch>
+                      <a:fillRect/>
+                    </a:stretch>
+                  </pic:blipFill>
+                  <pic:spPr>
+                    <a:xfrm>
+                      <a:off x="0" y="0"/>
+                      <a:ext cx="4945380" cy="2626995"/>
+                    </a:xfrm>
+                    <a:prstGeom prst="rect">
+                      <a:avLst/>
+                    </a:prstGeom>
+                  </pic:spPr>
+                </pic:pic>
+              </a:graphicData>
+            </a:graphic>
+          </wp:inline>
+        </w:drawing>
+      </w:r>
+    </w:p>
+    <w:p>
+      <w:pPr>
+        <w:ind w:firstLine="0"/>
+      </w:pPr>
+    </w:p>
+    <w:p>
+      <w:pPr>
+        <w:pStyle w:val="Heading2"/>
+      </w:pPr>
+      <w:r>
+        <w:t>Bài 9: Chạy ứng dụng Python Flask với Docker Compose</w:t>
+      </w:r>
+    </w:p>
+    <w:p>
+      <w:pPr>
+        <w:ind w:firstLine="0"/>
+      </w:pPr>
+      <w:r>
+        <w:rPr>
+          <w:b/>
+          <w:bCs/>
+        </w:rPr>
+        <w:t>Yêu cầu:</w:t>
+      </w:r>
+    </w:p>
+    <w:p>
+      <w:pPr>
+        <w:numPr>
+          <w:ilvl w:val="0"/>
+          <w:numId w:val="34"/>
+        </w:numPr>
+      </w:pPr>
+      <w:r>
+        <w:t xml:space="preserve">Chạy một ứng dụng </w:t>
+      </w:r>
+      <w:r>
+        <w:rPr>
+          <w:b/>
+          <w:bCs/>
+        </w:rPr>
+        <w:t>Python</w:t>
+      </w:r>
+      <w:r>
+        <w:t xml:space="preserve"> sử dụng framework </w:t>
+      </w:r>
+      <w:r>
+        <w:rPr>
+          <w:b/>
+          <w:bCs/>
+        </w:rPr>
+        <w:t>Flask</w:t>
+      </w:r>
+      <w:r>
+        <w:t>.</w:t>
+      </w:r>
+    </w:p>
+    <w:p>
+      <w:pPr>
+        <w:numPr>
+          <w:ilvl w:val="0"/>
+          <w:numId w:val="34"/>
+        </w:numPr>
+      </w:pPr>
+      <w:r>
+        <w:t>Ứng dụng phản hồi dòng chữ "Hello từ Flask bên trong Docker!" khi truy cập.</w:t>
+      </w:r>
+    </w:p>
+    <w:p>
+      <w:pPr>
+        <w:ind w:firstLine="0"/>
+      </w:pPr>
+      <w:r>
+        <w:drawing>
+          <wp:inline distT="0" distB="0" distL="0" distR="0" wp14:anchorId="21568AFD" wp14:editId="7D826D39">
+            <wp:extent cx="4945380" cy="2626995"/>
+            <wp:effectExtent l="0" t="0" r="7620" b="1905"/>
+            <wp:docPr id="1266641805" name="Picture 1"/>
+            <wp:cNvGraphicFramePr>
+              <a:graphicFrameLocks xmlns:a="http://schemas.openxmlformats.org/drawingml/2006/main" noChangeAspect="1"/>
+            </wp:cNvGraphicFramePr>
+            <a:graphic xmlns:a="http://schemas.openxmlformats.org/drawingml/2006/main">
+              <a:graphicData uri="http://schemas.openxmlformats.org/drawingml/2006/picture">
+                <pic:pic xmlns:pic="http://schemas.openxmlformats.org/drawingml/2006/picture">
+                  <pic:nvPicPr>
+                    <pic:cNvPr id="1266641805" name=""/>
+                    <pic:cNvPicPr/>
+                  </pic:nvPicPr>
+                  <pic:blipFill>
+                    <a:blip r:embed="rId33"/>
+                    <a:stretch>
+                      <a:fillRect/>
+                    </a:stretch>
+                  </pic:blipFill>
+                  <pic:spPr>
+                    <a:xfrm>
+                      <a:off x="0" y="0"/>
+                      <a:ext cx="4945380" cy="2626995"/>
+                    </a:xfrm>
+                    <a:prstGeom prst="rect">
+                      <a:avLst/>
+                    </a:prstGeom>
+                  </pic:spPr>
+                </pic:pic>
+              </a:graphicData>
+            </a:graphic>
+          </wp:inline>
+        </w:drawing>
+      </w:r>
+    </w:p>
+    <w:p>
+      <w:pPr>
+        <w:ind w:firstLine="0"/>
+      </w:pPr>
+      <w:r>
+        <w:lastRenderedPageBreak/>
+        <w:drawing>
+          <wp:inline distT="0" distB="0" distL="0" distR="0" wp14:anchorId="7ED7D3E8" wp14:editId="19EFCE1B">
+            <wp:extent cx="4945380" cy="2626995"/>
+            <wp:effectExtent l="0" t="0" r="7620" b="1905"/>
+            <wp:docPr id="1984876844" name="Picture 1"/>
+            <wp:cNvGraphicFramePr>
+              <a:graphicFrameLocks xmlns:a="http://schemas.openxmlformats.org/drawingml/2006/main" noChangeAspect="1"/>
+            </wp:cNvGraphicFramePr>
+            <a:graphic xmlns:a="http://schemas.openxmlformats.org/drawingml/2006/main">
+              <a:graphicData uri="http://schemas.openxmlformats.org/drawingml/2006/picture">
+                <pic:pic xmlns:pic="http://schemas.openxmlformats.org/drawingml/2006/picture">
+                  <pic:nvPicPr>
+                    <pic:cNvPr id="1984876844" name=""/>
+                    <pic:cNvPicPr/>
+                  </pic:nvPicPr>
+                  <pic:blipFill>
+                    <a:blip r:embed="rId34"/>
+                    <a:stretch>
+                      <a:fillRect/>
+                    </a:stretch>
+                  </pic:blipFill>
+                  <pic:spPr>
+                    <a:xfrm>
+                      <a:off x="0" y="0"/>
+                      <a:ext cx="4945380" cy="2626995"/>
+                    </a:xfrm>
+                    <a:prstGeom prst="rect">
+                      <a:avLst/>
+                    </a:prstGeom>
+                  </pic:spPr>
+                </pic:pic>
+              </a:graphicData>
+            </a:graphic>
+          </wp:inline>
+        </w:drawing>
+      </w:r>
+      <w:r>
+        <w:br/>
+      </w:r>
+    </w:p>
+    <w:p>
+      <w:pPr>
+        <w:ind w:firstLine="0"/>
+      </w:pPr>
+    </w:p>
+    <w:p>
+      <w:pPr>
+        <w:pStyle w:val="Heading2"/>
+      </w:pPr>
+      <w:r>
+        <w:t>Bài 10: Lưu trữ dữ liệu với Docker Volumes</w:t>
+      </w:r>
+    </w:p>
+    <w:p>
+      <w:pPr>
+        <w:ind w:firstLine="0"/>
+      </w:pPr>
+      <w:r>
+        <w:rPr>
+          <w:b/>
+          <w:bCs/>
+        </w:rPr>
+        <w:t>Yêu cầu:</w:t>
+      </w:r>
+    </w:p>
+    <w:p>
+      <w:pPr>
+        <w:numPr>
+          <w:ilvl w:val="0"/>
+          <w:numId w:val="35"/>
+        </w:numPr>
+      </w:pPr>
+      <w:r>
+        <w:t xml:space="preserve">Chạy MySQL phiên bản </w:t>
+      </w:r>
+      <w:r>
+        <w:rPr>
+          <w:b/>
+          <w:bCs/>
+        </w:rPr>
+        <w:t>8.0</w:t>
+      </w:r>
+      <w:r>
+        <w:t>.</w:t>
+      </w:r>
+    </w:p>
+    <w:p>
+      <w:pPr>
+        <w:numPr>
+          <w:ilvl w:val="0"/>
+          <w:numId w:val="35"/>
+        </w:numPr>
+      </w:pPr>
+      <w:r>
+        <w:t xml:space="preserve">Sử dụng </w:t>
+      </w:r>
+      <w:r>
+        <w:rPr>
+          <w:b/>
+          <w:bCs/>
+        </w:rPr>
+        <w:t>Docker Volumes</w:t>
+      </w:r>
+      <w:r>
+        <w:t xml:space="preserve"> để lưu trữ dữ liệu bền vững (không bị mất khi container bị xóa).</w:t>
+      </w:r>
+    </w:p>
+    <w:p>
+      <w:pPr>
+        <w:ind w:firstLine="0"/>
+      </w:pPr>
+      <w:r>
+        <w:drawing>
+          <wp:inline distT="0" distB="0" distL="0" distR="0" wp14:anchorId="7ACCDB8C" wp14:editId="71401B75">
+            <wp:extent cx="4945380" cy="2626995"/>
+            <wp:effectExtent l="0" t="0" r="7620" b="1905"/>
+            <wp:docPr id="1358527658" name="Picture 1"/>
+            <wp:cNvGraphicFramePr>
+              <a:graphicFrameLocks xmlns:a="http://schemas.openxmlformats.org/drawingml/2006/main" noChangeAspect="1"/>
+            </wp:cNvGraphicFramePr>
+            <a:graphic xmlns:a="http://schemas.openxmlformats.org/drawingml/2006/main">
+              <a:graphicData uri="http://schemas.openxmlformats.org/drawingml/2006/picture">
+                <pic:pic xmlns:pic="http://schemas.openxmlformats.org/drawingml/2006/picture">
+                  <pic:nvPicPr>
+                    <pic:cNvPr id="1358527658" name=""/>
+                    <pic:cNvPicPr/>
+                  </pic:nvPicPr>
+                  <pic:blipFill>
+                    <a:blip r:embed="rId35"/>
+                    <a:stretch>
+                      <a:fillRect/>
+                    </a:stretch>
+                  </pic:blipFill>
+                  <pic:spPr>
+                    <a:xfrm>
+                      <a:off x="0" y="0"/>
+                      <a:ext cx="4945380" cy="2626995"/>
+                    </a:xfrm>
+                    <a:prstGeom prst="rect">
+                      <a:avLst/>
+                    </a:prstGeom>
+                  </pic:spPr>
+                </pic:pic>
+              </a:graphicData>
+            </a:graphic>
+          </wp:inline>
+        </w:drawing>
+      </w:r>
+    </w:p>
+    <w:p>
+      <w:pPr>
+        <w:ind w:firstLine="0"/>
+      </w:pPr>
+      <w:r>
+        <w:lastRenderedPageBreak/>
+        <w:drawing>
+          <wp:inline distT="0" distB="0" distL="0" distR="0" wp14:anchorId="2821F1A0" wp14:editId="0F428FD3">
+            <wp:extent cx="4945380" cy="2626995"/>
+            <wp:effectExtent l="0" t="0" r="7620" b="1905"/>
+            <wp:docPr id="982896314" name="Picture 1"/>
+            <wp:cNvGraphicFramePr>
+              <a:graphicFrameLocks xmlns:a="http://schemas.openxmlformats.org/drawingml/2006/main" noChangeAspect="1"/>
+            </wp:cNvGraphicFramePr>
+            <a:graphic xmlns:a="http://schemas.openxmlformats.org/drawingml/2006/main">
+              <a:graphicData uri="http://schemas.openxmlformats.org/drawingml/2006/picture">
+                <pic:pic xmlns:pic="http://schemas.openxmlformats.org/drawingml/2006/picture">
+                  <pic:nvPicPr>
+                    <pic:cNvPr id="982896314" name=""/>
+                    <pic:cNvPicPr/>
+                  </pic:nvPicPr>
+                  <pic:blipFill>
+                    <a:blip r:embed="rId36"/>
+                    <a:stretch>
+                      <a:fillRect/>
+                    </a:stretch>
+                  </pic:blipFill>
+                  <pic:spPr>
+                    <a:xfrm>
+                      <a:off x="0" y="0"/>
+                      <a:ext cx="4945380" cy="2626995"/>
+                    </a:xfrm>
+                    <a:prstGeom prst="rect">
+                      <a:avLst/>
+                    </a:prstGeom>
+                  </pic:spPr>
+                </pic:pic>
+              </a:graphicData>
+            </a:graphic>
+          </wp:inline>
+        </w:drawing>
+      </w:r>
+    </w:p>
+    <w:p>
+      <w:pPr>
+        <w:ind w:firstLine="0"/>
+      </w:pPr>
+      <w:r>
+        <w:drawing>
+          <wp:inline distT="0" distB="0" distL="0" distR="0" wp14:anchorId="49D14EDA" wp14:editId="1BBEB3E4">
+            <wp:extent cx="4945380" cy="2626995"/>
+            <wp:effectExtent l="0" t="0" r="7620" b="1905"/>
+            <wp:docPr id="2096679605" name="Picture 1"/>
+            <wp:cNvGraphicFramePr>
+              <a:graphicFrameLocks xmlns:a="http://schemas.openxmlformats.org/drawingml/2006/main" noChangeAspect="1"/>
+            </wp:cNvGraphicFramePr>
+            <a:graphic xmlns:a="http://schemas.openxmlformats.org/drawingml/2006/main">
+              <a:graphicData uri="http://schemas.openxmlformats.org/drawingml/2006/picture">
+                <pic:pic xmlns:pic="http://schemas.openxmlformats.org/drawingml/2006/picture">
+                  <pic:nvPicPr>
+                    <pic:cNvPr id="2096679605" name=""/>
+                    <pic:cNvPicPr/>
+                  </pic:nvPicPr>
+                  <pic:blipFill>
+                    <a:blip r:embed="rId37"/>
+                    <a:stretch>
+                      <a:fillRect/>
+                    </a:stretch>
+                  </pic:blipFill>
+                  <pic:spPr>
+                    <a:xfrm>
+                      <a:off x="0" y="0"/>
+                      <a:ext cx="4945380" cy="2626995"/>
+                    </a:xfrm>
+                    <a:prstGeom prst="rect">
+                      <a:avLst/>
+                    </a:prstGeom>
+                  </pic:spPr>
+                </pic:pic>
+              </a:graphicData>
+            </a:graphic>
+          </wp:inline>
+        </w:drawing>
+      </w:r>
+    </w:p>
+    <w:p>
+      <w:pPr>
+        <w:ind w:firstLine="0"/>
+      </w:pPr>
+    </w:p>
+    <w:p>
+      <w:pPr>
+        <w:pStyle w:val="Heading2"/>
+      </w:pPr>
+      <w:r>
+        <w:t>Bài 11: Chạy dịch vụ Postgres với Adminer</w:t>
+      </w:r>
+    </w:p>
+    <w:p>
+      <w:pPr>
+        <w:ind w:firstLine="0"/>
+      </w:pPr>
+      <w:r>
+        <w:rPr>
+          <w:b/>
+          <w:bCs/>
+        </w:rPr>
+        <w:t>Yêu cầu:</w:t>
+      </w:r>
+    </w:p>
+    <w:p>
+      <w:pPr>
+        <w:numPr>
+          <w:ilvl w:val="0"/>
+          <w:numId w:val="36"/>
+        </w:numPr>
+      </w:pPr>
+      <w:r>
+        <w:t xml:space="preserve">Chạy cơ sở dữ liệu </w:t>
+      </w:r>
+      <w:r>
+        <w:rPr>
+          <w:b/>
+          <w:bCs/>
+        </w:rPr>
+        <w:t>PostgreSQL</w:t>
+      </w:r>
+      <w:r>
+        <w:t>.</w:t>
+      </w:r>
+    </w:p>
+    <w:p>
+      <w:pPr>
+        <w:numPr>
+          <w:ilvl w:val="0"/>
+          <w:numId w:val="36"/>
+        </w:numPr>
+      </w:pPr>
+      <w:r>
+        <w:t xml:space="preserve">Sử dụng </w:t>
+      </w:r>
+      <w:r>
+        <w:rPr>
+          <w:b/>
+          <w:bCs/>
+        </w:rPr>
+        <w:t>Adminer</w:t>
+      </w:r>
+      <w:r>
+        <w:t xml:space="preserve"> làm công cụ quản lý giao diện web.</w:t>
+      </w:r>
+    </w:p>
+    <w:p>
+      <w:pPr>
+        <w:numPr>
+          <w:ilvl w:val="0"/>
+          <w:numId w:val="36"/>
+        </w:numPr>
+      </w:pPr>
+      <w:r>
+        <w:t>Cấu hình: DB mydb, User user, Password password.</w:t>
+      </w:r>
+    </w:p>
+    <w:p>
+      <w:pPr>
+        <w:numPr>
+          <w:ilvl w:val="0"/>
+          <w:numId w:val="36"/>
+        </w:numPr>
+      </w:pPr>
+      <w:r>
+        <w:t xml:space="preserve">Adminer chạy trên cổng </w:t>
+      </w:r>
+      <w:r>
+        <w:rPr>
+          <w:b/>
+          <w:bCs/>
+        </w:rPr>
+        <w:t>8083</w:t>
+      </w:r>
+      <w:r>
+        <w:t>.</w:t>
+      </w:r>
+    </w:p>
+    <w:p>
+      <w:pPr>
+        <w:ind w:firstLine="0"/>
+      </w:pPr>
+      <w:r>
+        <w:lastRenderedPageBreak/>
+        <w:drawing>
+          <wp:inline distT="0" distB="0" distL="0" distR="0" wp14:anchorId="43D50E12" wp14:editId="2BC7DE3F">
+            <wp:extent cx="4945380" cy="2626995"/>
+            <wp:effectExtent l="0" t="0" r="7620" b="1905"/>
+            <wp:docPr id="875984327" name="Picture 1"/>
+            <wp:cNvGraphicFramePr>
+              <a:graphicFrameLocks xmlns:a="http://schemas.openxmlformats.org/drawingml/2006/main" noChangeAspect="1"/>
+            </wp:cNvGraphicFramePr>
+            <a:graphic xmlns:a="http://schemas.openxmlformats.org/drawingml/2006/main">
+              <a:graphicData uri="http://schemas.openxmlformats.org/drawingml/2006/picture">
+                <pic:pic xmlns:pic="http://schemas.openxmlformats.org/drawingml/2006/picture">
+                  <pic:nvPicPr>
+                    <pic:cNvPr id="875984327" name=""/>
+                    <pic:cNvPicPr/>
+                  </pic:nvPicPr>
+                  <pic:blipFill>
+                    <a:blip r:embed="rId38"/>
+                    <a:stretch>
+                      <a:fillRect/>
+                    </a:stretch>
+                  </pic:blipFill>
+                  <pic:spPr>
+                    <a:xfrm>
+                      <a:off x="0" y="0"/>
+                      <a:ext cx="4945380" cy="2626995"/>
+                    </a:xfrm>
+                    <a:prstGeom prst="rect">
+                      <a:avLst/>
+                    </a:prstGeom>
+                  </pic:spPr>
+                </pic:pic>
+              </a:graphicData>
+            </a:graphic>
+          </wp:inline>
+        </w:drawing>
+      </w:r>
+    </w:p>
+    <w:p>
+      <w:pPr>
+        <w:ind w:firstLine="0"/>
+      </w:pPr>
+      <w:r>
+        <w:drawing>
+          <wp:inline distT="0" distB="0" distL="0" distR="0" wp14:anchorId="62F869CB" wp14:editId="5841B95F">
+            <wp:extent cx="4945380" cy="2626995"/>
+            <wp:effectExtent l="0" t="0" r="7620" b="1905"/>
+            <wp:docPr id="1651822329" name="Picture 1"/>
+            <wp:cNvGraphicFramePr>
+              <a:graphicFrameLocks xmlns:a="http://schemas.openxmlformats.org/drawingml/2006/main" noChangeAspect="1"/>
+            </wp:cNvGraphicFramePr>
+            <a:graphic xmlns:a="http://schemas.openxmlformats.org/drawingml/2006/main">
+              <a:graphicData uri="http://schemas.openxmlformats.org/drawingml/2006/picture">
+                <pic:pic xmlns:pic="http://schemas.openxmlformats.org/drawingml/2006/picture">
+                  <pic:nvPicPr>
+                    <pic:cNvPr id="1651822329" name=""/>
+                    <pic:cNvPicPr/>
+                  </pic:nvPicPr>
+                  <pic:blipFill>
+                    <a:blip r:embed="rId39"/>
+                    <a:stretch>
+                      <a:fillRect/>
+                    </a:stretch>
+                  </pic:blipFill>
+                  <pic:spPr>
+                    <a:xfrm>
+                      <a:off x="0" y="0"/>
+                      <a:ext cx="4945380" cy="2626995"/>
+                    </a:xfrm>
+                    <a:prstGeom prst="rect">
+                      <a:avLst/>
+                    </a:prstGeom>
+                  </pic:spPr>
+                </pic:pic>
+              </a:graphicData>
+            </a:graphic>
+          </wp:inline>
+        </w:drawing>
+      </w:r>
+    </w:p>
+    <w:p>
+      <w:pPr>
+        <w:ind w:firstLine="0"/>
+      </w:pPr>
+    </w:p>
+    <w:p>
+      <w:pPr>
+        <w:pStyle w:val="Heading2"/>
+      </w:pPr>
+      <w:r>
+        <w:t>Bài 12: Giám sát container với Prometheus và Grafana</w:t>
+      </w:r>
+    </w:p>
+    <w:p>
+      <w:pPr>
+        <w:ind w:firstLine="0"/>
+      </w:pPr>
+      <w:r>
+        <w:rPr>
+          <w:b/>
+          <w:bCs/>
+        </w:rPr>
+        <w:t>Yêu cầu:</w:t>
+      </w:r>
+    </w:p>
+    <w:p>
+      <w:pPr>
+        <w:numPr>
+          <w:ilvl w:val="0"/>
+          <w:numId w:val="37"/>
+        </w:numPr>
+      </w:pPr>
+      <w:r>
+        <w:t xml:space="preserve">Chạy </w:t>
+      </w:r>
+      <w:r>
+        <w:rPr>
+          <w:b/>
+          <w:bCs/>
+        </w:rPr>
+        <w:t>Prometheus</w:t>
+      </w:r>
+      <w:r>
+        <w:t xml:space="preserve"> (thu thập dữ liệu), </w:t>
+      </w:r>
+      <w:r>
+        <w:rPr>
+          <w:b/>
+          <w:bCs/>
+        </w:rPr>
+        <w:t>Grafana</w:t>
+      </w:r>
+      <w:r>
+        <w:t xml:space="preserve"> (hiển thị biểu đồ) và </w:t>
+      </w:r>
+      <w:r>
+        <w:rPr>
+          <w:b/>
+          <w:bCs/>
+        </w:rPr>
+        <w:t>Node Exporter</w:t>
+      </w:r>
+      <w:r>
+        <w:t xml:space="preserve"> (lấy thông số phần cứng).</w:t>
+      </w:r>
+    </w:p>
+    <w:p>
+      <w:pPr>
+        <w:numPr>
+          <w:ilvl w:val="0"/>
+          <w:numId w:val="37"/>
+        </w:numPr>
+      </w:pPr>
+      <w:r>
+        <w:t>Giám sát các thông số hệ thống thông qua giao diện trực quan.</w:t>
+      </w:r>
+    </w:p>
+    <w:p>
+      <w:pPr>
+        <w:ind w:firstLine="0"/>
+      </w:pPr>
+      <w:r>
+        <w:lastRenderedPageBreak/>
+        <w:drawing>
+          <wp:inline distT="0" distB="0" distL="0" distR="0" wp14:anchorId="732BB571" wp14:editId="27826F68">
+            <wp:extent cx="4945380" cy="2626995"/>
+            <wp:effectExtent l="0" t="0" r="7620" b="1905"/>
+            <wp:docPr id="2145478083" name="Picture 1"/>
+            <wp:cNvGraphicFramePr>
+              <a:graphicFrameLocks xmlns:a="http://schemas.openxmlformats.org/drawingml/2006/main" noChangeAspect="1"/>
+            </wp:cNvGraphicFramePr>
+            <a:graphic xmlns:a="http://schemas.openxmlformats.org/drawingml/2006/main">
+              <a:graphicData uri="http://schemas.openxmlformats.org/drawingml/2006/picture">
+                <pic:pic xmlns:pic="http://schemas.openxmlformats.org/drawingml/2006/picture">
+                  <pic:nvPicPr>
+                    <pic:cNvPr id="2145478083" name=""/>
+                    <pic:cNvPicPr/>
+                  </pic:nvPicPr>
+                  <pic:blipFill>
+                    <a:blip r:embed="rId40"/>
+                    <a:stretch>
+                      <a:fillRect/>
+                    </a:stretch>
+                  </pic:blipFill>
+                  <pic:spPr>
+                    <a:xfrm>
+                      <a:off x="0" y="0"/>
+                      <a:ext cx="4945380" cy="2626995"/>
+                    </a:xfrm>
+                    <a:prstGeom prst="rect">
+                      <a:avLst/>
+                    </a:prstGeom>
+                  </pic:spPr>
+                </pic:pic>
+              </a:graphicData>
+            </a:graphic>
+          </wp:inline>
+        </w:drawing>
+      </w:r>
+    </w:p>
     <w:sectPr>
       <w:type w:val="continuous"/>
       <w:pgSz w:w="11906" w:h="16838" w:code="9"/>
@@ -674,6 +3215,304 @@
 <file path=word/numbering.xml><?xml version="1.0" encoding="utf-8"?>
 <w:numbering xmlns:wpc="http://schemas.microsoft.com/office/word/2010/wordprocessingCanvas" xmlns:cx="http://schemas.microsoft.com/office/drawing/2014/chartex" xmlns:cx1="http://schemas.microsoft.com/office/drawing/2015/9/8/chartex" xmlns:cx2="http://schemas.microsoft.com/office/drawing/2015/10/21/chartex" xmlns:cx3="http://schemas.microsoft.com/office/drawing/2016/5/9/chartex" xmlns:cx4="http://schemas.microsoft.com/office/drawing/2016/5/10/chartex" xmlns:cx5="http://schemas.microsoft.com/office/drawing/2016/5/11/chartex" xmlns:cx6="http://schemas.microsoft.com/office/drawing/2016/5/12/chartex" xmlns:cx7="http://schemas.microsoft.com/office/drawing/2016/5/13/chartex" xmlns:cx8="http://schemas.microsoft.com/office/drawing/2016/5/14/chartex" xmlns:mc="http://schemas.openxmlformats.org/markup-compatibility/2006" xmlns:aink="http://schemas.microsoft.com/office/drawing/2016/ink" xmlns:am3d="http://schemas.microsoft.com/office/drawing/2017/model3d" xmlns:o="urn:schemas-microsoft-com:office:office" xmlns:oel="http://schemas.microsoft.com/office/2019/extlst" xmlns:r="http://schemas.openxmlformats.org/officeDocument/2006/relationships" xmlns:m="http://schemas.openxmlformats.org/officeDocument/2006/math" xmlns:v="urn:schemas-microsoft-com:vml" xmlns:wp14="http://schemas.microsoft.com/office/word/2010/wordprocessingDrawing" xmlns:wp="http://schemas.openxmlformats.org/drawingml/2006/wordprocessingDrawing" xmlns:w10="urn:schemas-microsoft-com:office:word" xmlns:w="http://schemas.openxmlformats.org/wordprocessingml/2006/main" xmlns:w14="http://schemas.microsoft.com/office/word/2010/wordml" xmlns:w15="http://schemas.microsoft.com/office/word/2012/wordml" xmlns:w16cex="http://schemas.microsoft.com/office/word/2018/wordml/cex" xmlns:w16cid="http://schemas.microsoft.com/office/word/2016/wordml/cid" xmlns:w16="http://schemas.microsoft.com/office/word/2018/wordml" xmlns:w16du="http://schemas.microsoft.com/office/word/2023/wordml/word16du" xmlns:w16sdtdh="http://schemas.microsoft.com/office/word/2020/wordml/sdtdatahash" xmlns:w16sdtfl="http://schemas.microsoft.com/office/word/2024/wordml/sdtformatlock" xmlns:w16se="http://schemas.microsoft.com/office/word/2015/wordml/symex" xmlns:wpg="http://schemas.microsoft.com/office/word/2010/wordprocessingGroup" xmlns:wpi="http://schemas.microsoft.com/office/word/2010/wordprocessingInk" xmlns:wne="http://schemas.microsoft.com/office/word/2006/wordml" xmlns:wps="http://schemas.microsoft.com/office/word/2010/wordprocessingShape" mc:Ignorable="w14 w15 w16se w16cid w16 w16cex w16sdtdh w16sdtfl w16du wp14">
   <w:abstractNum w:abstractNumId="0" w15:restartNumberingAfterBreak="0">
+    <w:nsid w:val="129C2989"/>
+    <w:multiLevelType w:val="multilevel"/>
+    <w:tmpl w:val="5150E9D6"/>
+    <w:lvl w:ilvl="0">
+      <w:start w:val="1"/>
+      <w:numFmt w:val="bullet"/>
+      <w:lvlText w:val=""/>
+      <w:lvlJc w:val="left"/>
+      <w:pPr>
+        <w:tabs>
+          <w:tab w:val="num" w:pos="720"/>
+        </w:tabs>
+        <w:ind w:left="720" w:hanging="360"/>
+      </w:pPr>
+      <w:rPr>
+        <w:rFonts w:ascii="Symbol" w:hAnsi="Symbol" w:hint="default"/>
+        <w:sz w:val="20"/>
+      </w:rPr>
+    </w:lvl>
+    <w:lvl w:ilvl="1" w:tentative="1">
+      <w:start w:val="1"/>
+      <w:numFmt w:val="bullet"/>
+      <w:lvlText w:val="o"/>
+      <w:lvlJc w:val="left"/>
+      <w:pPr>
+        <w:tabs>
+          <w:tab w:val="num" w:pos="1440"/>
+        </w:tabs>
+        <w:ind w:left="1440" w:hanging="360"/>
+      </w:pPr>
+      <w:rPr>
+        <w:rFonts w:ascii="Courier New" w:hAnsi="Courier New" w:hint="default"/>
+        <w:sz w:val="20"/>
+      </w:rPr>
+    </w:lvl>
+    <w:lvl w:ilvl="2" w:tentative="1">
+      <w:start w:val="1"/>
+      <w:numFmt w:val="bullet"/>
+      <w:lvlText w:val=""/>
+      <w:lvlJc w:val="left"/>
+      <w:pPr>
+        <w:tabs>
+          <w:tab w:val="num" w:pos="2160"/>
+        </w:tabs>
+        <w:ind w:left="2160" w:hanging="360"/>
+      </w:pPr>
+      <w:rPr>
+        <w:rFonts w:ascii="Wingdings" w:hAnsi="Wingdings" w:hint="default"/>
+        <w:sz w:val="20"/>
+      </w:rPr>
+    </w:lvl>
+    <w:lvl w:ilvl="3" w:tentative="1">
+      <w:start w:val="1"/>
+      <w:numFmt w:val="bullet"/>
+      <w:lvlText w:val=""/>
+      <w:lvlJc w:val="left"/>
+      <w:pPr>
+        <w:tabs>
+          <w:tab w:val="num" w:pos="2880"/>
+        </w:tabs>
+        <w:ind w:left="2880" w:hanging="360"/>
+      </w:pPr>
+      <w:rPr>
+        <w:rFonts w:ascii="Wingdings" w:hAnsi="Wingdings" w:hint="default"/>
+        <w:sz w:val="20"/>
+      </w:rPr>
+    </w:lvl>
+    <w:lvl w:ilvl="4" w:tentative="1">
+      <w:start w:val="1"/>
+      <w:numFmt w:val="bullet"/>
+      <w:lvlText w:val=""/>
+      <w:lvlJc w:val="left"/>
+      <w:pPr>
+        <w:tabs>
+          <w:tab w:val="num" w:pos="3600"/>
+        </w:tabs>
+        <w:ind w:left="3600" w:hanging="360"/>
+      </w:pPr>
+      <w:rPr>
+        <w:rFonts w:ascii="Wingdings" w:hAnsi="Wingdings" w:hint="default"/>
+        <w:sz w:val="20"/>
+      </w:rPr>
+    </w:lvl>
+    <w:lvl w:ilvl="5" w:tentative="1">
+      <w:start w:val="1"/>
+      <w:numFmt w:val="bullet"/>
+      <w:lvlText w:val=""/>
+      <w:lvlJc w:val="left"/>
+      <w:pPr>
+        <w:tabs>
+          <w:tab w:val="num" w:pos="4320"/>
+        </w:tabs>
+        <w:ind w:left="4320" w:hanging="360"/>
+      </w:pPr>
+      <w:rPr>
+        <w:rFonts w:ascii="Wingdings" w:hAnsi="Wingdings" w:hint="default"/>
+        <w:sz w:val="20"/>
+      </w:rPr>
+    </w:lvl>
+    <w:lvl w:ilvl="6" w:tentative="1">
+      <w:start w:val="1"/>
+      <w:numFmt w:val="bullet"/>
+      <w:lvlText w:val=""/>
+      <w:lvlJc w:val="left"/>
+      <w:pPr>
+        <w:tabs>
+          <w:tab w:val="num" w:pos="5040"/>
+        </w:tabs>
+        <w:ind w:left="5040" w:hanging="360"/>
+      </w:pPr>
+      <w:rPr>
+        <w:rFonts w:ascii="Wingdings" w:hAnsi="Wingdings" w:hint="default"/>
+        <w:sz w:val="20"/>
+      </w:rPr>
+    </w:lvl>
+    <w:lvl w:ilvl="7" w:tentative="1">
+      <w:start w:val="1"/>
+      <w:numFmt w:val="bullet"/>
+      <w:lvlText w:val=""/>
+      <w:lvlJc w:val="left"/>
+      <w:pPr>
+        <w:tabs>
+          <w:tab w:val="num" w:pos="5760"/>
+        </w:tabs>
+        <w:ind w:left="5760" w:hanging="360"/>
+      </w:pPr>
+      <w:rPr>
+        <w:rFonts w:ascii="Wingdings" w:hAnsi="Wingdings" w:hint="default"/>
+        <w:sz w:val="20"/>
+      </w:rPr>
+    </w:lvl>
+    <w:lvl w:ilvl="8" w:tentative="1">
+      <w:start w:val="1"/>
+      <w:numFmt w:val="bullet"/>
+      <w:lvlText w:val=""/>
+      <w:lvlJc w:val="left"/>
+      <w:pPr>
+        <w:tabs>
+          <w:tab w:val="num" w:pos="6480"/>
+        </w:tabs>
+        <w:ind w:left="6480" w:hanging="360"/>
+      </w:pPr>
+      <w:rPr>
+        <w:rFonts w:ascii="Wingdings" w:hAnsi="Wingdings" w:hint="default"/>
+        <w:sz w:val="20"/>
+      </w:rPr>
+    </w:lvl>
+  </w:abstractNum>
+  <w:abstractNum w:abstractNumId="1" w15:restartNumberingAfterBreak="0">
+    <w:nsid w:val="13E9077C"/>
+    <w:multiLevelType w:val="multilevel"/>
+    <w:tmpl w:val="84D2D4DC"/>
+    <w:lvl w:ilvl="0">
+      <w:start w:val="1"/>
+      <w:numFmt w:val="bullet"/>
+      <w:lvlText w:val=""/>
+      <w:lvlJc w:val="left"/>
+      <w:pPr>
+        <w:tabs>
+          <w:tab w:val="num" w:pos="720"/>
+        </w:tabs>
+        <w:ind w:left="720" w:hanging="360"/>
+      </w:pPr>
+      <w:rPr>
+        <w:rFonts w:ascii="Symbol" w:hAnsi="Symbol" w:hint="default"/>
+        <w:sz w:val="20"/>
+      </w:rPr>
+    </w:lvl>
+    <w:lvl w:ilvl="1" w:tentative="1">
+      <w:start w:val="1"/>
+      <w:numFmt w:val="bullet"/>
+      <w:lvlText w:val="o"/>
+      <w:lvlJc w:val="left"/>
+      <w:pPr>
+        <w:tabs>
+          <w:tab w:val="num" w:pos="1440"/>
+        </w:tabs>
+        <w:ind w:left="1440" w:hanging="360"/>
+      </w:pPr>
+      <w:rPr>
+        <w:rFonts w:ascii="Courier New" w:hAnsi="Courier New" w:hint="default"/>
+        <w:sz w:val="20"/>
+      </w:rPr>
+    </w:lvl>
+    <w:lvl w:ilvl="2" w:tentative="1">
+      <w:start w:val="1"/>
+      <w:numFmt w:val="bullet"/>
+      <w:lvlText w:val=""/>
+      <w:lvlJc w:val="left"/>
+      <w:pPr>
+        <w:tabs>
+          <w:tab w:val="num" w:pos="2160"/>
+        </w:tabs>
+        <w:ind w:left="2160" w:hanging="360"/>
+      </w:pPr>
+      <w:rPr>
+        <w:rFonts w:ascii="Wingdings" w:hAnsi="Wingdings" w:hint="default"/>
+        <w:sz w:val="20"/>
+      </w:rPr>
+    </w:lvl>
+    <w:lvl w:ilvl="3" w:tentative="1">
+      <w:start w:val="1"/>
+      <w:numFmt w:val="bullet"/>
+      <w:lvlText w:val=""/>
+      <w:lvlJc w:val="left"/>
+      <w:pPr>
+        <w:tabs>
+          <w:tab w:val="num" w:pos="2880"/>
+        </w:tabs>
+        <w:ind w:left="2880" w:hanging="360"/>
+      </w:pPr>
+      <w:rPr>
+        <w:rFonts w:ascii="Wingdings" w:hAnsi="Wingdings" w:hint="default"/>
+        <w:sz w:val="20"/>
+      </w:rPr>
+    </w:lvl>
+    <w:lvl w:ilvl="4" w:tentative="1">
+      <w:start w:val="1"/>
+      <w:numFmt w:val="bullet"/>
+      <w:lvlText w:val=""/>
+      <w:lvlJc w:val="left"/>
+      <w:pPr>
+        <w:tabs>
+          <w:tab w:val="num" w:pos="3600"/>
+        </w:tabs>
+        <w:ind w:left="3600" w:hanging="360"/>
+      </w:pPr>
+      <w:rPr>
+        <w:rFonts w:ascii="Wingdings" w:hAnsi="Wingdings" w:hint="default"/>
+        <w:sz w:val="20"/>
+      </w:rPr>
+    </w:lvl>
+    <w:lvl w:ilvl="5" w:tentative="1">
+      <w:start w:val="1"/>
+      <w:numFmt w:val="bullet"/>
+      <w:lvlText w:val=""/>
+      <w:lvlJc w:val="left"/>
+      <w:pPr>
+        <w:tabs>
+          <w:tab w:val="num" w:pos="4320"/>
+        </w:tabs>
+        <w:ind w:left="4320" w:hanging="360"/>
+      </w:pPr>
+      <w:rPr>
+        <w:rFonts w:ascii="Wingdings" w:hAnsi="Wingdings" w:hint="default"/>
+        <w:sz w:val="20"/>
+      </w:rPr>
+    </w:lvl>
+    <w:lvl w:ilvl="6" w:tentative="1">
+      <w:start w:val="1"/>
+      <w:numFmt w:val="bullet"/>
+      <w:lvlText w:val=""/>
+      <w:lvlJc w:val="left"/>
+      <w:pPr>
+        <w:tabs>
+          <w:tab w:val="num" w:pos="5040"/>
+        </w:tabs>
+        <w:ind w:left="5040" w:hanging="360"/>
+      </w:pPr>
+      <w:rPr>
+        <w:rFonts w:ascii="Wingdings" w:hAnsi="Wingdings" w:hint="default"/>
+        <w:sz w:val="20"/>
+      </w:rPr>
+    </w:lvl>
+    <w:lvl w:ilvl="7" w:tentative="1">
+      <w:start w:val="1"/>
+      <w:numFmt w:val="bullet"/>
+      <w:lvlText w:val=""/>
+      <w:lvlJc w:val="left"/>
+      <w:pPr>
+        <w:tabs>
+          <w:tab w:val="num" w:pos="5760"/>
+        </w:tabs>
+        <w:ind w:left="5760" w:hanging="360"/>
+      </w:pPr>
+      <w:rPr>
+        <w:rFonts w:ascii="Wingdings" w:hAnsi="Wingdings" w:hint="default"/>
+        <w:sz w:val="20"/>
+      </w:rPr>
+    </w:lvl>
+    <w:lvl w:ilvl="8" w:tentative="1">
+      <w:start w:val="1"/>
+      <w:numFmt w:val="bullet"/>
+      <w:lvlText w:val=""/>
+      <w:lvlJc w:val="left"/>
+      <w:pPr>
+        <w:tabs>
+          <w:tab w:val="num" w:pos="6480"/>
+        </w:tabs>
+        <w:ind w:left="6480" w:hanging="360"/>
+      </w:pPr>
+      <w:rPr>
+        <w:rFonts w:ascii="Wingdings" w:hAnsi="Wingdings" w:hint="default"/>
+        <w:sz w:val="20"/>
+      </w:rPr>
+    </w:lvl>
+  </w:abstractNum>
+  <w:abstractNum w:abstractNumId="2" w15:restartNumberingAfterBreak="0">
     <w:nsid w:val="14ED7B44"/>
     <w:multiLevelType w:val="multilevel"/>
     <w:tmpl w:val="CAB8779A"/>
@@ -793,7 +3632,156 @@
       </w:rPr>
     </w:lvl>
   </w:abstractNum>
-  <w:abstractNum w:abstractNumId="1" w15:restartNumberingAfterBreak="0">
+  <w:abstractNum w:abstractNumId="3" w15:restartNumberingAfterBreak="0">
+    <w:nsid w:val="17EE4CC8"/>
+    <w:multiLevelType w:val="multilevel"/>
+    <w:tmpl w:val="ACB8C4F8"/>
+    <w:lvl w:ilvl="0">
+      <w:start w:val="1"/>
+      <w:numFmt w:val="bullet"/>
+      <w:lvlText w:val=""/>
+      <w:lvlJc w:val="left"/>
+      <w:pPr>
+        <w:tabs>
+          <w:tab w:val="num" w:pos="720"/>
+        </w:tabs>
+        <w:ind w:left="720" w:hanging="360"/>
+      </w:pPr>
+      <w:rPr>
+        <w:rFonts w:ascii="Symbol" w:hAnsi="Symbol" w:hint="default"/>
+        <w:sz w:val="20"/>
+      </w:rPr>
+    </w:lvl>
+    <w:lvl w:ilvl="1" w:tentative="1">
+      <w:start w:val="1"/>
+      <w:numFmt w:val="bullet"/>
+      <w:lvlText w:val="o"/>
+      <w:lvlJc w:val="left"/>
+      <w:pPr>
+        <w:tabs>
+          <w:tab w:val="num" w:pos="1440"/>
+        </w:tabs>
+        <w:ind w:left="1440" w:hanging="360"/>
+      </w:pPr>
+      <w:rPr>
+        <w:rFonts w:ascii="Courier New" w:hAnsi="Courier New" w:hint="default"/>
+        <w:sz w:val="20"/>
+      </w:rPr>
+    </w:lvl>
+    <w:lvl w:ilvl="2" w:tentative="1">
+      <w:start w:val="1"/>
+      <w:numFmt w:val="bullet"/>
+      <w:lvlText w:val=""/>
+      <w:lvlJc w:val="left"/>
+      <w:pPr>
+        <w:tabs>
+          <w:tab w:val="num" w:pos="2160"/>
+        </w:tabs>
+        <w:ind w:left="2160" w:hanging="360"/>
+      </w:pPr>
+      <w:rPr>
+        <w:rFonts w:ascii="Wingdings" w:hAnsi="Wingdings" w:hint="default"/>
+        <w:sz w:val="20"/>
+      </w:rPr>
+    </w:lvl>
+    <w:lvl w:ilvl="3" w:tentative="1">
+      <w:start w:val="1"/>
+      <w:numFmt w:val="bullet"/>
+      <w:lvlText w:val=""/>
+      <w:lvlJc w:val="left"/>
+      <w:pPr>
+        <w:tabs>
+          <w:tab w:val="num" w:pos="2880"/>
+        </w:tabs>
+        <w:ind w:left="2880" w:hanging="360"/>
+      </w:pPr>
+      <w:rPr>
+        <w:rFonts w:ascii="Wingdings" w:hAnsi="Wingdings" w:hint="default"/>
+        <w:sz w:val="20"/>
+      </w:rPr>
+    </w:lvl>
+    <w:lvl w:ilvl="4" w:tentative="1">
+      <w:start w:val="1"/>
+      <w:numFmt w:val="bullet"/>
+      <w:lvlText w:val=""/>
+      <w:lvlJc w:val="left"/>
+      <w:pPr>
+        <w:tabs>
+          <w:tab w:val="num" w:pos="3600"/>
+        </w:tabs>
+        <w:ind w:left="3600" w:hanging="360"/>
+      </w:pPr>
+      <w:rPr>
+        <w:rFonts w:ascii="Wingdings" w:hAnsi="Wingdings" w:hint="default"/>
+        <w:sz w:val="20"/>
+      </w:rPr>
+    </w:lvl>
+    <w:lvl w:ilvl="5" w:tentative="1">
+      <w:start w:val="1"/>
+      <w:numFmt w:val="bullet"/>
+      <w:lvlText w:val=""/>
+      <w:lvlJc w:val="left"/>
+      <w:pPr>
+        <w:tabs>
+          <w:tab w:val="num" w:pos="4320"/>
+        </w:tabs>
+        <w:ind w:left="4320" w:hanging="360"/>
+      </w:pPr>
+      <w:rPr>
+        <w:rFonts w:ascii="Wingdings" w:hAnsi="Wingdings" w:hint="default"/>
+        <w:sz w:val="20"/>
+      </w:rPr>
+    </w:lvl>
+    <w:lvl w:ilvl="6" w:tentative="1">
+      <w:start w:val="1"/>
+      <w:numFmt w:val="bullet"/>
+      <w:lvlText w:val=""/>
+      <w:lvlJc w:val="left"/>
+      <w:pPr>
+        <w:tabs>
+          <w:tab w:val="num" w:pos="5040"/>
+        </w:tabs>
+        <w:ind w:left="5040" w:hanging="360"/>
+      </w:pPr>
+      <w:rPr>
+        <w:rFonts w:ascii="Wingdings" w:hAnsi="Wingdings" w:hint="default"/>
+        <w:sz w:val="20"/>
+      </w:rPr>
+    </w:lvl>
+    <w:lvl w:ilvl="7" w:tentative="1">
+      <w:start w:val="1"/>
+      <w:numFmt w:val="bullet"/>
+      <w:lvlText w:val=""/>
+      <w:lvlJc w:val="left"/>
+      <w:pPr>
+        <w:tabs>
+          <w:tab w:val="num" w:pos="5760"/>
+        </w:tabs>
+        <w:ind w:left="5760" w:hanging="360"/>
+      </w:pPr>
+      <w:rPr>
+        <w:rFonts w:ascii="Wingdings" w:hAnsi="Wingdings" w:hint="default"/>
+        <w:sz w:val="20"/>
+      </w:rPr>
+    </w:lvl>
+    <w:lvl w:ilvl="8" w:tentative="1">
+      <w:start w:val="1"/>
+      <w:numFmt w:val="bullet"/>
+      <w:lvlText w:val=""/>
+      <w:lvlJc w:val="left"/>
+      <w:pPr>
+        <w:tabs>
+          <w:tab w:val="num" w:pos="6480"/>
+        </w:tabs>
+        <w:ind w:left="6480" w:hanging="360"/>
+      </w:pPr>
+      <w:rPr>
+        <w:rFonts w:ascii="Wingdings" w:hAnsi="Wingdings" w:hint="default"/>
+        <w:sz w:val="20"/>
+      </w:rPr>
+    </w:lvl>
+  </w:abstractNum>
+  <w:abstractNum w:abstractNumId="4" w15:restartNumberingAfterBreak="0">
     <w:nsid w:val="1DCF34C0"/>
     <w:multiLevelType w:val="multilevel"/>
     <w:tmpl w:val="C86688C4"/>
@@ -932,7 +3920,752 @@
       </w:rPr>
     </w:lvl>
   </w:abstractNum>
-  <w:abstractNum w:abstractNumId="2" w15:restartNumberingAfterBreak="0">
+  <w:abstractNum w:abstractNumId="5" w15:restartNumberingAfterBreak="0">
+    <w:nsid w:val="1E816329"/>
+    <w:multiLevelType w:val="multilevel"/>
+    <w:tmpl w:val="C798A7D0"/>
+    <w:lvl w:ilvl="0">
+      <w:start w:val="1"/>
+      <w:numFmt w:val="bullet"/>
+      <w:lvlText w:val=""/>
+      <w:lvlJc w:val="left"/>
+      <w:pPr>
+        <w:tabs>
+          <w:tab w:val="num" w:pos="720"/>
+        </w:tabs>
+        <w:ind w:left="720" w:hanging="360"/>
+      </w:pPr>
+      <w:rPr>
+        <w:rFonts w:ascii="Symbol" w:hAnsi="Symbol" w:hint="default"/>
+        <w:sz w:val="20"/>
+      </w:rPr>
+    </w:lvl>
+    <w:lvl w:ilvl="1" w:tentative="1">
+      <w:start w:val="1"/>
+      <w:numFmt w:val="bullet"/>
+      <w:lvlText w:val="o"/>
+      <w:lvlJc w:val="left"/>
+      <w:pPr>
+        <w:tabs>
+          <w:tab w:val="num" w:pos="1440"/>
+        </w:tabs>
+        <w:ind w:left="1440" w:hanging="360"/>
+      </w:pPr>
+      <w:rPr>
+        <w:rFonts w:ascii="Courier New" w:hAnsi="Courier New" w:hint="default"/>
+        <w:sz w:val="20"/>
+      </w:rPr>
+    </w:lvl>
+    <w:lvl w:ilvl="2" w:tentative="1">
+      <w:start w:val="1"/>
+      <w:numFmt w:val="bullet"/>
+      <w:lvlText w:val=""/>
+      <w:lvlJc w:val="left"/>
+      <w:pPr>
+        <w:tabs>
+          <w:tab w:val="num" w:pos="2160"/>
+        </w:tabs>
+        <w:ind w:left="2160" w:hanging="360"/>
+      </w:pPr>
+      <w:rPr>
+        <w:rFonts w:ascii="Wingdings" w:hAnsi="Wingdings" w:hint="default"/>
+        <w:sz w:val="20"/>
+      </w:rPr>
+    </w:lvl>
+    <w:lvl w:ilvl="3" w:tentative="1">
+      <w:start w:val="1"/>
+      <w:numFmt w:val="bullet"/>
+      <w:lvlText w:val=""/>
+      <w:lvlJc w:val="left"/>
+      <w:pPr>
+        <w:tabs>
+          <w:tab w:val="num" w:pos="2880"/>
+        </w:tabs>
+        <w:ind w:left="2880" w:hanging="360"/>
+      </w:pPr>
+      <w:rPr>
+        <w:rFonts w:ascii="Wingdings" w:hAnsi="Wingdings" w:hint="default"/>
+        <w:sz w:val="20"/>
+      </w:rPr>
+    </w:lvl>
+    <w:lvl w:ilvl="4" w:tentative="1">
+      <w:start w:val="1"/>
+      <w:numFmt w:val="bullet"/>
+      <w:lvlText w:val=""/>
+      <w:lvlJc w:val="left"/>
+      <w:pPr>
+        <w:tabs>
+          <w:tab w:val="num" w:pos="3600"/>
+        </w:tabs>
+        <w:ind w:left="3600" w:hanging="360"/>
+      </w:pPr>
+      <w:rPr>
+        <w:rFonts w:ascii="Wingdings" w:hAnsi="Wingdings" w:hint="default"/>
+        <w:sz w:val="20"/>
+      </w:rPr>
+    </w:lvl>
+    <w:lvl w:ilvl="5" w:tentative="1">
+      <w:start w:val="1"/>
+      <w:numFmt w:val="bullet"/>
+      <w:lvlText w:val=""/>
+      <w:lvlJc w:val="left"/>
+      <w:pPr>
+        <w:tabs>
+          <w:tab w:val="num" w:pos="4320"/>
+        </w:tabs>
+        <w:ind w:left="4320" w:hanging="360"/>
+      </w:pPr>
+      <w:rPr>
+        <w:rFonts w:ascii="Wingdings" w:hAnsi="Wingdings" w:hint="default"/>
+        <w:sz w:val="20"/>
+      </w:rPr>
+    </w:lvl>
+    <w:lvl w:ilvl="6" w:tentative="1">
+      <w:start w:val="1"/>
+      <w:numFmt w:val="bullet"/>
+      <w:lvlText w:val=""/>
+      <w:lvlJc w:val="left"/>
+      <w:pPr>
+        <w:tabs>
+          <w:tab w:val="num" w:pos="5040"/>
+        </w:tabs>
+        <w:ind w:left="5040" w:hanging="360"/>
+      </w:pPr>
+      <w:rPr>
+        <w:rFonts w:ascii="Wingdings" w:hAnsi="Wingdings" w:hint="default"/>
+        <w:sz w:val="20"/>
+      </w:rPr>
+    </w:lvl>
+    <w:lvl w:ilvl="7" w:tentative="1">
+      <w:start w:val="1"/>
+      <w:numFmt w:val="bullet"/>
+      <w:lvlText w:val=""/>
+      <w:lvlJc w:val="left"/>
+      <w:pPr>
+        <w:tabs>
+          <w:tab w:val="num" w:pos="5760"/>
+        </w:tabs>
+        <w:ind w:left="5760" w:hanging="360"/>
+      </w:pPr>
+      <w:rPr>
+        <w:rFonts w:ascii="Wingdings" w:hAnsi="Wingdings" w:hint="default"/>
+        <w:sz w:val="20"/>
+      </w:rPr>
+    </w:lvl>
+    <w:lvl w:ilvl="8" w:tentative="1">
+      <w:start w:val="1"/>
+      <w:numFmt w:val="bullet"/>
+      <w:lvlText w:val=""/>
+      <w:lvlJc w:val="left"/>
+      <w:pPr>
+        <w:tabs>
+          <w:tab w:val="num" w:pos="6480"/>
+        </w:tabs>
+        <w:ind w:left="6480" w:hanging="360"/>
+      </w:pPr>
+      <w:rPr>
+        <w:rFonts w:ascii="Wingdings" w:hAnsi="Wingdings" w:hint="default"/>
+        <w:sz w:val="20"/>
+      </w:rPr>
+    </w:lvl>
+  </w:abstractNum>
+  <w:abstractNum w:abstractNumId="6" w15:restartNumberingAfterBreak="0">
+    <w:nsid w:val="23C45158"/>
+    <w:multiLevelType w:val="multilevel"/>
+    <w:tmpl w:val="D2A22E02"/>
+    <w:lvl w:ilvl="0">
+      <w:start w:val="1"/>
+      <w:numFmt w:val="bullet"/>
+      <w:lvlText w:val=""/>
+      <w:lvlJc w:val="left"/>
+      <w:pPr>
+        <w:tabs>
+          <w:tab w:val="num" w:pos="720"/>
+        </w:tabs>
+        <w:ind w:left="720" w:hanging="360"/>
+      </w:pPr>
+      <w:rPr>
+        <w:rFonts w:ascii="Symbol" w:hAnsi="Symbol" w:hint="default"/>
+        <w:sz w:val="20"/>
+      </w:rPr>
+    </w:lvl>
+    <w:lvl w:ilvl="1" w:tentative="1">
+      <w:start w:val="1"/>
+      <w:numFmt w:val="bullet"/>
+      <w:lvlText w:val="o"/>
+      <w:lvlJc w:val="left"/>
+      <w:pPr>
+        <w:tabs>
+          <w:tab w:val="num" w:pos="1440"/>
+        </w:tabs>
+        <w:ind w:left="1440" w:hanging="360"/>
+      </w:pPr>
+      <w:rPr>
+        <w:rFonts w:ascii="Courier New" w:hAnsi="Courier New" w:hint="default"/>
+        <w:sz w:val="20"/>
+      </w:rPr>
+    </w:lvl>
+    <w:lvl w:ilvl="2" w:tentative="1">
+      <w:start w:val="1"/>
+      <w:numFmt w:val="bullet"/>
+      <w:lvlText w:val=""/>
+      <w:lvlJc w:val="left"/>
+      <w:pPr>
+        <w:tabs>
+          <w:tab w:val="num" w:pos="2160"/>
+        </w:tabs>
+        <w:ind w:left="2160" w:hanging="360"/>
+      </w:pPr>
+      <w:rPr>
+        <w:rFonts w:ascii="Wingdings" w:hAnsi="Wingdings" w:hint="default"/>
+        <w:sz w:val="20"/>
+      </w:rPr>
+    </w:lvl>
+    <w:lvl w:ilvl="3" w:tentative="1">
+      <w:start w:val="1"/>
+      <w:numFmt w:val="bullet"/>
+      <w:lvlText w:val=""/>
+      <w:lvlJc w:val="left"/>
+      <w:pPr>
+        <w:tabs>
+          <w:tab w:val="num" w:pos="2880"/>
+        </w:tabs>
+        <w:ind w:left="2880" w:hanging="360"/>
+      </w:pPr>
+      <w:rPr>
+        <w:rFonts w:ascii="Wingdings" w:hAnsi="Wingdings" w:hint="default"/>
+        <w:sz w:val="20"/>
+      </w:rPr>
+    </w:lvl>
+    <w:lvl w:ilvl="4" w:tentative="1">
+      <w:start w:val="1"/>
+      <w:numFmt w:val="bullet"/>
+      <w:lvlText w:val=""/>
+      <w:lvlJc w:val="left"/>
+      <w:pPr>
+        <w:tabs>
+          <w:tab w:val="num" w:pos="3600"/>
+        </w:tabs>
+        <w:ind w:left="3600" w:hanging="360"/>
+      </w:pPr>
+      <w:rPr>
+        <w:rFonts w:ascii="Wingdings" w:hAnsi="Wingdings" w:hint="default"/>
+        <w:sz w:val="20"/>
+      </w:rPr>
+    </w:lvl>
+    <w:lvl w:ilvl="5" w:tentative="1">
+      <w:start w:val="1"/>
+      <w:numFmt w:val="bullet"/>
+      <w:lvlText w:val=""/>
+      <w:lvlJc w:val="left"/>
+      <w:pPr>
+        <w:tabs>
+          <w:tab w:val="num" w:pos="4320"/>
+        </w:tabs>
+        <w:ind w:left="4320" w:hanging="360"/>
+      </w:pPr>
+      <w:rPr>
+        <w:rFonts w:ascii="Wingdings" w:hAnsi="Wingdings" w:hint="default"/>
+        <w:sz w:val="20"/>
+      </w:rPr>
+    </w:lvl>
+    <w:lvl w:ilvl="6" w:tentative="1">
+      <w:start w:val="1"/>
+      <w:numFmt w:val="bullet"/>
+      <w:lvlText w:val=""/>
+      <w:lvlJc w:val="left"/>
+      <w:pPr>
+        <w:tabs>
+          <w:tab w:val="num" w:pos="5040"/>
+        </w:tabs>
+        <w:ind w:left="5040" w:hanging="360"/>
+      </w:pPr>
+      <w:rPr>
+        <w:rFonts w:ascii="Wingdings" w:hAnsi="Wingdings" w:hint="default"/>
+        <w:sz w:val="20"/>
+      </w:rPr>
+    </w:lvl>
+    <w:lvl w:ilvl="7" w:tentative="1">
+      <w:start w:val="1"/>
+      <w:numFmt w:val="bullet"/>
+      <w:lvlText w:val=""/>
+      <w:lvlJc w:val="left"/>
+      <w:pPr>
+        <w:tabs>
+          <w:tab w:val="num" w:pos="5760"/>
+        </w:tabs>
+        <w:ind w:left="5760" w:hanging="360"/>
+      </w:pPr>
+      <w:rPr>
+        <w:rFonts w:ascii="Wingdings" w:hAnsi="Wingdings" w:hint="default"/>
+        <w:sz w:val="20"/>
+      </w:rPr>
+    </w:lvl>
+    <w:lvl w:ilvl="8" w:tentative="1">
+      <w:start w:val="1"/>
+      <w:numFmt w:val="bullet"/>
+      <w:lvlText w:val=""/>
+      <w:lvlJc w:val="left"/>
+      <w:pPr>
+        <w:tabs>
+          <w:tab w:val="num" w:pos="6480"/>
+        </w:tabs>
+        <w:ind w:left="6480" w:hanging="360"/>
+      </w:pPr>
+      <w:rPr>
+        <w:rFonts w:ascii="Wingdings" w:hAnsi="Wingdings" w:hint="default"/>
+        <w:sz w:val="20"/>
+      </w:rPr>
+    </w:lvl>
+  </w:abstractNum>
+  <w:abstractNum w:abstractNumId="7" w15:restartNumberingAfterBreak="0">
+    <w:nsid w:val="24DA764B"/>
+    <w:multiLevelType w:val="multilevel"/>
+    <w:tmpl w:val="D24657FC"/>
+    <w:lvl w:ilvl="0">
+      <w:start w:val="1"/>
+      <w:numFmt w:val="bullet"/>
+      <w:lvlText w:val=""/>
+      <w:lvlJc w:val="left"/>
+      <w:pPr>
+        <w:tabs>
+          <w:tab w:val="num" w:pos="720"/>
+        </w:tabs>
+        <w:ind w:left="720" w:hanging="360"/>
+      </w:pPr>
+      <w:rPr>
+        <w:rFonts w:ascii="Symbol" w:hAnsi="Symbol" w:hint="default"/>
+        <w:sz w:val="20"/>
+      </w:rPr>
+    </w:lvl>
+    <w:lvl w:ilvl="1" w:tentative="1">
+      <w:start w:val="1"/>
+      <w:numFmt w:val="bullet"/>
+      <w:lvlText w:val="o"/>
+      <w:lvlJc w:val="left"/>
+      <w:pPr>
+        <w:tabs>
+          <w:tab w:val="num" w:pos="1440"/>
+        </w:tabs>
+        <w:ind w:left="1440" w:hanging="360"/>
+      </w:pPr>
+      <w:rPr>
+        <w:rFonts w:ascii="Courier New" w:hAnsi="Courier New" w:hint="default"/>
+        <w:sz w:val="20"/>
+      </w:rPr>
+    </w:lvl>
+    <w:lvl w:ilvl="2" w:tentative="1">
+      <w:start w:val="1"/>
+      <w:numFmt w:val="bullet"/>
+      <w:lvlText w:val=""/>
+      <w:lvlJc w:val="left"/>
+      <w:pPr>
+        <w:tabs>
+          <w:tab w:val="num" w:pos="2160"/>
+        </w:tabs>
+        <w:ind w:left="2160" w:hanging="360"/>
+      </w:pPr>
+      <w:rPr>
+        <w:rFonts w:ascii="Wingdings" w:hAnsi="Wingdings" w:hint="default"/>
+        <w:sz w:val="20"/>
+      </w:rPr>
+    </w:lvl>
+    <w:lvl w:ilvl="3" w:tentative="1">
+      <w:start w:val="1"/>
+      <w:numFmt w:val="bullet"/>
+      <w:lvlText w:val=""/>
+      <w:lvlJc w:val="left"/>
+      <w:pPr>
+        <w:tabs>
+          <w:tab w:val="num" w:pos="2880"/>
+        </w:tabs>
+        <w:ind w:left="2880" w:hanging="360"/>
+      </w:pPr>
+      <w:rPr>
+        <w:rFonts w:ascii="Wingdings" w:hAnsi="Wingdings" w:hint="default"/>
+        <w:sz w:val="20"/>
+      </w:rPr>
+    </w:lvl>
+    <w:lvl w:ilvl="4" w:tentative="1">
+      <w:start w:val="1"/>
+      <w:numFmt w:val="bullet"/>
+      <w:lvlText w:val=""/>
+      <w:lvlJc w:val="left"/>
+      <w:pPr>
+        <w:tabs>
+          <w:tab w:val="num" w:pos="3600"/>
+        </w:tabs>
+        <w:ind w:left="3600" w:hanging="360"/>
+      </w:pPr>
+      <w:rPr>
+        <w:rFonts w:ascii="Wingdings" w:hAnsi="Wingdings" w:hint="default"/>
+        <w:sz w:val="20"/>
+      </w:rPr>
+    </w:lvl>
+    <w:lvl w:ilvl="5" w:tentative="1">
+      <w:start w:val="1"/>
+      <w:numFmt w:val="bullet"/>
+      <w:lvlText w:val=""/>
+      <w:lvlJc w:val="left"/>
+      <w:pPr>
+        <w:tabs>
+          <w:tab w:val="num" w:pos="4320"/>
+        </w:tabs>
+        <w:ind w:left="4320" w:hanging="360"/>
+      </w:pPr>
+      <w:rPr>
+        <w:rFonts w:ascii="Wingdings" w:hAnsi="Wingdings" w:hint="default"/>
+        <w:sz w:val="20"/>
+      </w:rPr>
+    </w:lvl>
+    <w:lvl w:ilvl="6" w:tentative="1">
+      <w:start w:val="1"/>
+      <w:numFmt w:val="bullet"/>
+      <w:lvlText w:val=""/>
+      <w:lvlJc w:val="left"/>
+      <w:pPr>
+        <w:tabs>
+          <w:tab w:val="num" w:pos="5040"/>
+        </w:tabs>
+        <w:ind w:left="5040" w:hanging="360"/>
+      </w:pPr>
+      <w:rPr>
+        <w:rFonts w:ascii="Wingdings" w:hAnsi="Wingdings" w:hint="default"/>
+        <w:sz w:val="20"/>
+      </w:rPr>
+    </w:lvl>
+    <w:lvl w:ilvl="7" w:tentative="1">
+      <w:start w:val="1"/>
+      <w:numFmt w:val="bullet"/>
+      <w:lvlText w:val=""/>
+      <w:lvlJc w:val="left"/>
+      <w:pPr>
+        <w:tabs>
+          <w:tab w:val="num" w:pos="5760"/>
+        </w:tabs>
+        <w:ind w:left="5760" w:hanging="360"/>
+      </w:pPr>
+      <w:rPr>
+        <w:rFonts w:ascii="Wingdings" w:hAnsi="Wingdings" w:hint="default"/>
+        <w:sz w:val="20"/>
+      </w:rPr>
+    </w:lvl>
+    <w:lvl w:ilvl="8" w:tentative="1">
+      <w:start w:val="1"/>
+      <w:numFmt w:val="bullet"/>
+      <w:lvlText w:val=""/>
+      <w:lvlJc w:val="left"/>
+      <w:pPr>
+        <w:tabs>
+          <w:tab w:val="num" w:pos="6480"/>
+        </w:tabs>
+        <w:ind w:left="6480" w:hanging="360"/>
+      </w:pPr>
+      <w:rPr>
+        <w:rFonts w:ascii="Wingdings" w:hAnsi="Wingdings" w:hint="default"/>
+        <w:sz w:val="20"/>
+      </w:rPr>
+    </w:lvl>
+  </w:abstractNum>
+  <w:abstractNum w:abstractNumId="8" w15:restartNumberingAfterBreak="0">
+    <w:nsid w:val="287711F3"/>
+    <w:multiLevelType w:val="multilevel"/>
+    <w:tmpl w:val="814019EC"/>
+    <w:lvl w:ilvl="0">
+      <w:start w:val="1"/>
+      <w:numFmt w:val="bullet"/>
+      <w:lvlText w:val=""/>
+      <w:lvlJc w:val="left"/>
+      <w:pPr>
+        <w:tabs>
+          <w:tab w:val="num" w:pos="720"/>
+        </w:tabs>
+        <w:ind w:left="720" w:hanging="360"/>
+      </w:pPr>
+      <w:rPr>
+        <w:rFonts w:ascii="Symbol" w:hAnsi="Symbol" w:hint="default"/>
+        <w:sz w:val="20"/>
+      </w:rPr>
+    </w:lvl>
+    <w:lvl w:ilvl="1" w:tentative="1">
+      <w:start w:val="1"/>
+      <w:numFmt w:val="bullet"/>
+      <w:lvlText w:val="o"/>
+      <w:lvlJc w:val="left"/>
+      <w:pPr>
+        <w:tabs>
+          <w:tab w:val="num" w:pos="1440"/>
+        </w:tabs>
+        <w:ind w:left="1440" w:hanging="360"/>
+      </w:pPr>
+      <w:rPr>
+        <w:rFonts w:ascii="Courier New" w:hAnsi="Courier New" w:hint="default"/>
+        <w:sz w:val="20"/>
+      </w:rPr>
+    </w:lvl>
+    <w:lvl w:ilvl="2" w:tentative="1">
+      <w:start w:val="1"/>
+      <w:numFmt w:val="bullet"/>
+      <w:lvlText w:val=""/>
+      <w:lvlJc w:val="left"/>
+      <w:pPr>
+        <w:tabs>
+          <w:tab w:val="num" w:pos="2160"/>
+        </w:tabs>
+        <w:ind w:left="2160" w:hanging="360"/>
+      </w:pPr>
+      <w:rPr>
+        <w:rFonts w:ascii="Wingdings" w:hAnsi="Wingdings" w:hint="default"/>
+        <w:sz w:val="20"/>
+      </w:rPr>
+    </w:lvl>
+    <w:lvl w:ilvl="3" w:tentative="1">
+      <w:start w:val="1"/>
+      <w:numFmt w:val="bullet"/>
+      <w:lvlText w:val=""/>
+      <w:lvlJc w:val="left"/>
+      <w:pPr>
+        <w:tabs>
+          <w:tab w:val="num" w:pos="2880"/>
+        </w:tabs>
+        <w:ind w:left="2880" w:hanging="360"/>
+      </w:pPr>
+      <w:rPr>
+        <w:rFonts w:ascii="Wingdings" w:hAnsi="Wingdings" w:hint="default"/>
+        <w:sz w:val="20"/>
+      </w:rPr>
+    </w:lvl>
+    <w:lvl w:ilvl="4" w:tentative="1">
+      <w:start w:val="1"/>
+      <w:numFmt w:val="bullet"/>
+      <w:lvlText w:val=""/>
+      <w:lvlJc w:val="left"/>
+      <w:pPr>
+        <w:tabs>
+          <w:tab w:val="num" w:pos="3600"/>
+        </w:tabs>
+        <w:ind w:left="3600" w:hanging="360"/>
+      </w:pPr>
+      <w:rPr>
+        <w:rFonts w:ascii="Wingdings" w:hAnsi="Wingdings" w:hint="default"/>
+        <w:sz w:val="20"/>
+      </w:rPr>
+    </w:lvl>
+    <w:lvl w:ilvl="5" w:tentative="1">
+      <w:start w:val="1"/>
+      <w:numFmt w:val="bullet"/>
+      <w:lvlText w:val=""/>
+      <w:lvlJc w:val="left"/>
+      <w:pPr>
+        <w:tabs>
+          <w:tab w:val="num" w:pos="4320"/>
+        </w:tabs>
+        <w:ind w:left="4320" w:hanging="360"/>
+      </w:pPr>
+      <w:rPr>
+        <w:rFonts w:ascii="Wingdings" w:hAnsi="Wingdings" w:hint="default"/>
+        <w:sz w:val="20"/>
+      </w:rPr>
+    </w:lvl>
+    <w:lvl w:ilvl="6" w:tentative="1">
+      <w:start w:val="1"/>
+      <w:numFmt w:val="bullet"/>
+      <w:lvlText w:val=""/>
+      <w:lvlJc w:val="left"/>
+      <w:pPr>
+        <w:tabs>
+          <w:tab w:val="num" w:pos="5040"/>
+        </w:tabs>
+        <w:ind w:left="5040" w:hanging="360"/>
+      </w:pPr>
+      <w:rPr>
+        <w:rFonts w:ascii="Wingdings" w:hAnsi="Wingdings" w:hint="default"/>
+        <w:sz w:val="20"/>
+      </w:rPr>
+    </w:lvl>
+    <w:lvl w:ilvl="7" w:tentative="1">
+      <w:start w:val="1"/>
+      <w:numFmt w:val="bullet"/>
+      <w:lvlText w:val=""/>
+      <w:lvlJc w:val="left"/>
+      <w:pPr>
+        <w:tabs>
+          <w:tab w:val="num" w:pos="5760"/>
+        </w:tabs>
+        <w:ind w:left="5760" w:hanging="360"/>
+      </w:pPr>
+      <w:rPr>
+        <w:rFonts w:ascii="Wingdings" w:hAnsi="Wingdings" w:hint="default"/>
+        <w:sz w:val="20"/>
+      </w:rPr>
+    </w:lvl>
+    <w:lvl w:ilvl="8" w:tentative="1">
+      <w:start w:val="1"/>
+      <w:numFmt w:val="bullet"/>
+      <w:lvlText w:val=""/>
+      <w:lvlJc w:val="left"/>
+      <w:pPr>
+        <w:tabs>
+          <w:tab w:val="num" w:pos="6480"/>
+        </w:tabs>
+        <w:ind w:left="6480" w:hanging="360"/>
+      </w:pPr>
+      <w:rPr>
+        <w:rFonts w:ascii="Wingdings" w:hAnsi="Wingdings" w:hint="default"/>
+        <w:sz w:val="20"/>
+      </w:rPr>
+    </w:lvl>
+  </w:abstractNum>
+  <w:abstractNum w:abstractNumId="9" w15:restartNumberingAfterBreak="0">
+    <w:nsid w:val="2D3624D7"/>
+    <w:multiLevelType w:val="multilevel"/>
+    <w:tmpl w:val="EAF45ADC"/>
+    <w:lvl w:ilvl="0">
+      <w:start w:val="1"/>
+      <w:numFmt w:val="bullet"/>
+      <w:lvlText w:val=""/>
+      <w:lvlJc w:val="left"/>
+      <w:pPr>
+        <w:tabs>
+          <w:tab w:val="num" w:pos="720"/>
+        </w:tabs>
+        <w:ind w:left="720" w:hanging="360"/>
+      </w:pPr>
+      <w:rPr>
+        <w:rFonts w:ascii="Symbol" w:hAnsi="Symbol" w:hint="default"/>
+        <w:sz w:val="20"/>
+      </w:rPr>
+    </w:lvl>
+    <w:lvl w:ilvl="1" w:tentative="1">
+      <w:start w:val="1"/>
+      <w:numFmt w:val="bullet"/>
+      <w:lvlText w:val="o"/>
+      <w:lvlJc w:val="left"/>
+      <w:pPr>
+        <w:tabs>
+          <w:tab w:val="num" w:pos="1440"/>
+        </w:tabs>
+        <w:ind w:left="1440" w:hanging="360"/>
+      </w:pPr>
+      <w:rPr>
+        <w:rFonts w:ascii="Courier New" w:hAnsi="Courier New" w:hint="default"/>
+        <w:sz w:val="20"/>
+      </w:rPr>
+    </w:lvl>
+    <w:lvl w:ilvl="2" w:tentative="1">
+      <w:start w:val="1"/>
+      <w:numFmt w:val="bullet"/>
+      <w:lvlText w:val=""/>
+      <w:lvlJc w:val="left"/>
+      <w:pPr>
+        <w:tabs>
+          <w:tab w:val="num" w:pos="2160"/>
+        </w:tabs>
+        <w:ind w:left="2160" w:hanging="360"/>
+      </w:pPr>
+      <w:rPr>
+        <w:rFonts w:ascii="Wingdings" w:hAnsi="Wingdings" w:hint="default"/>
+        <w:sz w:val="20"/>
+      </w:rPr>
+    </w:lvl>
+    <w:lvl w:ilvl="3" w:tentative="1">
+      <w:start w:val="1"/>
+      <w:numFmt w:val="bullet"/>
+      <w:lvlText w:val=""/>
+      <w:lvlJc w:val="left"/>
+      <w:pPr>
+        <w:tabs>
+          <w:tab w:val="num" w:pos="2880"/>
+        </w:tabs>
+        <w:ind w:left="2880" w:hanging="360"/>
+      </w:pPr>
+      <w:rPr>
+        <w:rFonts w:ascii="Wingdings" w:hAnsi="Wingdings" w:hint="default"/>
+        <w:sz w:val="20"/>
+      </w:rPr>
+    </w:lvl>
+    <w:lvl w:ilvl="4" w:tentative="1">
+      <w:start w:val="1"/>
+      <w:numFmt w:val="bullet"/>
+      <w:lvlText w:val=""/>
+      <w:lvlJc w:val="left"/>
+      <w:pPr>
+        <w:tabs>
+          <w:tab w:val="num" w:pos="3600"/>
+        </w:tabs>
+        <w:ind w:left="3600" w:hanging="360"/>
+      </w:pPr>
+      <w:rPr>
+        <w:rFonts w:ascii="Wingdings" w:hAnsi="Wingdings" w:hint="default"/>
+        <w:sz w:val="20"/>
+      </w:rPr>
+    </w:lvl>
+    <w:lvl w:ilvl="5" w:tentative="1">
+      <w:start w:val="1"/>
+      <w:numFmt w:val="bullet"/>
+      <w:lvlText w:val=""/>
+      <w:lvlJc w:val="left"/>
+      <w:pPr>
+        <w:tabs>
+          <w:tab w:val="num" w:pos="4320"/>
+        </w:tabs>
+        <w:ind w:left="4320" w:hanging="360"/>
+      </w:pPr>
+      <w:rPr>
+        <w:rFonts w:ascii="Wingdings" w:hAnsi="Wingdings" w:hint="default"/>
+        <w:sz w:val="20"/>
+      </w:rPr>
+    </w:lvl>
+    <w:lvl w:ilvl="6" w:tentative="1">
+      <w:start w:val="1"/>
+      <w:numFmt w:val="bullet"/>
+      <w:lvlText w:val=""/>
+      <w:lvlJc w:val="left"/>
+      <w:pPr>
+        <w:tabs>
+          <w:tab w:val="num" w:pos="5040"/>
+        </w:tabs>
+        <w:ind w:left="5040" w:hanging="360"/>
+      </w:pPr>
+      <w:rPr>
+        <w:rFonts w:ascii="Wingdings" w:hAnsi="Wingdings" w:hint="default"/>
+        <w:sz w:val="20"/>
+      </w:rPr>
+    </w:lvl>
+    <w:lvl w:ilvl="7" w:tentative="1">
+      <w:start w:val="1"/>
+      <w:numFmt w:val="bullet"/>
+      <w:lvlText w:val=""/>
+      <w:lvlJc w:val="left"/>
+      <w:pPr>
+        <w:tabs>
+          <w:tab w:val="num" w:pos="5760"/>
+        </w:tabs>
+        <w:ind w:left="5760" w:hanging="360"/>
+      </w:pPr>
+      <w:rPr>
+        <w:rFonts w:ascii="Wingdings" w:hAnsi="Wingdings" w:hint="default"/>
+        <w:sz w:val="20"/>
+      </w:rPr>
+    </w:lvl>
+    <w:lvl w:ilvl="8" w:tentative="1">
+      <w:start w:val="1"/>
+      <w:numFmt w:val="bullet"/>
+      <w:lvlText w:val=""/>
+      <w:lvlJc w:val="left"/>
+      <w:pPr>
+        <w:tabs>
+          <w:tab w:val="num" w:pos="6480"/>
+        </w:tabs>
+        <w:ind w:left="6480" w:hanging="360"/>
+      </w:pPr>
+      <w:rPr>
+        <w:rFonts w:ascii="Wingdings" w:hAnsi="Wingdings" w:hint="default"/>
+        <w:sz w:val="20"/>
+      </w:rPr>
+    </w:lvl>
+  </w:abstractNum>
+  <w:abstractNum w:abstractNumId="10" w15:restartNumberingAfterBreak="0">
     <w:nsid w:val="354D1BEA"/>
     <w:multiLevelType w:val="hybridMultilevel"/>
     <w:tmpl w:val="2FF89804"/>
@@ -1022,7 +4755,7 @@
       </w:pPr>
     </w:lvl>
   </w:abstractNum>
-  <w:abstractNum w:abstractNumId="3" w15:restartNumberingAfterBreak="0">
+  <w:abstractNum w:abstractNumId="11" w15:restartNumberingAfterBreak="0">
     <w:nsid w:val="47777266"/>
     <w:multiLevelType w:val="hybridMultilevel"/>
     <w:tmpl w:val="1DA49848"/>
@@ -1135,7 +4868,305 @@
       </w:rPr>
     </w:lvl>
   </w:abstractNum>
-  <w:abstractNum w:abstractNumId="4" w15:restartNumberingAfterBreak="0">
+  <w:abstractNum w:abstractNumId="12" w15:restartNumberingAfterBreak="0">
+    <w:nsid w:val="492F56B6"/>
+    <w:multiLevelType w:val="multilevel"/>
+    <w:tmpl w:val="BD7A8EC0"/>
+    <w:lvl w:ilvl="0">
+      <w:start w:val="1"/>
+      <w:numFmt w:val="bullet"/>
+      <w:lvlText w:val=""/>
+      <w:lvlJc w:val="left"/>
+      <w:pPr>
+        <w:tabs>
+          <w:tab w:val="num" w:pos="720"/>
+        </w:tabs>
+        <w:ind w:left="720" w:hanging="360"/>
+      </w:pPr>
+      <w:rPr>
+        <w:rFonts w:ascii="Symbol" w:hAnsi="Symbol" w:hint="default"/>
+        <w:sz w:val="20"/>
+      </w:rPr>
+    </w:lvl>
+    <w:lvl w:ilvl="1" w:tentative="1">
+      <w:start w:val="1"/>
+      <w:numFmt w:val="bullet"/>
+      <w:lvlText w:val="o"/>
+      <w:lvlJc w:val="left"/>
+      <w:pPr>
+        <w:tabs>
+          <w:tab w:val="num" w:pos="1440"/>
+        </w:tabs>
+        <w:ind w:left="1440" w:hanging="360"/>
+      </w:pPr>
+      <w:rPr>
+        <w:rFonts w:ascii="Courier New" w:hAnsi="Courier New" w:hint="default"/>
+        <w:sz w:val="20"/>
+      </w:rPr>
+    </w:lvl>
+    <w:lvl w:ilvl="2" w:tentative="1">
+      <w:start w:val="1"/>
+      <w:numFmt w:val="bullet"/>
+      <w:lvlText w:val=""/>
+      <w:lvlJc w:val="left"/>
+      <w:pPr>
+        <w:tabs>
+          <w:tab w:val="num" w:pos="2160"/>
+        </w:tabs>
+        <w:ind w:left="2160" w:hanging="360"/>
+      </w:pPr>
+      <w:rPr>
+        <w:rFonts w:ascii="Wingdings" w:hAnsi="Wingdings" w:hint="default"/>
+        <w:sz w:val="20"/>
+      </w:rPr>
+    </w:lvl>
+    <w:lvl w:ilvl="3" w:tentative="1">
+      <w:start w:val="1"/>
+      <w:numFmt w:val="bullet"/>
+      <w:lvlText w:val=""/>
+      <w:lvlJc w:val="left"/>
+      <w:pPr>
+        <w:tabs>
+          <w:tab w:val="num" w:pos="2880"/>
+        </w:tabs>
+        <w:ind w:left="2880" w:hanging="360"/>
+      </w:pPr>
+      <w:rPr>
+        <w:rFonts w:ascii="Wingdings" w:hAnsi="Wingdings" w:hint="default"/>
+        <w:sz w:val="20"/>
+      </w:rPr>
+    </w:lvl>
+    <w:lvl w:ilvl="4" w:tentative="1">
+      <w:start w:val="1"/>
+      <w:numFmt w:val="bullet"/>
+      <w:lvlText w:val=""/>
+      <w:lvlJc w:val="left"/>
+      <w:pPr>
+        <w:tabs>
+          <w:tab w:val="num" w:pos="3600"/>
+        </w:tabs>
+        <w:ind w:left="3600" w:hanging="360"/>
+      </w:pPr>
+      <w:rPr>
+        <w:rFonts w:ascii="Wingdings" w:hAnsi="Wingdings" w:hint="default"/>
+        <w:sz w:val="20"/>
+      </w:rPr>
+    </w:lvl>
+    <w:lvl w:ilvl="5" w:tentative="1">
+      <w:start w:val="1"/>
+      <w:numFmt w:val="bullet"/>
+      <w:lvlText w:val=""/>
+      <w:lvlJc w:val="left"/>
+      <w:pPr>
+        <w:tabs>
+          <w:tab w:val="num" w:pos="4320"/>
+        </w:tabs>
+        <w:ind w:left="4320" w:hanging="360"/>
+      </w:pPr>
+      <w:rPr>
+        <w:rFonts w:ascii="Wingdings" w:hAnsi="Wingdings" w:hint="default"/>
+        <w:sz w:val="20"/>
+      </w:rPr>
+    </w:lvl>
+    <w:lvl w:ilvl="6" w:tentative="1">
+      <w:start w:val="1"/>
+      <w:numFmt w:val="bullet"/>
+      <w:lvlText w:val=""/>
+      <w:lvlJc w:val="left"/>
+      <w:pPr>
+        <w:tabs>
+          <w:tab w:val="num" w:pos="5040"/>
+        </w:tabs>
+        <w:ind w:left="5040" w:hanging="360"/>
+      </w:pPr>
+      <w:rPr>
+        <w:rFonts w:ascii="Wingdings" w:hAnsi="Wingdings" w:hint="default"/>
+        <w:sz w:val="20"/>
+      </w:rPr>
+    </w:lvl>
+    <w:lvl w:ilvl="7" w:tentative="1">
+      <w:start w:val="1"/>
+      <w:numFmt w:val="bullet"/>
+      <w:lvlText w:val=""/>
+      <w:lvlJc w:val="left"/>
+      <w:pPr>
+        <w:tabs>
+          <w:tab w:val="num" w:pos="5760"/>
+        </w:tabs>
+        <w:ind w:left="5760" w:hanging="360"/>
+      </w:pPr>
+      <w:rPr>
+        <w:rFonts w:ascii="Wingdings" w:hAnsi="Wingdings" w:hint="default"/>
+        <w:sz w:val="20"/>
+      </w:rPr>
+    </w:lvl>
+    <w:lvl w:ilvl="8" w:tentative="1">
+      <w:start w:val="1"/>
+      <w:numFmt w:val="bullet"/>
+      <w:lvlText w:val=""/>
+      <w:lvlJc w:val="left"/>
+      <w:pPr>
+        <w:tabs>
+          <w:tab w:val="num" w:pos="6480"/>
+        </w:tabs>
+        <w:ind w:left="6480" w:hanging="360"/>
+      </w:pPr>
+      <w:rPr>
+        <w:rFonts w:ascii="Wingdings" w:hAnsi="Wingdings" w:hint="default"/>
+        <w:sz w:val="20"/>
+      </w:rPr>
+    </w:lvl>
+  </w:abstractNum>
+  <w:abstractNum w:abstractNumId="13" w15:restartNumberingAfterBreak="0">
+    <w:nsid w:val="49B15C28"/>
+    <w:multiLevelType w:val="multilevel"/>
+    <w:tmpl w:val="75469D58"/>
+    <w:lvl w:ilvl="0">
+      <w:start w:val="1"/>
+      <w:numFmt w:val="bullet"/>
+      <w:lvlText w:val=""/>
+      <w:lvlJc w:val="left"/>
+      <w:pPr>
+        <w:tabs>
+          <w:tab w:val="num" w:pos="720"/>
+        </w:tabs>
+        <w:ind w:left="720" w:hanging="360"/>
+      </w:pPr>
+      <w:rPr>
+        <w:rFonts w:ascii="Symbol" w:hAnsi="Symbol" w:hint="default"/>
+        <w:sz w:val="20"/>
+      </w:rPr>
+    </w:lvl>
+    <w:lvl w:ilvl="1" w:tentative="1">
+      <w:start w:val="1"/>
+      <w:numFmt w:val="bullet"/>
+      <w:lvlText w:val="o"/>
+      <w:lvlJc w:val="left"/>
+      <w:pPr>
+        <w:tabs>
+          <w:tab w:val="num" w:pos="1440"/>
+        </w:tabs>
+        <w:ind w:left="1440" w:hanging="360"/>
+      </w:pPr>
+      <w:rPr>
+        <w:rFonts w:ascii="Courier New" w:hAnsi="Courier New" w:hint="default"/>
+        <w:sz w:val="20"/>
+      </w:rPr>
+    </w:lvl>
+    <w:lvl w:ilvl="2" w:tentative="1">
+      <w:start w:val="1"/>
+      <w:numFmt w:val="bullet"/>
+      <w:lvlText w:val=""/>
+      <w:lvlJc w:val="left"/>
+      <w:pPr>
+        <w:tabs>
+          <w:tab w:val="num" w:pos="2160"/>
+        </w:tabs>
+        <w:ind w:left="2160" w:hanging="360"/>
+      </w:pPr>
+      <w:rPr>
+        <w:rFonts w:ascii="Wingdings" w:hAnsi="Wingdings" w:hint="default"/>
+        <w:sz w:val="20"/>
+      </w:rPr>
+    </w:lvl>
+    <w:lvl w:ilvl="3" w:tentative="1">
+      <w:start w:val="1"/>
+      <w:numFmt w:val="bullet"/>
+      <w:lvlText w:val=""/>
+      <w:lvlJc w:val="left"/>
+      <w:pPr>
+        <w:tabs>
+          <w:tab w:val="num" w:pos="2880"/>
+        </w:tabs>
+        <w:ind w:left="2880" w:hanging="360"/>
+      </w:pPr>
+      <w:rPr>
+        <w:rFonts w:ascii="Wingdings" w:hAnsi="Wingdings" w:hint="default"/>
+        <w:sz w:val="20"/>
+      </w:rPr>
+    </w:lvl>
+    <w:lvl w:ilvl="4" w:tentative="1">
+      <w:start w:val="1"/>
+      <w:numFmt w:val="bullet"/>
+      <w:lvlText w:val=""/>
+      <w:lvlJc w:val="left"/>
+      <w:pPr>
+        <w:tabs>
+          <w:tab w:val="num" w:pos="3600"/>
+        </w:tabs>
+        <w:ind w:left="3600" w:hanging="360"/>
+      </w:pPr>
+      <w:rPr>
+        <w:rFonts w:ascii="Wingdings" w:hAnsi="Wingdings" w:hint="default"/>
+        <w:sz w:val="20"/>
+      </w:rPr>
+    </w:lvl>
+    <w:lvl w:ilvl="5" w:tentative="1">
+      <w:start w:val="1"/>
+      <w:numFmt w:val="bullet"/>
+      <w:lvlText w:val=""/>
+      <w:lvlJc w:val="left"/>
+      <w:pPr>
+        <w:tabs>
+          <w:tab w:val="num" w:pos="4320"/>
+        </w:tabs>
+        <w:ind w:left="4320" w:hanging="360"/>
+      </w:pPr>
+      <w:rPr>
+        <w:rFonts w:ascii="Wingdings" w:hAnsi="Wingdings" w:hint="default"/>
+        <w:sz w:val="20"/>
+      </w:rPr>
+    </w:lvl>
+    <w:lvl w:ilvl="6" w:tentative="1">
+      <w:start w:val="1"/>
+      <w:numFmt w:val="bullet"/>
+      <w:lvlText w:val=""/>
+      <w:lvlJc w:val="left"/>
+      <w:pPr>
+        <w:tabs>
+          <w:tab w:val="num" w:pos="5040"/>
+        </w:tabs>
+        <w:ind w:left="5040" w:hanging="360"/>
+      </w:pPr>
+      <w:rPr>
+        <w:rFonts w:ascii="Wingdings" w:hAnsi="Wingdings" w:hint="default"/>
+        <w:sz w:val="20"/>
+      </w:rPr>
+    </w:lvl>
+    <w:lvl w:ilvl="7" w:tentative="1">
+      <w:start w:val="1"/>
+      <w:numFmt w:val="bullet"/>
+      <w:lvlText w:val=""/>
+      <w:lvlJc w:val="left"/>
+      <w:pPr>
+        <w:tabs>
+          <w:tab w:val="num" w:pos="5760"/>
+        </w:tabs>
+        <w:ind w:left="5760" w:hanging="360"/>
+      </w:pPr>
+      <w:rPr>
+        <w:rFonts w:ascii="Wingdings" w:hAnsi="Wingdings" w:hint="default"/>
+        <w:sz w:val="20"/>
+      </w:rPr>
+    </w:lvl>
+    <w:lvl w:ilvl="8" w:tentative="1">
+      <w:start w:val="1"/>
+      <w:numFmt w:val="bullet"/>
+      <w:lvlText w:val=""/>
+      <w:lvlJc w:val="left"/>
+      <w:pPr>
+        <w:tabs>
+          <w:tab w:val="num" w:pos="6480"/>
+        </w:tabs>
+        <w:ind w:left="6480" w:hanging="360"/>
+      </w:pPr>
+      <w:rPr>
+        <w:rFonts w:ascii="Wingdings" w:hAnsi="Wingdings" w:hint="default"/>
+        <w:sz w:val="20"/>
+      </w:rPr>
+    </w:lvl>
+  </w:abstractNum>
+  <w:abstractNum w:abstractNumId="14" w15:restartNumberingAfterBreak="0">
     <w:nsid w:val="4A7A76FC"/>
     <w:multiLevelType w:val="hybridMultilevel"/>
     <w:tmpl w:val="F6385344"/>
@@ -1225,7 +5256,7 @@
       </w:pPr>
     </w:lvl>
   </w:abstractNum>
-  <w:abstractNum w:abstractNumId="5" w15:restartNumberingAfterBreak="0">
+  <w:abstractNum w:abstractNumId="15" w15:restartNumberingAfterBreak="0">
     <w:nsid w:val="4D7E3260"/>
     <w:multiLevelType w:val="hybridMultilevel"/>
     <w:tmpl w:val="B0DA1686"/>
@@ -1336,7 +5367,7 @@
       </w:rPr>
     </w:lvl>
   </w:abstractNum>
-  <w:abstractNum w:abstractNumId="6" w15:restartNumberingAfterBreak="0">
+  <w:abstractNum w:abstractNumId="16" w15:restartNumberingAfterBreak="0">
     <w:nsid w:val="4FC20DAF"/>
     <w:multiLevelType w:val="multilevel"/>
     <w:tmpl w:val="249A8FA6"/>
@@ -1449,7 +5480,7 @@
       </w:pPr>
     </w:lvl>
   </w:abstractNum>
-  <w:abstractNum w:abstractNumId="7" w15:restartNumberingAfterBreak="0">
+  <w:abstractNum w:abstractNumId="17" w15:restartNumberingAfterBreak="0">
     <w:nsid w:val="58BD0ED1"/>
     <w:multiLevelType w:val="hybridMultilevel"/>
     <w:tmpl w:val="0C7C6512"/>
@@ -1564,7 +5595,7 @@
       </w:rPr>
     </w:lvl>
   </w:abstractNum>
-  <w:abstractNum w:abstractNumId="8" w15:restartNumberingAfterBreak="0">
+  <w:abstractNum w:abstractNumId="18" w15:restartNumberingAfterBreak="0">
     <w:nsid w:val="65EE2548"/>
     <w:multiLevelType w:val="multilevel"/>
     <w:tmpl w:val="33DA860E"/>
@@ -1699,83 +5730,265 @@
       </w:rPr>
     </w:lvl>
   </w:abstractNum>
+  <w:abstractNum w:abstractNumId="19" w15:restartNumberingAfterBreak="0">
+    <w:nsid w:val="727072F8"/>
+    <w:multiLevelType w:val="multilevel"/>
+    <w:tmpl w:val="C434B06E"/>
+    <w:lvl w:ilvl="0">
+      <w:start w:val="1"/>
+      <w:numFmt w:val="bullet"/>
+      <w:lvlText w:val=""/>
+      <w:lvlJc w:val="left"/>
+      <w:pPr>
+        <w:tabs>
+          <w:tab w:val="num" w:pos="720"/>
+        </w:tabs>
+        <w:ind w:left="720" w:hanging="360"/>
+      </w:pPr>
+      <w:rPr>
+        <w:rFonts w:ascii="Symbol" w:hAnsi="Symbol" w:hint="default"/>
+        <w:sz w:val="20"/>
+      </w:rPr>
+    </w:lvl>
+    <w:lvl w:ilvl="1" w:tentative="1">
+      <w:start w:val="1"/>
+      <w:numFmt w:val="bullet"/>
+      <w:lvlText w:val="o"/>
+      <w:lvlJc w:val="left"/>
+      <w:pPr>
+        <w:tabs>
+          <w:tab w:val="num" w:pos="1440"/>
+        </w:tabs>
+        <w:ind w:left="1440" w:hanging="360"/>
+      </w:pPr>
+      <w:rPr>
+        <w:rFonts w:ascii="Courier New" w:hAnsi="Courier New" w:hint="default"/>
+        <w:sz w:val="20"/>
+      </w:rPr>
+    </w:lvl>
+    <w:lvl w:ilvl="2" w:tentative="1">
+      <w:start w:val="1"/>
+      <w:numFmt w:val="bullet"/>
+      <w:lvlText w:val=""/>
+      <w:lvlJc w:val="left"/>
+      <w:pPr>
+        <w:tabs>
+          <w:tab w:val="num" w:pos="2160"/>
+        </w:tabs>
+        <w:ind w:left="2160" w:hanging="360"/>
+      </w:pPr>
+      <w:rPr>
+        <w:rFonts w:ascii="Wingdings" w:hAnsi="Wingdings" w:hint="default"/>
+        <w:sz w:val="20"/>
+      </w:rPr>
+    </w:lvl>
+    <w:lvl w:ilvl="3" w:tentative="1">
+      <w:start w:val="1"/>
+      <w:numFmt w:val="bullet"/>
+      <w:lvlText w:val=""/>
+      <w:lvlJc w:val="left"/>
+      <w:pPr>
+        <w:tabs>
+          <w:tab w:val="num" w:pos="2880"/>
+        </w:tabs>
+        <w:ind w:left="2880" w:hanging="360"/>
+      </w:pPr>
+      <w:rPr>
+        <w:rFonts w:ascii="Wingdings" w:hAnsi="Wingdings" w:hint="default"/>
+        <w:sz w:val="20"/>
+      </w:rPr>
+    </w:lvl>
+    <w:lvl w:ilvl="4" w:tentative="1">
+      <w:start w:val="1"/>
+      <w:numFmt w:val="bullet"/>
+      <w:lvlText w:val=""/>
+      <w:lvlJc w:val="left"/>
+      <w:pPr>
+        <w:tabs>
+          <w:tab w:val="num" w:pos="3600"/>
+        </w:tabs>
+        <w:ind w:left="3600" w:hanging="360"/>
+      </w:pPr>
+      <w:rPr>
+        <w:rFonts w:ascii="Wingdings" w:hAnsi="Wingdings" w:hint="default"/>
+        <w:sz w:val="20"/>
+      </w:rPr>
+    </w:lvl>
+    <w:lvl w:ilvl="5" w:tentative="1">
+      <w:start w:val="1"/>
+      <w:numFmt w:val="bullet"/>
+      <w:lvlText w:val=""/>
+      <w:lvlJc w:val="left"/>
+      <w:pPr>
+        <w:tabs>
+          <w:tab w:val="num" w:pos="4320"/>
+        </w:tabs>
+        <w:ind w:left="4320" w:hanging="360"/>
+      </w:pPr>
+      <w:rPr>
+        <w:rFonts w:ascii="Wingdings" w:hAnsi="Wingdings" w:hint="default"/>
+        <w:sz w:val="20"/>
+      </w:rPr>
+    </w:lvl>
+    <w:lvl w:ilvl="6" w:tentative="1">
+      <w:start w:val="1"/>
+      <w:numFmt w:val="bullet"/>
+      <w:lvlText w:val=""/>
+      <w:lvlJc w:val="left"/>
+      <w:pPr>
+        <w:tabs>
+          <w:tab w:val="num" w:pos="5040"/>
+        </w:tabs>
+        <w:ind w:left="5040" w:hanging="360"/>
+      </w:pPr>
+      <w:rPr>
+        <w:rFonts w:ascii="Wingdings" w:hAnsi="Wingdings" w:hint="default"/>
+        <w:sz w:val="20"/>
+      </w:rPr>
+    </w:lvl>
+    <w:lvl w:ilvl="7" w:tentative="1">
+      <w:start w:val="1"/>
+      <w:numFmt w:val="bullet"/>
+      <w:lvlText w:val=""/>
+      <w:lvlJc w:val="left"/>
+      <w:pPr>
+        <w:tabs>
+          <w:tab w:val="num" w:pos="5760"/>
+        </w:tabs>
+        <w:ind w:left="5760" w:hanging="360"/>
+      </w:pPr>
+      <w:rPr>
+        <w:rFonts w:ascii="Wingdings" w:hAnsi="Wingdings" w:hint="default"/>
+        <w:sz w:val="20"/>
+      </w:rPr>
+    </w:lvl>
+    <w:lvl w:ilvl="8" w:tentative="1">
+      <w:start w:val="1"/>
+      <w:numFmt w:val="bullet"/>
+      <w:lvlText w:val=""/>
+      <w:lvlJc w:val="left"/>
+      <w:pPr>
+        <w:tabs>
+          <w:tab w:val="num" w:pos="6480"/>
+        </w:tabs>
+        <w:ind w:left="6480" w:hanging="360"/>
+      </w:pPr>
+      <w:rPr>
+        <w:rFonts w:ascii="Wingdings" w:hAnsi="Wingdings" w:hint="default"/>
+        <w:sz w:val="20"/>
+      </w:rPr>
+    </w:lvl>
+  </w:abstractNum>
   <w:num w:numId="1" w16cid:durableId="1872837085">
+    <w:abstractNumId w:val="18"/>
+  </w:num>
+  <w:num w:numId="2" w16cid:durableId="629484526">
+    <w:abstractNumId w:val="16"/>
+  </w:num>
+  <w:num w:numId="3" w16cid:durableId="1547058558">
+    <w:abstractNumId w:val="2"/>
+  </w:num>
+  <w:num w:numId="4" w16cid:durableId="1364750250">
+    <w:abstractNumId w:val="2"/>
+  </w:num>
+  <w:num w:numId="5" w16cid:durableId="588732480">
+    <w:abstractNumId w:val="2"/>
+  </w:num>
+  <w:num w:numId="6" w16cid:durableId="1684891842">
+    <w:abstractNumId w:val="2"/>
+  </w:num>
+  <w:num w:numId="7" w16cid:durableId="984509543">
+    <w:abstractNumId w:val="2"/>
+  </w:num>
+  <w:num w:numId="8" w16cid:durableId="1724325988">
+    <w:abstractNumId w:val="11"/>
+  </w:num>
+  <w:num w:numId="9" w16cid:durableId="1660696523">
+    <w:abstractNumId w:val="11"/>
+  </w:num>
+  <w:num w:numId="10" w16cid:durableId="1436712288">
+    <w:abstractNumId w:val="10"/>
+  </w:num>
+  <w:num w:numId="11" w16cid:durableId="88281623">
+    <w:abstractNumId w:val="15"/>
+  </w:num>
+  <w:num w:numId="12" w16cid:durableId="632179923">
+    <w:abstractNumId w:val="4"/>
+  </w:num>
+  <w:num w:numId="13" w16cid:durableId="1856770126">
+    <w:abstractNumId w:val="17"/>
+  </w:num>
+  <w:num w:numId="14" w16cid:durableId="587158355">
+    <w:abstractNumId w:val="14"/>
+  </w:num>
+  <w:num w:numId="15" w16cid:durableId="1815945535">
+    <w:abstractNumId w:val="15"/>
+  </w:num>
+  <w:num w:numId="16" w16cid:durableId="659311231">
+    <w:abstractNumId w:val="4"/>
+  </w:num>
+  <w:num w:numId="17" w16cid:durableId="859201056">
+    <w:abstractNumId w:val="17"/>
+  </w:num>
+  <w:num w:numId="18" w16cid:durableId="1186868295">
+    <w:abstractNumId w:val="15"/>
+  </w:num>
+  <w:num w:numId="19" w16cid:durableId="1653019529">
+    <w:abstractNumId w:val="4"/>
+  </w:num>
+  <w:num w:numId="20" w16cid:durableId="812714548">
+    <w:abstractNumId w:val="17"/>
+  </w:num>
+  <w:num w:numId="21" w16cid:durableId="1726831591">
+    <w:abstractNumId w:val="15"/>
+  </w:num>
+  <w:num w:numId="22" w16cid:durableId="2108963853">
+    <w:abstractNumId w:val="4"/>
+  </w:num>
+  <w:num w:numId="23" w16cid:durableId="5058225">
+    <w:abstractNumId w:val="17"/>
+  </w:num>
+  <w:num w:numId="24" w16cid:durableId="2089501658">
+    <w:abstractNumId w:val="15"/>
+  </w:num>
+  <w:num w:numId="25" w16cid:durableId="1442534208">
+    <w:abstractNumId w:val="4"/>
+  </w:num>
+  <w:num w:numId="26" w16cid:durableId="88696620">
+    <w:abstractNumId w:val="17"/>
+  </w:num>
+  <w:num w:numId="27" w16cid:durableId="1809742177">
+    <w:abstractNumId w:val="7"/>
+  </w:num>
+  <w:num w:numId="28" w16cid:durableId="1249272794">
+    <w:abstractNumId w:val="1"/>
+  </w:num>
+  <w:num w:numId="29" w16cid:durableId="1840147611">
+    <w:abstractNumId w:val="13"/>
+  </w:num>
+  <w:num w:numId="30" w16cid:durableId="1029262172">
+    <w:abstractNumId w:val="6"/>
+  </w:num>
+  <w:num w:numId="31" w16cid:durableId="162815176">
+    <w:abstractNumId w:val="19"/>
+  </w:num>
+  <w:num w:numId="32" w16cid:durableId="2070106872">
+    <w:abstractNumId w:val="12"/>
+  </w:num>
+  <w:num w:numId="33" w16cid:durableId="1973049121">
+    <w:abstractNumId w:val="3"/>
+  </w:num>
+  <w:num w:numId="34" w16cid:durableId="1792822070">
     <w:abstractNumId w:val="8"/>
   </w:num>
-  <w:num w:numId="2" w16cid:durableId="629484526">
-    <w:abstractNumId w:val="6"/>
+  <w:num w:numId="35" w16cid:durableId="564070984">
+    <w:abstractNumId w:val="5"/>
   </w:num>
-  <w:num w:numId="3" w16cid:durableId="1547058558">
+  <w:num w:numId="36" w16cid:durableId="877862124">
     <w:abstractNumId w:val="0"/>
   </w:num>
-  <w:num w:numId="4" w16cid:durableId="1364750250">
-    <w:abstractNumId w:val="0"/>
-  </w:num>
-  <w:num w:numId="5" w16cid:durableId="588732480">
-    <w:abstractNumId w:val="0"/>
-  </w:num>
-  <w:num w:numId="6" w16cid:durableId="1684891842">
-    <w:abstractNumId w:val="0"/>
-  </w:num>
-  <w:num w:numId="7" w16cid:durableId="984509543">
-    <w:abstractNumId w:val="0"/>
-  </w:num>
-  <w:num w:numId="8" w16cid:durableId="1724325988">
-    <w:abstractNumId w:val="3"/>
-  </w:num>
-  <w:num w:numId="9" w16cid:durableId="1660696523">
-    <w:abstractNumId w:val="3"/>
-  </w:num>
-  <w:num w:numId="10" w16cid:durableId="1436712288">
-    <w:abstractNumId w:val="2"/>
-  </w:num>
-  <w:num w:numId="11" w16cid:durableId="88281623">
-    <w:abstractNumId w:val="5"/>
-  </w:num>
-  <w:num w:numId="12" w16cid:durableId="632179923">
-    <w:abstractNumId w:val="1"/>
-  </w:num>
-  <w:num w:numId="13" w16cid:durableId="1856770126">
-    <w:abstractNumId w:val="7"/>
-  </w:num>
-  <w:num w:numId="14" w16cid:durableId="587158355">
-    <w:abstractNumId w:val="4"/>
-  </w:num>
-  <w:num w:numId="15" w16cid:durableId="1815945535">
-    <w:abstractNumId w:val="5"/>
-  </w:num>
-  <w:num w:numId="16" w16cid:durableId="659311231">
-    <w:abstractNumId w:val="1"/>
-  </w:num>
-  <w:num w:numId="17" w16cid:durableId="859201056">
-    <w:abstractNumId w:val="7"/>
-  </w:num>
-  <w:num w:numId="18" w16cid:durableId="1186868295">
-    <w:abstractNumId w:val="5"/>
-  </w:num>
-  <w:num w:numId="19" w16cid:durableId="1653019529">
-    <w:abstractNumId w:val="1"/>
-  </w:num>
-  <w:num w:numId="20" w16cid:durableId="812714548">
-    <w:abstractNumId w:val="7"/>
-  </w:num>
-  <w:num w:numId="21" w16cid:durableId="1726831591">
-    <w:abstractNumId w:val="5"/>
-  </w:num>
-  <w:num w:numId="22" w16cid:durableId="2108963853">
-    <w:abstractNumId w:val="1"/>
-  </w:num>
-  <w:num w:numId="23" w16cid:durableId="5058225">
-    <w:abstractNumId w:val="7"/>
-  </w:num>
-  <w:num w:numId="24" w16cid:durableId="2089501658">
-    <w:abstractNumId w:val="5"/>
-  </w:num>
-  <w:num w:numId="25" w16cid:durableId="1442534208">
-    <w:abstractNumId w:val="1"/>
-  </w:num>
-  <w:num w:numId="26" w16cid:durableId="88696620">
-    <w:abstractNumId w:val="7"/>
+  <w:num w:numId="37" w16cid:durableId="183590621">
+    <w:abstractNumId w:val="9"/>
   </w:num>
 </w:numbering>
 </file>
@@ -2410,7 +6623,6 @@
   <w:style w:type="character" w:default="1" w:styleId="DefaultParagraphFont">
     <w:name w:val="Default Paragraph Font"/>
     <w:uiPriority w:val="1"/>
-    <w:semiHidden/>
     <w:unhideWhenUsed/>
   </w:style>
   <w:style w:type="table" w:default="1" w:styleId="TableNormal">
